--- a/output/chem-u02/SHULL_CHEM_Practice_Set_U02_S02.3_Longhand.docx
+++ b/output/chem-u02/SHULL_CHEM_Practice_Set_U02_S02.3_Longhand.docx
@@ -30,7 +30,7 @@
                 <w:rFonts w:ascii="Trade Gothic Next" w:hAnsi="Trade Gothic Next"/>
                 <w:b/>
                 <w:color w:val="4D730E"/>
-                <w:sz w:val="15"/>
+                <w:sz w:val="14"/>
                 <w:spacing w:val="26"/>
               </w:rPr>
               <w:t>SHULL SCIENCE  ·  JAMES A. GARFIELD LOCAL SCHOOLS</w:t>
@@ -45,7 +45,7 @@
                 <w:rFonts w:ascii="Trade Gothic Next" w:hAnsi="Trade Gothic Next"/>
                 <w:b/>
                 <w:color w:val="14161B"/>
-                <w:sz w:val="36"/>
+                <w:sz w:val="26"/>
               </w:rPr>
               <w:t>LONGHAND ELECTRON CONFIGURATIONS</w:t>
             </w:r>
@@ -59,7 +59,7 @@
                 <w:rFonts w:ascii="Trade Gothic Next" w:hAnsi="Trade Gothic Next"/>
                 <w:b w:val="0"/>
                 <w:color w:val="55604F"/>
-                <w:sz w:val="15"/>
+                <w:sz w:val="14"/>
                 <w:spacing w:val="26"/>
               </w:rPr>
               <w:t>PRACTICE SET  ·  ELECTRON CONFIGURATIONS  ·  LONGHAND</w:t>
@@ -71,37 +71,138 @@
     <w:tbl>
       <w:tblPr>
         <w:tblW w:type="auto" w:w="0"/>
-        <w:jc w:val="left"/>
         <w:tblLayout w:type="fixed"/>
         <w:tblLook w:firstColumn="1" w:firstRow="1" w:lastColumn="0" w:lastRow="0" w:noHBand="0" w:noVBand="1" w:val="04A0"/>
         <w:tblLayout w:type="fixed"/>
       </w:tblPr>
       <w:tblGrid>
-        <w:gridCol w:w="10800"/>
+        <w:gridCol w:w="4752"/>
+        <w:gridCol w:w="2160"/>
+        <w:gridCol w:w="1728"/>
+        <w:gridCol w:w="2160"/>
       </w:tblGrid>
       <w:tr>
+        <w:trPr>
+          <w:cantSplit/>
+          <w:trHeight w:val="662" w:hRule="atLeast"/>
+        </w:trPr>
         <w:tc>
           <w:tcPr>
-            <w:tcW w:type="dxa" w:w="10800"/>
+            <w:tcW w:type="dxa" w:w="4752"/>
+            <w:vAlign w:val="top"/>
+            <w:tcMar>
+              <w:top w:w="20" w:type="dxa"/>
+              <w:left w:w="0" w:type="dxa"/>
+              <w:bottom w:w="0" w:type="dxa"/>
+              <w:right w:w="120" w:type="dxa"/>
+            </w:tcMar>
             <w:tcBorders>
-              <w:top w:val="single" w:sz="6" w:color="C8CDC2"/>
-              <w:left w:val="single" w:sz="6" w:color="C8CDC2"/>
-              <w:bottom w:val="single" w:sz="6" w:color="C8CDC2"/>
-              <w:right w:val="single" w:sz="6" w:color="C8CDC2"/>
+              <w:bottom w:val="single" w:sz="8" w:color="C8CDC2"/>
             </w:tcBorders>
           </w:tcPr>
           <w:p>
             <w:pPr>
-              <w:spacing w:after="40" w:before="0"/>
+              <w:spacing w:after="0"/>
             </w:pPr>
             <w:r>
               <w:rPr>
                 <w:rFonts w:ascii="Trade Gothic Next" w:hAnsi="Trade Gothic Next"/>
-                <w:b w:val="0"/>
+                <w:b/>
                 <w:color w:val="55604F"/>
-                <w:sz w:val="18"/>
+                <w:sz w:val="15"/>
+                <w:u w:val="none"/>
               </w:rPr>
-              <w:t>NAME  ______________________________________   DATE  ______________   PERIOD  _______   SCORE  _____ / 5</w:t>
+              <w:t>NAME</w:t>
+            </w:r>
+          </w:p>
+        </w:tc>
+        <w:tc>
+          <w:tcPr>
+            <w:tcW w:type="dxa" w:w="2160"/>
+            <w:vAlign w:val="top"/>
+            <w:tcMar>
+              <w:top w:w="20" w:type="dxa"/>
+              <w:left w:w="0" w:type="dxa"/>
+              <w:bottom w:w="0" w:type="dxa"/>
+              <w:right w:w="120" w:type="dxa"/>
+            </w:tcMar>
+            <w:tcBorders>
+              <w:bottom w:val="single" w:sz="8" w:color="C8CDC2"/>
+            </w:tcBorders>
+          </w:tcPr>
+          <w:p>
+            <w:pPr>
+              <w:spacing w:after="0"/>
+            </w:pPr>
+            <w:r>
+              <w:rPr>
+                <w:rFonts w:ascii="Trade Gothic Next" w:hAnsi="Trade Gothic Next"/>
+                <w:b/>
+                <w:color w:val="55604F"/>
+                <w:sz w:val="15"/>
+                <w:u w:val="none"/>
+              </w:rPr>
+              <w:t>DATE</w:t>
+            </w:r>
+          </w:p>
+        </w:tc>
+        <w:tc>
+          <w:tcPr>
+            <w:tcW w:type="dxa" w:w="1728"/>
+            <w:vAlign w:val="top"/>
+            <w:tcMar>
+              <w:top w:w="20" w:type="dxa"/>
+              <w:left w:w="0" w:type="dxa"/>
+              <w:bottom w:w="0" w:type="dxa"/>
+              <w:right w:w="120" w:type="dxa"/>
+            </w:tcMar>
+            <w:tcBorders>
+              <w:bottom w:val="single" w:sz="8" w:color="C8CDC2"/>
+            </w:tcBorders>
+          </w:tcPr>
+          <w:p>
+            <w:pPr>
+              <w:spacing w:after="0"/>
+            </w:pPr>
+            <w:r>
+              <w:rPr>
+                <w:rFonts w:ascii="Trade Gothic Next" w:hAnsi="Trade Gothic Next"/>
+                <w:b/>
+                <w:color w:val="55604F"/>
+                <w:sz w:val="15"/>
+                <w:u w:val="none"/>
+              </w:rPr>
+              <w:t>PERIOD</w:t>
+            </w:r>
+          </w:p>
+        </w:tc>
+        <w:tc>
+          <w:tcPr>
+            <w:tcW w:type="dxa" w:w="2160"/>
+            <w:vAlign w:val="top"/>
+            <w:tcMar>
+              <w:top w:w="20" w:type="dxa"/>
+              <w:left w:w="0" w:type="dxa"/>
+              <w:bottom w:w="0" w:type="dxa"/>
+              <w:right w:w="120" w:type="dxa"/>
+            </w:tcMar>
+            <w:tcBorders>
+              <w:bottom w:val="single" w:sz="8" w:color="C8CDC2"/>
+            </w:tcBorders>
+          </w:tcPr>
+          <w:p>
+            <w:pPr>
+              <w:spacing w:after="0"/>
+            </w:pPr>
+            <w:r>
+              <w:rPr>
+                <w:rFonts w:ascii="Trade Gothic Next" w:hAnsi="Trade Gothic Next"/>
+                <w:b/>
+                <w:color w:val="55604F"/>
+                <w:sz w:val="15"/>
+                <w:u w:val="none"/>
+              </w:rPr>
+              <w:t>SCORE  / 5</w:t>
             </w:r>
           </w:p>
         </w:tc>
@@ -1080,7 +1181,11 @@
               </w:tc>
             </w:tr>
           </w:tbl>
-          <w:p/>
+          <w:p>
+            <w:pPr>
+              <w:spacing w:before="0" w:after="0" w:line="20" w:lineRule="exact"/>
+            </w:pPr>
+          </w:p>
           <w:p>
             <w:pPr>
               <w:spacing w:before="0" w:after="0" w:line="80" w:lineRule="exact"/>
@@ -1302,7 +1407,11 @@
               </w:tc>
             </w:tr>
           </w:tbl>
-          <w:p/>
+          <w:p>
+            <w:pPr>
+              <w:spacing w:before="0" w:after="0" w:line="20" w:lineRule="exact"/>
+            </w:pPr>
+          </w:p>
           <w:p>
             <w:pPr>
               <w:spacing w:before="0" w:after="0" w:line="40" w:lineRule="exact"/>
@@ -1319,12 +1428,12 @@
     </w:tbl>
     <w:p>
       <w:pPr>
-        <w:spacing w:before="0" w:after="0" w:line="120" w:lineRule="exact"/>
+        <w:spacing w:before="0" w:after="0" w:line="80" w:lineRule="exact"/>
       </w:pPr>
       <w:r>
         <w:rPr>
           <w:rFonts w:ascii="Trade Gothic Next" w:hAnsi="Trade Gothic Next"/>
-          <w:sz w:val="8"/>
+          <w:sz w:val="4"/>
         </w:rPr>
       </w:r>
     </w:p>
@@ -1353,97 +1462,63 @@
               <w:right w:val="single" w:sz="6" w:color="C8CDC2"/>
             </w:tcBorders>
           </w:tcPr>
-          <w:p/>
-          <w:tbl>
-            <w:tblPr>
-              <w:tblW w:type="auto" w:w="0"/>
-              <w:tblLayout w:type="fixed"/>
-              <w:tblLook w:firstColumn="1" w:firstRow="1" w:lastColumn="0" w:lastRow="0" w:noHBand="0" w:noVBand="1" w:val="04A0"/>
-              <w:tblLayout w:type="fixed"/>
-            </w:tblPr>
-            <w:tblGrid>
-              <w:gridCol w:w="6192"/>
-              <w:gridCol w:w="4176"/>
-            </w:tblGrid>
-            <w:tr>
-              <w:trPr>
-                <w:cantSplit/>
-              </w:trPr>
-              <w:tc>
-                <w:tcPr>
-                  <w:tcW w:type="dxa" w:w="6192"/>
-                  <w:tcMar>
-                    <w:top w:w="0" w:type="dxa"/>
-                    <w:left w:w="0" w:type="dxa"/>
-                    <w:bottom w:w="0" w:type="dxa"/>
-                    <w:right w:w="0" w:type="dxa"/>
-                  </w:tcMar>
-                </w:tcPr>
-                <w:p>
-                  <w:pPr>
-                    <w:spacing w:after="40"/>
-                  </w:pPr>
-                  <w:r>
-                    <w:rPr>
-                      <w:rFonts w:ascii="Trade Gothic Next" w:hAnsi="Trade Gothic Next"/>
-                      <w:b/>
-                      <w:color w:val="4D730E"/>
-                      <w:sz w:val="20"/>
-                      <w:u w:val="none"/>
-                    </w:rPr>
-                    <w:t xml:space="preserve">1   </w:t>
-                  </w:r>
-                  <w:r>
-                    <w:rPr>
-                      <w:rFonts w:ascii="Trade Gothic Next" w:hAnsi="Trade Gothic Next"/>
-                      <w:b/>
-                      <w:color w:val="14161B"/>
-                      <w:sz w:val="21"/>
-                      <w:u w:val="none"/>
-                    </w:rPr>
-                    <w:t>Lithium, Li</w:t>
-                  </w:r>
-                </w:p>
-              </w:tc>
-              <w:tc>
-                <w:tcPr>
-                  <w:tcW w:type="dxa" w:w="4176"/>
-                  <w:tcMar>
-                    <w:top w:w="0" w:type="dxa"/>
-                    <w:left w:w="0" w:type="dxa"/>
-                    <w:bottom w:w="0" w:type="dxa"/>
-                    <w:right w:w="0" w:type="dxa"/>
-                  </w:tcMar>
-                </w:tcPr>
-                <w:p>
-                  <w:pPr>
-                    <w:spacing w:after="40"/>
-                  </w:pPr>
-                  <w:r>
-                    <w:rPr>
-                      <w:rFonts w:ascii="Trade Gothic Next" w:hAnsi="Trade Gothic Next"/>
-                      <w:b/>
-                      <w:color w:val="14161B"/>
-                      <w:sz w:val="18"/>
-                      <w:u w:val="none"/>
-                    </w:rPr>
-                    <w:t xml:space="preserve">Electrons  </w:t>
-                  </w:r>
-                  <w:r>
-                    <w:rPr>
-                      <w:rFonts w:ascii="Trade Gothic Next" w:hAnsi="Trade Gothic Next"/>
-                      <w:b w:val="0"/>
-                      <w:color w:val="14161B"/>
-                      <w:sz w:val="20"/>
-                      <w:u w:val="none"/>
-                    </w:rPr>
-                    <w:t>_________</w:t>
-                  </w:r>
-                </w:p>
-              </w:tc>
-            </w:tr>
-          </w:tbl>
-          <w:p/>
+          <w:p>
+            <w:pPr>
+              <w:tabs>
+                <w:tab w:pos="10080" w:val="right"/>
+              </w:tabs>
+              <w:spacing w:after="0"/>
+            </w:pPr>
+            <w:r>
+              <w:rPr>
+                <w:rFonts w:ascii="Trade Gothic Next" w:hAnsi="Trade Gothic Next"/>
+                <w:b/>
+                <w:color w:val="4D730E"/>
+                <w:sz w:val="20"/>
+                <w:u w:val="none"/>
+              </w:rPr>
+              <w:t xml:space="preserve">1   </w:t>
+            </w:r>
+            <w:r>
+              <w:rPr>
+                <w:rFonts w:ascii="Trade Gothic Next" w:hAnsi="Trade Gothic Next"/>
+                <w:b/>
+                <w:color w:val="14161B"/>
+                <w:sz w:val="21"/>
+                <w:u w:val="none"/>
+              </w:rPr>
+              <w:t>Lithium, Li</w:t>
+            </w:r>
+            <w:r>
+              <w:rPr>
+                <w:rFonts w:ascii="Trade Gothic Next" w:hAnsi="Trade Gothic Next"/>
+                <w:b w:val="0"/>
+                <w:sz w:val="18"/>
+                <w:u w:val="none"/>
+              </w:rPr>
+              <w:tab/>
+            </w:r>
+            <w:r>
+              <w:rPr>
+                <w:rFonts w:ascii="Trade Gothic Next" w:hAnsi="Trade Gothic Next"/>
+                <w:b/>
+                <w:color w:val="14161B"/>
+                <w:sz w:val="18"/>
+                <w:u w:val="none"/>
+              </w:rPr>
+              <w:t xml:space="preserve">Electrons  </w:t>
+            </w:r>
+            <w:r>
+              <w:rPr>
+                <w:rFonts w:ascii="Trade Gothic Next" w:hAnsi="Trade Gothic Next"/>
+                <w:b w:val="0"/>
+                <w:color w:val="14161B"/>
+                <w:sz w:val="20"/>
+                <w:u w:val="none"/>
+              </w:rPr>
+              <w:t>_________</w:t>
+            </w:r>
+          </w:p>
           <w:p>
             <w:pPr>
               <w:spacing w:before="0" w:after="0" w:line="60" w:lineRule="exact"/>
@@ -1455,708 +1530,9 @@
               </w:rPr>
             </w:r>
           </w:p>
-          <w:tbl>
-            <w:tblPr>
-              <w:tblW w:type="auto" w:w="0"/>
-              <w:tblLayout w:type="fixed"/>
-              <w:tblLook w:firstColumn="1" w:firstRow="1" w:lastColumn="0" w:lastRow="0" w:noHBand="0" w:noVBand="1" w:val="04A0"/>
-              <w:tblLayout w:type="fixed"/>
-            </w:tblPr>
-            <w:tblGrid>
-              <w:gridCol w:w="432"/>
-              <w:gridCol w:w="382"/>
-              <w:gridCol w:w="432"/>
-              <w:gridCol w:w="382"/>
-              <w:gridCol w:w="432"/>
-              <w:gridCol w:w="382"/>
-              <w:gridCol w:w="382"/>
-              <w:gridCol w:w="382"/>
-              <w:gridCol w:w="432"/>
-              <w:gridCol w:w="382"/>
-              <w:gridCol w:w="432"/>
-              <w:gridCol w:w="382"/>
-              <w:gridCol w:w="382"/>
-              <w:gridCol w:w="382"/>
-              <w:gridCol w:w="432"/>
-              <w:gridCol w:w="382"/>
-              <w:gridCol w:w="432"/>
-              <w:gridCol w:w="382"/>
-              <w:gridCol w:w="382"/>
-              <w:gridCol w:w="382"/>
-              <w:gridCol w:w="382"/>
-              <w:gridCol w:w="382"/>
-              <w:gridCol w:w="432"/>
-              <w:gridCol w:w="382"/>
-              <w:gridCol w:w="382"/>
-              <w:gridCol w:w="382"/>
-            </w:tblGrid>
-            <w:tr>
-              <w:trPr>
-                <w:cantSplit/>
-                <w:trHeight w:val="489" w:hRule="atLeast"/>
-              </w:trPr>
-              <w:tc>
-                <w:tcPr>
-                  <w:tcW w:type="dxa" w:w="432"/>
-                  <w:vAlign w:val="center"/>
-                  <w:tcMar>
-                    <w:top w:w="0" w:type="dxa"/>
-                    <w:left w:w="0" w:type="dxa"/>
-                    <w:bottom w:w="0" w:type="dxa"/>
-                    <w:right w:w="10" w:type="dxa"/>
-                  </w:tcMar>
-                </w:tcPr>
-                <w:p>
-                  <w:pPr>
-                    <w:spacing w:after="0"/>
-                    <w:jc w:val="right"/>
-                  </w:pPr>
-                  <w:r>
-                    <w:rPr>
-                      <w:rFonts w:ascii="Trade Gothic Next" w:hAnsi="Trade Gothic Next"/>
-                      <w:b/>
-                      <w:color w:val="55604F"/>
-                      <w:sz w:val="16"/>
-                      <w:u w:val="none"/>
-                    </w:rPr>
-                    <w:t>1s</w:t>
-                  </w:r>
-                </w:p>
-              </w:tc>
-              <w:tc>
-                <w:tcPr>
-                  <w:tcW w:type="dxa" w:w="382"/>
-                  <w:tcBorders>
-                    <w:top w:val="single" w:sz="8" w:color="4D730E"/>
-                    <w:left w:val="single" w:sz="8" w:color="4D730E"/>
-                    <w:bottom w:val="single" w:sz="8" w:color="4D730E"/>
-                    <w:right w:val="single" w:sz="8" w:color="4D730E"/>
-                  </w:tcBorders>
-                  <w:vAlign w:val="center"/>
-                  <w:tcMar>
-                    <w:top w:w="0" w:type="dxa"/>
-                    <w:left w:w="0" w:type="dxa"/>
-                    <w:bottom w:w="0" w:type="dxa"/>
-                    <w:right w:w="0" w:type="dxa"/>
-                  </w:tcMar>
-                </w:tcPr>
-                <w:p>
-                  <w:pPr>
-                    <w:spacing w:after="0"/>
-                    <w:jc w:val="center"/>
-                  </w:pPr>
-                </w:p>
-              </w:tc>
-              <w:tc>
-                <w:tcPr>
-                  <w:tcW w:type="dxa" w:w="432"/>
-                  <w:vAlign w:val="center"/>
-                  <w:tcMar>
-                    <w:top w:w="0" w:type="dxa"/>
-                    <w:left w:w="0" w:type="dxa"/>
-                    <w:bottom w:w="0" w:type="dxa"/>
-                    <w:right w:w="10" w:type="dxa"/>
-                  </w:tcMar>
-                </w:tcPr>
-                <w:p>
-                  <w:pPr>
-                    <w:spacing w:after="0"/>
-                    <w:jc w:val="right"/>
-                  </w:pPr>
-                  <w:r>
-                    <w:rPr>
-                      <w:rFonts w:ascii="Trade Gothic Next" w:hAnsi="Trade Gothic Next"/>
-                      <w:b/>
-                      <w:color w:val="55604F"/>
-                      <w:sz w:val="16"/>
-                      <w:u w:val="none"/>
-                    </w:rPr>
-                    <w:t>2s</w:t>
-                  </w:r>
-                </w:p>
-              </w:tc>
-              <w:tc>
-                <w:tcPr>
-                  <w:tcW w:type="dxa" w:w="382"/>
-                  <w:tcBorders>
-                    <w:top w:val="single" w:sz="8" w:color="4D730E"/>
-                    <w:left w:val="single" w:sz="8" w:color="4D730E"/>
-                    <w:bottom w:val="single" w:sz="8" w:color="4D730E"/>
-                    <w:right w:val="single" w:sz="8" w:color="4D730E"/>
-                  </w:tcBorders>
-                  <w:vAlign w:val="center"/>
-                  <w:tcMar>
-                    <w:top w:w="0" w:type="dxa"/>
-                    <w:left w:w="0" w:type="dxa"/>
-                    <w:bottom w:w="0" w:type="dxa"/>
-                    <w:right w:w="0" w:type="dxa"/>
-                  </w:tcMar>
-                </w:tcPr>
-                <w:p>
-                  <w:pPr>
-                    <w:spacing w:after="0"/>
-                    <w:jc w:val="center"/>
-                  </w:pPr>
-                </w:p>
-              </w:tc>
-              <w:tc>
-                <w:tcPr>
-                  <w:tcW w:type="dxa" w:w="432"/>
-                  <w:vAlign w:val="center"/>
-                  <w:tcMar>
-                    <w:top w:w="0" w:type="dxa"/>
-                    <w:left w:w="0" w:type="dxa"/>
-                    <w:bottom w:w="0" w:type="dxa"/>
-                    <w:right w:w="10" w:type="dxa"/>
-                  </w:tcMar>
-                </w:tcPr>
-                <w:p>
-                  <w:pPr>
-                    <w:spacing w:after="0"/>
-                    <w:jc w:val="right"/>
-                  </w:pPr>
-                  <w:r>
-                    <w:rPr>
-                      <w:rFonts w:ascii="Trade Gothic Next" w:hAnsi="Trade Gothic Next"/>
-                      <w:b/>
-                      <w:color w:val="55604F"/>
-                      <w:sz w:val="16"/>
-                      <w:u w:val="none"/>
-                    </w:rPr>
-                    <w:t>2p</w:t>
-                  </w:r>
-                </w:p>
-              </w:tc>
-              <w:tc>
-                <w:tcPr>
-                  <w:tcW w:type="dxa" w:w="382"/>
-                  <w:tcBorders>
-                    <w:top w:val="single" w:sz="8" w:color="4D730E"/>
-                    <w:left w:val="single" w:sz="8" w:color="4D730E"/>
-                    <w:bottom w:val="single" w:sz="8" w:color="4D730E"/>
-                    <w:right w:val="single" w:sz="8" w:color="4D730E"/>
-                  </w:tcBorders>
-                  <w:vAlign w:val="center"/>
-                  <w:tcMar>
-                    <w:top w:w="0" w:type="dxa"/>
-                    <w:left w:w="0" w:type="dxa"/>
-                    <w:bottom w:w="0" w:type="dxa"/>
-                    <w:right w:w="0" w:type="dxa"/>
-                  </w:tcMar>
-                </w:tcPr>
-                <w:p>
-                  <w:pPr>
-                    <w:spacing w:after="0"/>
-                    <w:jc w:val="center"/>
-                  </w:pPr>
-                </w:p>
-              </w:tc>
-              <w:tc>
-                <w:tcPr>
-                  <w:tcW w:type="dxa" w:w="382"/>
-                  <w:tcBorders>
-                    <w:top w:val="single" w:sz="8" w:color="4D730E"/>
-                    <w:left w:val="single" w:sz="8" w:color="4D730E"/>
-                    <w:bottom w:val="single" w:sz="8" w:color="4D730E"/>
-                    <w:right w:val="single" w:sz="8" w:color="4D730E"/>
-                  </w:tcBorders>
-                  <w:vAlign w:val="center"/>
-                  <w:tcMar>
-                    <w:top w:w="0" w:type="dxa"/>
-                    <w:left w:w="0" w:type="dxa"/>
-                    <w:bottom w:w="0" w:type="dxa"/>
-                    <w:right w:w="0" w:type="dxa"/>
-                  </w:tcMar>
-                </w:tcPr>
-                <w:p>
-                  <w:pPr>
-                    <w:spacing w:after="0"/>
-                    <w:jc w:val="center"/>
-                  </w:pPr>
-                </w:p>
-              </w:tc>
-              <w:tc>
-                <w:tcPr>
-                  <w:tcW w:type="dxa" w:w="382"/>
-                  <w:tcBorders>
-                    <w:top w:val="single" w:sz="8" w:color="4D730E"/>
-                    <w:left w:val="single" w:sz="8" w:color="4D730E"/>
-                    <w:bottom w:val="single" w:sz="8" w:color="4D730E"/>
-                    <w:right w:val="single" w:sz="8" w:color="4D730E"/>
-                  </w:tcBorders>
-                  <w:vAlign w:val="center"/>
-                  <w:tcMar>
-                    <w:top w:w="0" w:type="dxa"/>
-                    <w:left w:w="0" w:type="dxa"/>
-                    <w:bottom w:w="0" w:type="dxa"/>
-                    <w:right w:w="0" w:type="dxa"/>
-                  </w:tcMar>
-                </w:tcPr>
-                <w:p>
-                  <w:pPr>
-                    <w:spacing w:after="0"/>
-                    <w:jc w:val="center"/>
-                  </w:pPr>
-                </w:p>
-              </w:tc>
-              <w:tc>
-                <w:tcPr>
-                  <w:tcW w:type="dxa" w:w="432"/>
-                  <w:vAlign w:val="center"/>
-                  <w:tcMar>
-                    <w:top w:w="0" w:type="dxa"/>
-                    <w:left w:w="0" w:type="dxa"/>
-                    <w:bottom w:w="0" w:type="dxa"/>
-                    <w:right w:w="10" w:type="dxa"/>
-                  </w:tcMar>
-                </w:tcPr>
-                <w:p>
-                  <w:pPr>
-                    <w:spacing w:after="0"/>
-                    <w:jc w:val="right"/>
-                  </w:pPr>
-                  <w:r>
-                    <w:rPr>
-                      <w:rFonts w:ascii="Trade Gothic Next" w:hAnsi="Trade Gothic Next"/>
-                      <w:b/>
-                      <w:color w:val="55604F"/>
-                      <w:sz w:val="16"/>
-                      <w:u w:val="none"/>
-                    </w:rPr>
-                    <w:t>3s</w:t>
-                  </w:r>
-                </w:p>
-              </w:tc>
-              <w:tc>
-                <w:tcPr>
-                  <w:tcW w:type="dxa" w:w="382"/>
-                  <w:tcBorders>
-                    <w:top w:val="single" w:sz="8" w:color="4D730E"/>
-                    <w:left w:val="single" w:sz="8" w:color="4D730E"/>
-                    <w:bottom w:val="single" w:sz="8" w:color="4D730E"/>
-                    <w:right w:val="single" w:sz="8" w:color="4D730E"/>
-                  </w:tcBorders>
-                  <w:vAlign w:val="center"/>
-                  <w:tcMar>
-                    <w:top w:w="0" w:type="dxa"/>
-                    <w:left w:w="0" w:type="dxa"/>
-                    <w:bottom w:w="0" w:type="dxa"/>
-                    <w:right w:w="0" w:type="dxa"/>
-                  </w:tcMar>
-                </w:tcPr>
-                <w:p>
-                  <w:pPr>
-                    <w:spacing w:after="0"/>
-                    <w:jc w:val="center"/>
-                  </w:pPr>
-                </w:p>
-              </w:tc>
-              <w:tc>
-                <w:tcPr>
-                  <w:tcW w:type="dxa" w:w="432"/>
-                  <w:vAlign w:val="center"/>
-                  <w:tcMar>
-                    <w:top w:w="0" w:type="dxa"/>
-                    <w:left w:w="0" w:type="dxa"/>
-                    <w:bottom w:w="0" w:type="dxa"/>
-                    <w:right w:w="10" w:type="dxa"/>
-                  </w:tcMar>
-                </w:tcPr>
-                <w:p>
-                  <w:pPr>
-                    <w:spacing w:after="0"/>
-                    <w:jc w:val="right"/>
-                  </w:pPr>
-                  <w:r>
-                    <w:rPr>
-                      <w:rFonts w:ascii="Trade Gothic Next" w:hAnsi="Trade Gothic Next"/>
-                      <w:b/>
-                      <w:color w:val="55604F"/>
-                      <w:sz w:val="16"/>
-                      <w:u w:val="none"/>
-                    </w:rPr>
-                    <w:t>3p</w:t>
-                  </w:r>
-                </w:p>
-              </w:tc>
-              <w:tc>
-                <w:tcPr>
-                  <w:tcW w:type="dxa" w:w="382"/>
-                  <w:tcBorders>
-                    <w:top w:val="single" w:sz="8" w:color="4D730E"/>
-                    <w:left w:val="single" w:sz="8" w:color="4D730E"/>
-                    <w:bottom w:val="single" w:sz="8" w:color="4D730E"/>
-                    <w:right w:val="single" w:sz="8" w:color="4D730E"/>
-                  </w:tcBorders>
-                  <w:vAlign w:val="center"/>
-                  <w:tcMar>
-                    <w:top w:w="0" w:type="dxa"/>
-                    <w:left w:w="0" w:type="dxa"/>
-                    <w:bottom w:w="0" w:type="dxa"/>
-                    <w:right w:w="0" w:type="dxa"/>
-                  </w:tcMar>
-                </w:tcPr>
-                <w:p>
-                  <w:pPr>
-                    <w:spacing w:after="0"/>
-                    <w:jc w:val="center"/>
-                  </w:pPr>
-                </w:p>
-              </w:tc>
-              <w:tc>
-                <w:tcPr>
-                  <w:tcW w:type="dxa" w:w="382"/>
-                  <w:tcBorders>
-                    <w:top w:val="single" w:sz="8" w:color="4D730E"/>
-                    <w:left w:val="single" w:sz="8" w:color="4D730E"/>
-                    <w:bottom w:val="single" w:sz="8" w:color="4D730E"/>
-                    <w:right w:val="single" w:sz="8" w:color="4D730E"/>
-                  </w:tcBorders>
-                  <w:vAlign w:val="center"/>
-                  <w:tcMar>
-                    <w:top w:w="0" w:type="dxa"/>
-                    <w:left w:w="0" w:type="dxa"/>
-                    <w:bottom w:w="0" w:type="dxa"/>
-                    <w:right w:w="0" w:type="dxa"/>
-                  </w:tcMar>
-                </w:tcPr>
-                <w:p>
-                  <w:pPr>
-                    <w:spacing w:after="0"/>
-                    <w:jc w:val="center"/>
-                  </w:pPr>
-                </w:p>
-              </w:tc>
-              <w:tc>
-                <w:tcPr>
-                  <w:tcW w:type="dxa" w:w="382"/>
-                  <w:tcBorders>
-                    <w:top w:val="single" w:sz="8" w:color="4D730E"/>
-                    <w:left w:val="single" w:sz="8" w:color="4D730E"/>
-                    <w:bottom w:val="single" w:sz="8" w:color="4D730E"/>
-                    <w:right w:val="single" w:sz="8" w:color="4D730E"/>
-                  </w:tcBorders>
-                  <w:vAlign w:val="center"/>
-                  <w:tcMar>
-                    <w:top w:w="0" w:type="dxa"/>
-                    <w:left w:w="0" w:type="dxa"/>
-                    <w:bottom w:w="0" w:type="dxa"/>
-                    <w:right w:w="0" w:type="dxa"/>
-                  </w:tcMar>
-                </w:tcPr>
-                <w:p>
-                  <w:pPr>
-                    <w:spacing w:after="0"/>
-                    <w:jc w:val="center"/>
-                  </w:pPr>
-                </w:p>
-              </w:tc>
-              <w:tc>
-                <w:tcPr>
-                  <w:tcW w:type="dxa" w:w="432"/>
-                  <w:vAlign w:val="center"/>
-                  <w:tcMar>
-                    <w:top w:w="0" w:type="dxa"/>
-                    <w:left w:w="0" w:type="dxa"/>
-                    <w:bottom w:w="0" w:type="dxa"/>
-                    <w:right w:w="10" w:type="dxa"/>
-                  </w:tcMar>
-                </w:tcPr>
-                <w:p>
-                  <w:pPr>
-                    <w:spacing w:after="0"/>
-                    <w:jc w:val="right"/>
-                  </w:pPr>
-                  <w:r>
-                    <w:rPr>
-                      <w:rFonts w:ascii="Trade Gothic Next" w:hAnsi="Trade Gothic Next"/>
-                      <w:b/>
-                      <w:color w:val="55604F"/>
-                      <w:sz w:val="16"/>
-                      <w:u w:val="none"/>
-                    </w:rPr>
-                    <w:t>4s</w:t>
-                  </w:r>
-                </w:p>
-              </w:tc>
-              <w:tc>
-                <w:tcPr>
-                  <w:tcW w:type="dxa" w:w="382"/>
-                  <w:tcBorders>
-                    <w:top w:val="single" w:sz="8" w:color="4D730E"/>
-                    <w:left w:val="single" w:sz="8" w:color="4D730E"/>
-                    <w:bottom w:val="single" w:sz="8" w:color="4D730E"/>
-                    <w:right w:val="single" w:sz="8" w:color="4D730E"/>
-                  </w:tcBorders>
-                  <w:vAlign w:val="center"/>
-                  <w:tcMar>
-                    <w:top w:w="0" w:type="dxa"/>
-                    <w:left w:w="0" w:type="dxa"/>
-                    <w:bottom w:w="0" w:type="dxa"/>
-                    <w:right w:w="0" w:type="dxa"/>
-                  </w:tcMar>
-                </w:tcPr>
-                <w:p>
-                  <w:pPr>
-                    <w:spacing w:after="0"/>
-                    <w:jc w:val="center"/>
-                  </w:pPr>
-                </w:p>
-              </w:tc>
-              <w:tc>
-                <w:tcPr>
-                  <w:tcW w:type="dxa" w:w="432"/>
-                  <w:vAlign w:val="center"/>
-                  <w:tcMar>
-                    <w:top w:w="0" w:type="dxa"/>
-                    <w:left w:w="0" w:type="dxa"/>
-                    <w:bottom w:w="0" w:type="dxa"/>
-                    <w:right w:w="10" w:type="dxa"/>
-                  </w:tcMar>
-                </w:tcPr>
-                <w:p>
-                  <w:pPr>
-                    <w:spacing w:after="0"/>
-                    <w:jc w:val="right"/>
-                  </w:pPr>
-                  <w:r>
-                    <w:rPr>
-                      <w:rFonts w:ascii="Trade Gothic Next" w:hAnsi="Trade Gothic Next"/>
-                      <w:b/>
-                      <w:color w:val="55604F"/>
-                      <w:sz w:val="16"/>
-                      <w:u w:val="none"/>
-                    </w:rPr>
-                    <w:t>3d</w:t>
-                  </w:r>
-                </w:p>
-              </w:tc>
-              <w:tc>
-                <w:tcPr>
-                  <w:tcW w:type="dxa" w:w="382"/>
-                  <w:tcBorders>
-                    <w:top w:val="single" w:sz="8" w:color="4D730E"/>
-                    <w:left w:val="single" w:sz="8" w:color="4D730E"/>
-                    <w:bottom w:val="single" w:sz="8" w:color="4D730E"/>
-                    <w:right w:val="single" w:sz="8" w:color="4D730E"/>
-                  </w:tcBorders>
-                  <w:vAlign w:val="center"/>
-                  <w:tcMar>
-                    <w:top w:w="0" w:type="dxa"/>
-                    <w:left w:w="0" w:type="dxa"/>
-                    <w:bottom w:w="0" w:type="dxa"/>
-                    <w:right w:w="0" w:type="dxa"/>
-                  </w:tcMar>
-                </w:tcPr>
-                <w:p>
-                  <w:pPr>
-                    <w:spacing w:after="0"/>
-                    <w:jc w:val="center"/>
-                  </w:pPr>
-                </w:p>
-              </w:tc>
-              <w:tc>
-                <w:tcPr>
-                  <w:tcW w:type="dxa" w:w="382"/>
-                  <w:tcBorders>
-                    <w:top w:val="single" w:sz="8" w:color="4D730E"/>
-                    <w:left w:val="single" w:sz="8" w:color="4D730E"/>
-                    <w:bottom w:val="single" w:sz="8" w:color="4D730E"/>
-                    <w:right w:val="single" w:sz="8" w:color="4D730E"/>
-                  </w:tcBorders>
-                  <w:vAlign w:val="center"/>
-                  <w:tcMar>
-                    <w:top w:w="0" w:type="dxa"/>
-                    <w:left w:w="0" w:type="dxa"/>
-                    <w:bottom w:w="0" w:type="dxa"/>
-                    <w:right w:w="0" w:type="dxa"/>
-                  </w:tcMar>
-                </w:tcPr>
-                <w:p>
-                  <w:pPr>
-                    <w:spacing w:after="0"/>
-                    <w:jc w:val="center"/>
-                  </w:pPr>
-                </w:p>
-              </w:tc>
-              <w:tc>
-                <w:tcPr>
-                  <w:tcW w:type="dxa" w:w="382"/>
-                  <w:tcBorders>
-                    <w:top w:val="single" w:sz="8" w:color="4D730E"/>
-                    <w:left w:val="single" w:sz="8" w:color="4D730E"/>
-                    <w:bottom w:val="single" w:sz="8" w:color="4D730E"/>
-                    <w:right w:val="single" w:sz="8" w:color="4D730E"/>
-                  </w:tcBorders>
-                  <w:vAlign w:val="center"/>
-                  <w:tcMar>
-                    <w:top w:w="0" w:type="dxa"/>
-                    <w:left w:w="0" w:type="dxa"/>
-                    <w:bottom w:w="0" w:type="dxa"/>
-                    <w:right w:w="0" w:type="dxa"/>
-                  </w:tcMar>
-                </w:tcPr>
-                <w:p>
-                  <w:pPr>
-                    <w:spacing w:after="0"/>
-                    <w:jc w:val="center"/>
-                  </w:pPr>
-                </w:p>
-              </w:tc>
-              <w:tc>
-                <w:tcPr>
-                  <w:tcW w:type="dxa" w:w="382"/>
-                  <w:tcBorders>
-                    <w:top w:val="single" w:sz="8" w:color="4D730E"/>
-                    <w:left w:val="single" w:sz="8" w:color="4D730E"/>
-                    <w:bottom w:val="single" w:sz="8" w:color="4D730E"/>
-                    <w:right w:val="single" w:sz="8" w:color="4D730E"/>
-                  </w:tcBorders>
-                  <w:vAlign w:val="center"/>
-                  <w:tcMar>
-                    <w:top w:w="0" w:type="dxa"/>
-                    <w:left w:w="0" w:type="dxa"/>
-                    <w:bottom w:w="0" w:type="dxa"/>
-                    <w:right w:w="0" w:type="dxa"/>
-                  </w:tcMar>
-                </w:tcPr>
-                <w:p>
-                  <w:pPr>
-                    <w:spacing w:after="0"/>
-                    <w:jc w:val="center"/>
-                  </w:pPr>
-                </w:p>
-              </w:tc>
-              <w:tc>
-                <w:tcPr>
-                  <w:tcW w:type="dxa" w:w="382"/>
-                  <w:tcBorders>
-                    <w:top w:val="single" w:sz="8" w:color="4D730E"/>
-                    <w:left w:val="single" w:sz="8" w:color="4D730E"/>
-                    <w:bottom w:val="single" w:sz="8" w:color="4D730E"/>
-                    <w:right w:val="single" w:sz="8" w:color="4D730E"/>
-                  </w:tcBorders>
-                  <w:vAlign w:val="center"/>
-                  <w:tcMar>
-                    <w:top w:w="0" w:type="dxa"/>
-                    <w:left w:w="0" w:type="dxa"/>
-                    <w:bottom w:w="0" w:type="dxa"/>
-                    <w:right w:w="0" w:type="dxa"/>
-                  </w:tcMar>
-                </w:tcPr>
-                <w:p>
-                  <w:pPr>
-                    <w:spacing w:after="0"/>
-                    <w:jc w:val="center"/>
-                  </w:pPr>
-                </w:p>
-              </w:tc>
-              <w:tc>
-                <w:tcPr>
-                  <w:tcW w:type="dxa" w:w="432"/>
-                  <w:vAlign w:val="center"/>
-                  <w:tcMar>
-                    <w:top w:w="0" w:type="dxa"/>
-                    <w:left w:w="0" w:type="dxa"/>
-                    <w:bottom w:w="0" w:type="dxa"/>
-                    <w:right w:w="10" w:type="dxa"/>
-                  </w:tcMar>
-                </w:tcPr>
-                <w:p>
-                  <w:pPr>
-                    <w:spacing w:after="0"/>
-                    <w:jc w:val="right"/>
-                  </w:pPr>
-                  <w:r>
-                    <w:rPr>
-                      <w:rFonts w:ascii="Trade Gothic Next" w:hAnsi="Trade Gothic Next"/>
-                      <w:b/>
-                      <w:color w:val="55604F"/>
-                      <w:sz w:val="16"/>
-                      <w:u w:val="none"/>
-                    </w:rPr>
-                    <w:t>4p</w:t>
-                  </w:r>
-                </w:p>
-              </w:tc>
-              <w:tc>
-                <w:tcPr>
-                  <w:tcW w:type="dxa" w:w="382"/>
-                  <w:tcBorders>
-                    <w:top w:val="single" w:sz="8" w:color="4D730E"/>
-                    <w:left w:val="single" w:sz="8" w:color="4D730E"/>
-                    <w:bottom w:val="single" w:sz="8" w:color="4D730E"/>
-                    <w:right w:val="single" w:sz="8" w:color="4D730E"/>
-                  </w:tcBorders>
-                  <w:vAlign w:val="center"/>
-                  <w:tcMar>
-                    <w:top w:w="0" w:type="dxa"/>
-                    <w:left w:w="0" w:type="dxa"/>
-                    <w:bottom w:w="0" w:type="dxa"/>
-                    <w:right w:w="0" w:type="dxa"/>
-                  </w:tcMar>
-                </w:tcPr>
-                <w:p>
-                  <w:pPr>
-                    <w:spacing w:after="0"/>
-                    <w:jc w:val="center"/>
-                  </w:pPr>
-                </w:p>
-              </w:tc>
-              <w:tc>
-                <w:tcPr>
-                  <w:tcW w:type="dxa" w:w="382"/>
-                  <w:tcBorders>
-                    <w:top w:val="single" w:sz="8" w:color="4D730E"/>
-                    <w:left w:val="single" w:sz="8" w:color="4D730E"/>
-                    <w:bottom w:val="single" w:sz="8" w:color="4D730E"/>
-                    <w:right w:val="single" w:sz="8" w:color="4D730E"/>
-                  </w:tcBorders>
-                  <w:vAlign w:val="center"/>
-                  <w:tcMar>
-                    <w:top w:w="0" w:type="dxa"/>
-                    <w:left w:w="0" w:type="dxa"/>
-                    <w:bottom w:w="0" w:type="dxa"/>
-                    <w:right w:w="0" w:type="dxa"/>
-                  </w:tcMar>
-                </w:tcPr>
-                <w:p>
-                  <w:pPr>
-                    <w:spacing w:after="0"/>
-                    <w:jc w:val="center"/>
-                  </w:pPr>
-                </w:p>
-              </w:tc>
-              <w:tc>
-                <w:tcPr>
-                  <w:tcW w:type="dxa" w:w="382"/>
-                  <w:tcBorders>
-                    <w:top w:val="single" w:sz="8" w:color="4D730E"/>
-                    <w:left w:val="single" w:sz="8" w:color="4D730E"/>
-                    <w:bottom w:val="single" w:sz="8" w:color="4D730E"/>
-                    <w:right w:val="single" w:sz="8" w:color="4D730E"/>
-                  </w:tcBorders>
-                  <w:vAlign w:val="center"/>
-                  <w:tcMar>
-                    <w:top w:w="0" w:type="dxa"/>
-                    <w:left w:w="0" w:type="dxa"/>
-                    <w:bottom w:w="0" w:type="dxa"/>
-                    <w:right w:w="0" w:type="dxa"/>
-                  </w:tcMar>
-                </w:tcPr>
-                <w:p>
-                  <w:pPr>
-                    <w:spacing w:after="0"/>
-                    <w:jc w:val="center"/>
-                  </w:pPr>
-                </w:p>
-              </w:tc>
-            </w:tr>
-          </w:tbl>
-          <w:p/>
           <w:p>
             <w:pPr>
-              <w:spacing w:before="0" w:after="0" w:line="80" w:lineRule="exact"/>
+              <w:spacing w:before="0" w:after="0" w:line="1000" w:lineRule="exact"/>
             </w:pPr>
             <w:r>
               <w:rPr>
@@ -2230,7 +1606,11 @@
               </w:tc>
             </w:tr>
           </w:tbl>
-          <w:p/>
+          <w:p>
+            <w:pPr>
+              <w:spacing w:before="0" w:after="0" w:line="20" w:lineRule="exact"/>
+            </w:pPr>
+          </w:p>
           <w:p>
             <w:pPr>
               <w:spacing w:before="0" w:after="0" w:line="40" w:lineRule="exact"/>
@@ -2247,12 +1627,12 @@
     </w:tbl>
     <w:p>
       <w:pPr>
-        <w:spacing w:before="0" w:after="0" w:line="120" w:lineRule="exact"/>
+        <w:spacing w:before="0" w:after="0" w:line="80" w:lineRule="exact"/>
       </w:pPr>
       <w:r>
         <w:rPr>
           <w:rFonts w:ascii="Trade Gothic Next" w:hAnsi="Trade Gothic Next"/>
-          <w:sz w:val="8"/>
+          <w:sz w:val="4"/>
         </w:rPr>
       </w:r>
     </w:p>
@@ -2281,97 +1661,63 @@
               <w:right w:val="single" w:sz="6" w:color="C8CDC2"/>
             </w:tcBorders>
           </w:tcPr>
-          <w:p/>
-          <w:tbl>
-            <w:tblPr>
-              <w:tblW w:type="auto" w:w="0"/>
-              <w:tblLayout w:type="fixed"/>
-              <w:tblLook w:firstColumn="1" w:firstRow="1" w:lastColumn="0" w:lastRow="0" w:noHBand="0" w:noVBand="1" w:val="04A0"/>
-              <w:tblLayout w:type="fixed"/>
-            </w:tblPr>
-            <w:tblGrid>
-              <w:gridCol w:w="6192"/>
-              <w:gridCol w:w="4176"/>
-            </w:tblGrid>
-            <w:tr>
-              <w:trPr>
-                <w:cantSplit/>
-              </w:trPr>
-              <w:tc>
-                <w:tcPr>
-                  <w:tcW w:type="dxa" w:w="6192"/>
-                  <w:tcMar>
-                    <w:top w:w="0" w:type="dxa"/>
-                    <w:left w:w="0" w:type="dxa"/>
-                    <w:bottom w:w="0" w:type="dxa"/>
-                    <w:right w:w="0" w:type="dxa"/>
-                  </w:tcMar>
-                </w:tcPr>
-                <w:p>
-                  <w:pPr>
-                    <w:spacing w:after="40"/>
-                  </w:pPr>
-                  <w:r>
-                    <w:rPr>
-                      <w:rFonts w:ascii="Trade Gothic Next" w:hAnsi="Trade Gothic Next"/>
-                      <w:b/>
-                      <w:color w:val="4D730E"/>
-                      <w:sz w:val="20"/>
-                      <w:u w:val="none"/>
-                    </w:rPr>
-                    <w:t xml:space="preserve">2   </w:t>
-                  </w:r>
-                  <w:r>
-                    <w:rPr>
-                      <w:rFonts w:ascii="Trade Gothic Next" w:hAnsi="Trade Gothic Next"/>
-                      <w:b/>
-                      <w:color w:val="14161B"/>
-                      <w:sz w:val="21"/>
-                      <w:u w:val="none"/>
-                    </w:rPr>
-                    <w:t>Nitrogen, N</w:t>
-                  </w:r>
-                </w:p>
-              </w:tc>
-              <w:tc>
-                <w:tcPr>
-                  <w:tcW w:type="dxa" w:w="4176"/>
-                  <w:tcMar>
-                    <w:top w:w="0" w:type="dxa"/>
-                    <w:left w:w="0" w:type="dxa"/>
-                    <w:bottom w:w="0" w:type="dxa"/>
-                    <w:right w:w="0" w:type="dxa"/>
-                  </w:tcMar>
-                </w:tcPr>
-                <w:p>
-                  <w:pPr>
-                    <w:spacing w:after="40"/>
-                  </w:pPr>
-                  <w:r>
-                    <w:rPr>
-                      <w:rFonts w:ascii="Trade Gothic Next" w:hAnsi="Trade Gothic Next"/>
-                      <w:b/>
-                      <w:color w:val="14161B"/>
-                      <w:sz w:val="18"/>
-                      <w:u w:val="none"/>
-                    </w:rPr>
-                    <w:t xml:space="preserve">Electrons  </w:t>
-                  </w:r>
-                  <w:r>
-                    <w:rPr>
-                      <w:rFonts w:ascii="Trade Gothic Next" w:hAnsi="Trade Gothic Next"/>
-                      <w:b w:val="0"/>
-                      <w:color w:val="14161B"/>
-                      <w:sz w:val="20"/>
-                      <w:u w:val="none"/>
-                    </w:rPr>
-                    <w:t>_________</w:t>
-                  </w:r>
-                </w:p>
-              </w:tc>
-            </w:tr>
-          </w:tbl>
-          <w:p/>
+          <w:p>
+            <w:pPr>
+              <w:tabs>
+                <w:tab w:pos="10080" w:val="right"/>
+              </w:tabs>
+              <w:spacing w:after="0"/>
+            </w:pPr>
+            <w:r>
+              <w:rPr>
+                <w:rFonts w:ascii="Trade Gothic Next" w:hAnsi="Trade Gothic Next"/>
+                <w:b/>
+                <w:color w:val="4D730E"/>
+                <w:sz w:val="20"/>
+                <w:u w:val="none"/>
+              </w:rPr>
+              <w:t xml:space="preserve">2   </w:t>
+            </w:r>
+            <w:r>
+              <w:rPr>
+                <w:rFonts w:ascii="Trade Gothic Next" w:hAnsi="Trade Gothic Next"/>
+                <w:b/>
+                <w:color w:val="14161B"/>
+                <w:sz w:val="21"/>
+                <w:u w:val="none"/>
+              </w:rPr>
+              <w:t>Nitrogen, N</w:t>
+            </w:r>
+            <w:r>
+              <w:rPr>
+                <w:rFonts w:ascii="Trade Gothic Next" w:hAnsi="Trade Gothic Next"/>
+                <w:b w:val="0"/>
+                <w:sz w:val="18"/>
+                <w:u w:val="none"/>
+              </w:rPr>
+              <w:tab/>
+            </w:r>
+            <w:r>
+              <w:rPr>
+                <w:rFonts w:ascii="Trade Gothic Next" w:hAnsi="Trade Gothic Next"/>
+                <w:b/>
+                <w:color w:val="14161B"/>
+                <w:sz w:val="18"/>
+                <w:u w:val="none"/>
+              </w:rPr>
+              <w:t xml:space="preserve">Electrons  </w:t>
+            </w:r>
+            <w:r>
+              <w:rPr>
+                <w:rFonts w:ascii="Trade Gothic Next" w:hAnsi="Trade Gothic Next"/>
+                <w:b w:val="0"/>
+                <w:color w:val="14161B"/>
+                <w:sz w:val="20"/>
+                <w:u w:val="none"/>
+              </w:rPr>
+              <w:t>_________</w:t>
+            </w:r>
+          </w:p>
           <w:p>
             <w:pPr>
               <w:spacing w:before="0" w:after="0" w:line="60" w:lineRule="exact"/>
@@ -2383,708 +1729,9 @@
               </w:rPr>
             </w:r>
           </w:p>
-          <w:tbl>
-            <w:tblPr>
-              <w:tblW w:type="auto" w:w="0"/>
-              <w:tblLayout w:type="fixed"/>
-              <w:tblLook w:firstColumn="1" w:firstRow="1" w:lastColumn="0" w:lastRow="0" w:noHBand="0" w:noVBand="1" w:val="04A0"/>
-              <w:tblLayout w:type="fixed"/>
-            </w:tblPr>
-            <w:tblGrid>
-              <w:gridCol w:w="432"/>
-              <w:gridCol w:w="382"/>
-              <w:gridCol w:w="432"/>
-              <w:gridCol w:w="382"/>
-              <w:gridCol w:w="432"/>
-              <w:gridCol w:w="382"/>
-              <w:gridCol w:w="382"/>
-              <w:gridCol w:w="382"/>
-              <w:gridCol w:w="432"/>
-              <w:gridCol w:w="382"/>
-              <w:gridCol w:w="432"/>
-              <w:gridCol w:w="382"/>
-              <w:gridCol w:w="382"/>
-              <w:gridCol w:w="382"/>
-              <w:gridCol w:w="432"/>
-              <w:gridCol w:w="382"/>
-              <w:gridCol w:w="432"/>
-              <w:gridCol w:w="382"/>
-              <w:gridCol w:w="382"/>
-              <w:gridCol w:w="382"/>
-              <w:gridCol w:w="382"/>
-              <w:gridCol w:w="382"/>
-              <w:gridCol w:w="432"/>
-              <w:gridCol w:w="382"/>
-              <w:gridCol w:w="382"/>
-              <w:gridCol w:w="382"/>
-            </w:tblGrid>
-            <w:tr>
-              <w:trPr>
-                <w:cantSplit/>
-                <w:trHeight w:val="489" w:hRule="atLeast"/>
-              </w:trPr>
-              <w:tc>
-                <w:tcPr>
-                  <w:tcW w:type="dxa" w:w="432"/>
-                  <w:vAlign w:val="center"/>
-                  <w:tcMar>
-                    <w:top w:w="0" w:type="dxa"/>
-                    <w:left w:w="0" w:type="dxa"/>
-                    <w:bottom w:w="0" w:type="dxa"/>
-                    <w:right w:w="10" w:type="dxa"/>
-                  </w:tcMar>
-                </w:tcPr>
-                <w:p>
-                  <w:pPr>
-                    <w:spacing w:after="0"/>
-                    <w:jc w:val="right"/>
-                  </w:pPr>
-                  <w:r>
-                    <w:rPr>
-                      <w:rFonts w:ascii="Trade Gothic Next" w:hAnsi="Trade Gothic Next"/>
-                      <w:b/>
-                      <w:color w:val="55604F"/>
-                      <w:sz w:val="16"/>
-                      <w:u w:val="none"/>
-                    </w:rPr>
-                    <w:t>1s</w:t>
-                  </w:r>
-                </w:p>
-              </w:tc>
-              <w:tc>
-                <w:tcPr>
-                  <w:tcW w:type="dxa" w:w="382"/>
-                  <w:tcBorders>
-                    <w:top w:val="single" w:sz="8" w:color="4D730E"/>
-                    <w:left w:val="single" w:sz="8" w:color="4D730E"/>
-                    <w:bottom w:val="single" w:sz="8" w:color="4D730E"/>
-                    <w:right w:val="single" w:sz="8" w:color="4D730E"/>
-                  </w:tcBorders>
-                  <w:vAlign w:val="center"/>
-                  <w:tcMar>
-                    <w:top w:w="0" w:type="dxa"/>
-                    <w:left w:w="0" w:type="dxa"/>
-                    <w:bottom w:w="0" w:type="dxa"/>
-                    <w:right w:w="0" w:type="dxa"/>
-                  </w:tcMar>
-                </w:tcPr>
-                <w:p>
-                  <w:pPr>
-                    <w:spacing w:after="0"/>
-                    <w:jc w:val="center"/>
-                  </w:pPr>
-                </w:p>
-              </w:tc>
-              <w:tc>
-                <w:tcPr>
-                  <w:tcW w:type="dxa" w:w="432"/>
-                  <w:vAlign w:val="center"/>
-                  <w:tcMar>
-                    <w:top w:w="0" w:type="dxa"/>
-                    <w:left w:w="0" w:type="dxa"/>
-                    <w:bottom w:w="0" w:type="dxa"/>
-                    <w:right w:w="10" w:type="dxa"/>
-                  </w:tcMar>
-                </w:tcPr>
-                <w:p>
-                  <w:pPr>
-                    <w:spacing w:after="0"/>
-                    <w:jc w:val="right"/>
-                  </w:pPr>
-                  <w:r>
-                    <w:rPr>
-                      <w:rFonts w:ascii="Trade Gothic Next" w:hAnsi="Trade Gothic Next"/>
-                      <w:b/>
-                      <w:color w:val="55604F"/>
-                      <w:sz w:val="16"/>
-                      <w:u w:val="none"/>
-                    </w:rPr>
-                    <w:t>2s</w:t>
-                  </w:r>
-                </w:p>
-              </w:tc>
-              <w:tc>
-                <w:tcPr>
-                  <w:tcW w:type="dxa" w:w="382"/>
-                  <w:tcBorders>
-                    <w:top w:val="single" w:sz="8" w:color="4D730E"/>
-                    <w:left w:val="single" w:sz="8" w:color="4D730E"/>
-                    <w:bottom w:val="single" w:sz="8" w:color="4D730E"/>
-                    <w:right w:val="single" w:sz="8" w:color="4D730E"/>
-                  </w:tcBorders>
-                  <w:vAlign w:val="center"/>
-                  <w:tcMar>
-                    <w:top w:w="0" w:type="dxa"/>
-                    <w:left w:w="0" w:type="dxa"/>
-                    <w:bottom w:w="0" w:type="dxa"/>
-                    <w:right w:w="0" w:type="dxa"/>
-                  </w:tcMar>
-                </w:tcPr>
-                <w:p>
-                  <w:pPr>
-                    <w:spacing w:after="0"/>
-                    <w:jc w:val="center"/>
-                  </w:pPr>
-                </w:p>
-              </w:tc>
-              <w:tc>
-                <w:tcPr>
-                  <w:tcW w:type="dxa" w:w="432"/>
-                  <w:vAlign w:val="center"/>
-                  <w:tcMar>
-                    <w:top w:w="0" w:type="dxa"/>
-                    <w:left w:w="0" w:type="dxa"/>
-                    <w:bottom w:w="0" w:type="dxa"/>
-                    <w:right w:w="10" w:type="dxa"/>
-                  </w:tcMar>
-                </w:tcPr>
-                <w:p>
-                  <w:pPr>
-                    <w:spacing w:after="0"/>
-                    <w:jc w:val="right"/>
-                  </w:pPr>
-                  <w:r>
-                    <w:rPr>
-                      <w:rFonts w:ascii="Trade Gothic Next" w:hAnsi="Trade Gothic Next"/>
-                      <w:b/>
-                      <w:color w:val="55604F"/>
-                      <w:sz w:val="16"/>
-                      <w:u w:val="none"/>
-                    </w:rPr>
-                    <w:t>2p</w:t>
-                  </w:r>
-                </w:p>
-              </w:tc>
-              <w:tc>
-                <w:tcPr>
-                  <w:tcW w:type="dxa" w:w="382"/>
-                  <w:tcBorders>
-                    <w:top w:val="single" w:sz="8" w:color="4D730E"/>
-                    <w:left w:val="single" w:sz="8" w:color="4D730E"/>
-                    <w:bottom w:val="single" w:sz="8" w:color="4D730E"/>
-                    <w:right w:val="single" w:sz="8" w:color="4D730E"/>
-                  </w:tcBorders>
-                  <w:vAlign w:val="center"/>
-                  <w:tcMar>
-                    <w:top w:w="0" w:type="dxa"/>
-                    <w:left w:w="0" w:type="dxa"/>
-                    <w:bottom w:w="0" w:type="dxa"/>
-                    <w:right w:w="0" w:type="dxa"/>
-                  </w:tcMar>
-                </w:tcPr>
-                <w:p>
-                  <w:pPr>
-                    <w:spacing w:after="0"/>
-                    <w:jc w:val="center"/>
-                  </w:pPr>
-                </w:p>
-              </w:tc>
-              <w:tc>
-                <w:tcPr>
-                  <w:tcW w:type="dxa" w:w="382"/>
-                  <w:tcBorders>
-                    <w:top w:val="single" w:sz="8" w:color="4D730E"/>
-                    <w:left w:val="single" w:sz="8" w:color="4D730E"/>
-                    <w:bottom w:val="single" w:sz="8" w:color="4D730E"/>
-                    <w:right w:val="single" w:sz="8" w:color="4D730E"/>
-                  </w:tcBorders>
-                  <w:vAlign w:val="center"/>
-                  <w:tcMar>
-                    <w:top w:w="0" w:type="dxa"/>
-                    <w:left w:w="0" w:type="dxa"/>
-                    <w:bottom w:w="0" w:type="dxa"/>
-                    <w:right w:w="0" w:type="dxa"/>
-                  </w:tcMar>
-                </w:tcPr>
-                <w:p>
-                  <w:pPr>
-                    <w:spacing w:after="0"/>
-                    <w:jc w:val="center"/>
-                  </w:pPr>
-                </w:p>
-              </w:tc>
-              <w:tc>
-                <w:tcPr>
-                  <w:tcW w:type="dxa" w:w="382"/>
-                  <w:tcBorders>
-                    <w:top w:val="single" w:sz="8" w:color="4D730E"/>
-                    <w:left w:val="single" w:sz="8" w:color="4D730E"/>
-                    <w:bottom w:val="single" w:sz="8" w:color="4D730E"/>
-                    <w:right w:val="single" w:sz="8" w:color="4D730E"/>
-                  </w:tcBorders>
-                  <w:vAlign w:val="center"/>
-                  <w:tcMar>
-                    <w:top w:w="0" w:type="dxa"/>
-                    <w:left w:w="0" w:type="dxa"/>
-                    <w:bottom w:w="0" w:type="dxa"/>
-                    <w:right w:w="0" w:type="dxa"/>
-                  </w:tcMar>
-                </w:tcPr>
-                <w:p>
-                  <w:pPr>
-                    <w:spacing w:after="0"/>
-                    <w:jc w:val="center"/>
-                  </w:pPr>
-                </w:p>
-              </w:tc>
-              <w:tc>
-                <w:tcPr>
-                  <w:tcW w:type="dxa" w:w="432"/>
-                  <w:vAlign w:val="center"/>
-                  <w:tcMar>
-                    <w:top w:w="0" w:type="dxa"/>
-                    <w:left w:w="0" w:type="dxa"/>
-                    <w:bottom w:w="0" w:type="dxa"/>
-                    <w:right w:w="10" w:type="dxa"/>
-                  </w:tcMar>
-                </w:tcPr>
-                <w:p>
-                  <w:pPr>
-                    <w:spacing w:after="0"/>
-                    <w:jc w:val="right"/>
-                  </w:pPr>
-                  <w:r>
-                    <w:rPr>
-                      <w:rFonts w:ascii="Trade Gothic Next" w:hAnsi="Trade Gothic Next"/>
-                      <w:b/>
-                      <w:color w:val="55604F"/>
-                      <w:sz w:val="16"/>
-                      <w:u w:val="none"/>
-                    </w:rPr>
-                    <w:t>3s</w:t>
-                  </w:r>
-                </w:p>
-              </w:tc>
-              <w:tc>
-                <w:tcPr>
-                  <w:tcW w:type="dxa" w:w="382"/>
-                  <w:tcBorders>
-                    <w:top w:val="single" w:sz="8" w:color="4D730E"/>
-                    <w:left w:val="single" w:sz="8" w:color="4D730E"/>
-                    <w:bottom w:val="single" w:sz="8" w:color="4D730E"/>
-                    <w:right w:val="single" w:sz="8" w:color="4D730E"/>
-                  </w:tcBorders>
-                  <w:vAlign w:val="center"/>
-                  <w:tcMar>
-                    <w:top w:w="0" w:type="dxa"/>
-                    <w:left w:w="0" w:type="dxa"/>
-                    <w:bottom w:w="0" w:type="dxa"/>
-                    <w:right w:w="0" w:type="dxa"/>
-                  </w:tcMar>
-                </w:tcPr>
-                <w:p>
-                  <w:pPr>
-                    <w:spacing w:after="0"/>
-                    <w:jc w:val="center"/>
-                  </w:pPr>
-                </w:p>
-              </w:tc>
-              <w:tc>
-                <w:tcPr>
-                  <w:tcW w:type="dxa" w:w="432"/>
-                  <w:vAlign w:val="center"/>
-                  <w:tcMar>
-                    <w:top w:w="0" w:type="dxa"/>
-                    <w:left w:w="0" w:type="dxa"/>
-                    <w:bottom w:w="0" w:type="dxa"/>
-                    <w:right w:w="10" w:type="dxa"/>
-                  </w:tcMar>
-                </w:tcPr>
-                <w:p>
-                  <w:pPr>
-                    <w:spacing w:after="0"/>
-                    <w:jc w:val="right"/>
-                  </w:pPr>
-                  <w:r>
-                    <w:rPr>
-                      <w:rFonts w:ascii="Trade Gothic Next" w:hAnsi="Trade Gothic Next"/>
-                      <w:b/>
-                      <w:color w:val="55604F"/>
-                      <w:sz w:val="16"/>
-                      <w:u w:val="none"/>
-                    </w:rPr>
-                    <w:t>3p</w:t>
-                  </w:r>
-                </w:p>
-              </w:tc>
-              <w:tc>
-                <w:tcPr>
-                  <w:tcW w:type="dxa" w:w="382"/>
-                  <w:tcBorders>
-                    <w:top w:val="single" w:sz="8" w:color="4D730E"/>
-                    <w:left w:val="single" w:sz="8" w:color="4D730E"/>
-                    <w:bottom w:val="single" w:sz="8" w:color="4D730E"/>
-                    <w:right w:val="single" w:sz="8" w:color="4D730E"/>
-                  </w:tcBorders>
-                  <w:vAlign w:val="center"/>
-                  <w:tcMar>
-                    <w:top w:w="0" w:type="dxa"/>
-                    <w:left w:w="0" w:type="dxa"/>
-                    <w:bottom w:w="0" w:type="dxa"/>
-                    <w:right w:w="0" w:type="dxa"/>
-                  </w:tcMar>
-                </w:tcPr>
-                <w:p>
-                  <w:pPr>
-                    <w:spacing w:after="0"/>
-                    <w:jc w:val="center"/>
-                  </w:pPr>
-                </w:p>
-              </w:tc>
-              <w:tc>
-                <w:tcPr>
-                  <w:tcW w:type="dxa" w:w="382"/>
-                  <w:tcBorders>
-                    <w:top w:val="single" w:sz="8" w:color="4D730E"/>
-                    <w:left w:val="single" w:sz="8" w:color="4D730E"/>
-                    <w:bottom w:val="single" w:sz="8" w:color="4D730E"/>
-                    <w:right w:val="single" w:sz="8" w:color="4D730E"/>
-                  </w:tcBorders>
-                  <w:vAlign w:val="center"/>
-                  <w:tcMar>
-                    <w:top w:w="0" w:type="dxa"/>
-                    <w:left w:w="0" w:type="dxa"/>
-                    <w:bottom w:w="0" w:type="dxa"/>
-                    <w:right w:w="0" w:type="dxa"/>
-                  </w:tcMar>
-                </w:tcPr>
-                <w:p>
-                  <w:pPr>
-                    <w:spacing w:after="0"/>
-                    <w:jc w:val="center"/>
-                  </w:pPr>
-                </w:p>
-              </w:tc>
-              <w:tc>
-                <w:tcPr>
-                  <w:tcW w:type="dxa" w:w="382"/>
-                  <w:tcBorders>
-                    <w:top w:val="single" w:sz="8" w:color="4D730E"/>
-                    <w:left w:val="single" w:sz="8" w:color="4D730E"/>
-                    <w:bottom w:val="single" w:sz="8" w:color="4D730E"/>
-                    <w:right w:val="single" w:sz="8" w:color="4D730E"/>
-                  </w:tcBorders>
-                  <w:vAlign w:val="center"/>
-                  <w:tcMar>
-                    <w:top w:w="0" w:type="dxa"/>
-                    <w:left w:w="0" w:type="dxa"/>
-                    <w:bottom w:w="0" w:type="dxa"/>
-                    <w:right w:w="0" w:type="dxa"/>
-                  </w:tcMar>
-                </w:tcPr>
-                <w:p>
-                  <w:pPr>
-                    <w:spacing w:after="0"/>
-                    <w:jc w:val="center"/>
-                  </w:pPr>
-                </w:p>
-              </w:tc>
-              <w:tc>
-                <w:tcPr>
-                  <w:tcW w:type="dxa" w:w="432"/>
-                  <w:vAlign w:val="center"/>
-                  <w:tcMar>
-                    <w:top w:w="0" w:type="dxa"/>
-                    <w:left w:w="0" w:type="dxa"/>
-                    <w:bottom w:w="0" w:type="dxa"/>
-                    <w:right w:w="10" w:type="dxa"/>
-                  </w:tcMar>
-                </w:tcPr>
-                <w:p>
-                  <w:pPr>
-                    <w:spacing w:after="0"/>
-                    <w:jc w:val="right"/>
-                  </w:pPr>
-                  <w:r>
-                    <w:rPr>
-                      <w:rFonts w:ascii="Trade Gothic Next" w:hAnsi="Trade Gothic Next"/>
-                      <w:b/>
-                      <w:color w:val="55604F"/>
-                      <w:sz w:val="16"/>
-                      <w:u w:val="none"/>
-                    </w:rPr>
-                    <w:t>4s</w:t>
-                  </w:r>
-                </w:p>
-              </w:tc>
-              <w:tc>
-                <w:tcPr>
-                  <w:tcW w:type="dxa" w:w="382"/>
-                  <w:tcBorders>
-                    <w:top w:val="single" w:sz="8" w:color="4D730E"/>
-                    <w:left w:val="single" w:sz="8" w:color="4D730E"/>
-                    <w:bottom w:val="single" w:sz="8" w:color="4D730E"/>
-                    <w:right w:val="single" w:sz="8" w:color="4D730E"/>
-                  </w:tcBorders>
-                  <w:vAlign w:val="center"/>
-                  <w:tcMar>
-                    <w:top w:w="0" w:type="dxa"/>
-                    <w:left w:w="0" w:type="dxa"/>
-                    <w:bottom w:w="0" w:type="dxa"/>
-                    <w:right w:w="0" w:type="dxa"/>
-                  </w:tcMar>
-                </w:tcPr>
-                <w:p>
-                  <w:pPr>
-                    <w:spacing w:after="0"/>
-                    <w:jc w:val="center"/>
-                  </w:pPr>
-                </w:p>
-              </w:tc>
-              <w:tc>
-                <w:tcPr>
-                  <w:tcW w:type="dxa" w:w="432"/>
-                  <w:vAlign w:val="center"/>
-                  <w:tcMar>
-                    <w:top w:w="0" w:type="dxa"/>
-                    <w:left w:w="0" w:type="dxa"/>
-                    <w:bottom w:w="0" w:type="dxa"/>
-                    <w:right w:w="10" w:type="dxa"/>
-                  </w:tcMar>
-                </w:tcPr>
-                <w:p>
-                  <w:pPr>
-                    <w:spacing w:after="0"/>
-                    <w:jc w:val="right"/>
-                  </w:pPr>
-                  <w:r>
-                    <w:rPr>
-                      <w:rFonts w:ascii="Trade Gothic Next" w:hAnsi="Trade Gothic Next"/>
-                      <w:b/>
-                      <w:color w:val="55604F"/>
-                      <w:sz w:val="16"/>
-                      <w:u w:val="none"/>
-                    </w:rPr>
-                    <w:t>3d</w:t>
-                  </w:r>
-                </w:p>
-              </w:tc>
-              <w:tc>
-                <w:tcPr>
-                  <w:tcW w:type="dxa" w:w="382"/>
-                  <w:tcBorders>
-                    <w:top w:val="single" w:sz="8" w:color="4D730E"/>
-                    <w:left w:val="single" w:sz="8" w:color="4D730E"/>
-                    <w:bottom w:val="single" w:sz="8" w:color="4D730E"/>
-                    <w:right w:val="single" w:sz="8" w:color="4D730E"/>
-                  </w:tcBorders>
-                  <w:vAlign w:val="center"/>
-                  <w:tcMar>
-                    <w:top w:w="0" w:type="dxa"/>
-                    <w:left w:w="0" w:type="dxa"/>
-                    <w:bottom w:w="0" w:type="dxa"/>
-                    <w:right w:w="0" w:type="dxa"/>
-                  </w:tcMar>
-                </w:tcPr>
-                <w:p>
-                  <w:pPr>
-                    <w:spacing w:after="0"/>
-                    <w:jc w:val="center"/>
-                  </w:pPr>
-                </w:p>
-              </w:tc>
-              <w:tc>
-                <w:tcPr>
-                  <w:tcW w:type="dxa" w:w="382"/>
-                  <w:tcBorders>
-                    <w:top w:val="single" w:sz="8" w:color="4D730E"/>
-                    <w:left w:val="single" w:sz="8" w:color="4D730E"/>
-                    <w:bottom w:val="single" w:sz="8" w:color="4D730E"/>
-                    <w:right w:val="single" w:sz="8" w:color="4D730E"/>
-                  </w:tcBorders>
-                  <w:vAlign w:val="center"/>
-                  <w:tcMar>
-                    <w:top w:w="0" w:type="dxa"/>
-                    <w:left w:w="0" w:type="dxa"/>
-                    <w:bottom w:w="0" w:type="dxa"/>
-                    <w:right w:w="0" w:type="dxa"/>
-                  </w:tcMar>
-                </w:tcPr>
-                <w:p>
-                  <w:pPr>
-                    <w:spacing w:after="0"/>
-                    <w:jc w:val="center"/>
-                  </w:pPr>
-                </w:p>
-              </w:tc>
-              <w:tc>
-                <w:tcPr>
-                  <w:tcW w:type="dxa" w:w="382"/>
-                  <w:tcBorders>
-                    <w:top w:val="single" w:sz="8" w:color="4D730E"/>
-                    <w:left w:val="single" w:sz="8" w:color="4D730E"/>
-                    <w:bottom w:val="single" w:sz="8" w:color="4D730E"/>
-                    <w:right w:val="single" w:sz="8" w:color="4D730E"/>
-                  </w:tcBorders>
-                  <w:vAlign w:val="center"/>
-                  <w:tcMar>
-                    <w:top w:w="0" w:type="dxa"/>
-                    <w:left w:w="0" w:type="dxa"/>
-                    <w:bottom w:w="0" w:type="dxa"/>
-                    <w:right w:w="0" w:type="dxa"/>
-                  </w:tcMar>
-                </w:tcPr>
-                <w:p>
-                  <w:pPr>
-                    <w:spacing w:after="0"/>
-                    <w:jc w:val="center"/>
-                  </w:pPr>
-                </w:p>
-              </w:tc>
-              <w:tc>
-                <w:tcPr>
-                  <w:tcW w:type="dxa" w:w="382"/>
-                  <w:tcBorders>
-                    <w:top w:val="single" w:sz="8" w:color="4D730E"/>
-                    <w:left w:val="single" w:sz="8" w:color="4D730E"/>
-                    <w:bottom w:val="single" w:sz="8" w:color="4D730E"/>
-                    <w:right w:val="single" w:sz="8" w:color="4D730E"/>
-                  </w:tcBorders>
-                  <w:vAlign w:val="center"/>
-                  <w:tcMar>
-                    <w:top w:w="0" w:type="dxa"/>
-                    <w:left w:w="0" w:type="dxa"/>
-                    <w:bottom w:w="0" w:type="dxa"/>
-                    <w:right w:w="0" w:type="dxa"/>
-                  </w:tcMar>
-                </w:tcPr>
-                <w:p>
-                  <w:pPr>
-                    <w:spacing w:after="0"/>
-                    <w:jc w:val="center"/>
-                  </w:pPr>
-                </w:p>
-              </w:tc>
-              <w:tc>
-                <w:tcPr>
-                  <w:tcW w:type="dxa" w:w="382"/>
-                  <w:tcBorders>
-                    <w:top w:val="single" w:sz="8" w:color="4D730E"/>
-                    <w:left w:val="single" w:sz="8" w:color="4D730E"/>
-                    <w:bottom w:val="single" w:sz="8" w:color="4D730E"/>
-                    <w:right w:val="single" w:sz="8" w:color="4D730E"/>
-                  </w:tcBorders>
-                  <w:vAlign w:val="center"/>
-                  <w:tcMar>
-                    <w:top w:w="0" w:type="dxa"/>
-                    <w:left w:w="0" w:type="dxa"/>
-                    <w:bottom w:w="0" w:type="dxa"/>
-                    <w:right w:w="0" w:type="dxa"/>
-                  </w:tcMar>
-                </w:tcPr>
-                <w:p>
-                  <w:pPr>
-                    <w:spacing w:after="0"/>
-                    <w:jc w:val="center"/>
-                  </w:pPr>
-                </w:p>
-              </w:tc>
-              <w:tc>
-                <w:tcPr>
-                  <w:tcW w:type="dxa" w:w="432"/>
-                  <w:vAlign w:val="center"/>
-                  <w:tcMar>
-                    <w:top w:w="0" w:type="dxa"/>
-                    <w:left w:w="0" w:type="dxa"/>
-                    <w:bottom w:w="0" w:type="dxa"/>
-                    <w:right w:w="10" w:type="dxa"/>
-                  </w:tcMar>
-                </w:tcPr>
-                <w:p>
-                  <w:pPr>
-                    <w:spacing w:after="0"/>
-                    <w:jc w:val="right"/>
-                  </w:pPr>
-                  <w:r>
-                    <w:rPr>
-                      <w:rFonts w:ascii="Trade Gothic Next" w:hAnsi="Trade Gothic Next"/>
-                      <w:b/>
-                      <w:color w:val="55604F"/>
-                      <w:sz w:val="16"/>
-                      <w:u w:val="none"/>
-                    </w:rPr>
-                    <w:t>4p</w:t>
-                  </w:r>
-                </w:p>
-              </w:tc>
-              <w:tc>
-                <w:tcPr>
-                  <w:tcW w:type="dxa" w:w="382"/>
-                  <w:tcBorders>
-                    <w:top w:val="single" w:sz="8" w:color="4D730E"/>
-                    <w:left w:val="single" w:sz="8" w:color="4D730E"/>
-                    <w:bottom w:val="single" w:sz="8" w:color="4D730E"/>
-                    <w:right w:val="single" w:sz="8" w:color="4D730E"/>
-                  </w:tcBorders>
-                  <w:vAlign w:val="center"/>
-                  <w:tcMar>
-                    <w:top w:w="0" w:type="dxa"/>
-                    <w:left w:w="0" w:type="dxa"/>
-                    <w:bottom w:w="0" w:type="dxa"/>
-                    <w:right w:w="0" w:type="dxa"/>
-                  </w:tcMar>
-                </w:tcPr>
-                <w:p>
-                  <w:pPr>
-                    <w:spacing w:after="0"/>
-                    <w:jc w:val="center"/>
-                  </w:pPr>
-                </w:p>
-              </w:tc>
-              <w:tc>
-                <w:tcPr>
-                  <w:tcW w:type="dxa" w:w="382"/>
-                  <w:tcBorders>
-                    <w:top w:val="single" w:sz="8" w:color="4D730E"/>
-                    <w:left w:val="single" w:sz="8" w:color="4D730E"/>
-                    <w:bottom w:val="single" w:sz="8" w:color="4D730E"/>
-                    <w:right w:val="single" w:sz="8" w:color="4D730E"/>
-                  </w:tcBorders>
-                  <w:vAlign w:val="center"/>
-                  <w:tcMar>
-                    <w:top w:w="0" w:type="dxa"/>
-                    <w:left w:w="0" w:type="dxa"/>
-                    <w:bottom w:w="0" w:type="dxa"/>
-                    <w:right w:w="0" w:type="dxa"/>
-                  </w:tcMar>
-                </w:tcPr>
-                <w:p>
-                  <w:pPr>
-                    <w:spacing w:after="0"/>
-                    <w:jc w:val="center"/>
-                  </w:pPr>
-                </w:p>
-              </w:tc>
-              <w:tc>
-                <w:tcPr>
-                  <w:tcW w:type="dxa" w:w="382"/>
-                  <w:tcBorders>
-                    <w:top w:val="single" w:sz="8" w:color="4D730E"/>
-                    <w:left w:val="single" w:sz="8" w:color="4D730E"/>
-                    <w:bottom w:val="single" w:sz="8" w:color="4D730E"/>
-                    <w:right w:val="single" w:sz="8" w:color="4D730E"/>
-                  </w:tcBorders>
-                  <w:vAlign w:val="center"/>
-                  <w:tcMar>
-                    <w:top w:w="0" w:type="dxa"/>
-                    <w:left w:w="0" w:type="dxa"/>
-                    <w:bottom w:w="0" w:type="dxa"/>
-                    <w:right w:w="0" w:type="dxa"/>
-                  </w:tcMar>
-                </w:tcPr>
-                <w:p>
-                  <w:pPr>
-                    <w:spacing w:after="0"/>
-                    <w:jc w:val="center"/>
-                  </w:pPr>
-                </w:p>
-              </w:tc>
-            </w:tr>
-          </w:tbl>
-          <w:p/>
           <w:p>
             <w:pPr>
-              <w:spacing w:before="0" w:after="0" w:line="80" w:lineRule="exact"/>
+              <w:spacing w:before="0" w:after="0" w:line="1000" w:lineRule="exact"/>
             </w:pPr>
             <w:r>
               <w:rPr>
@@ -3158,7 +1805,11 @@
               </w:tc>
             </w:tr>
           </w:tbl>
-          <w:p/>
+          <w:p>
+            <w:pPr>
+              <w:spacing w:before="0" w:after="0" w:line="20" w:lineRule="exact"/>
+            </w:pPr>
+          </w:p>
           <w:p>
             <w:pPr>
               <w:spacing w:before="0" w:after="0" w:line="40" w:lineRule="exact"/>
@@ -3175,12 +1826,12 @@
     </w:tbl>
     <w:p>
       <w:pPr>
-        <w:spacing w:before="0" w:after="0" w:line="120" w:lineRule="exact"/>
+        <w:spacing w:before="0" w:after="0" w:line="80" w:lineRule="exact"/>
       </w:pPr>
       <w:r>
         <w:rPr>
           <w:rFonts w:ascii="Trade Gothic Next" w:hAnsi="Trade Gothic Next"/>
-          <w:sz w:val="8"/>
+          <w:sz w:val="4"/>
         </w:rPr>
       </w:r>
     </w:p>
@@ -3209,97 +1860,63 @@
               <w:right w:val="single" w:sz="6" w:color="C8CDC2"/>
             </w:tcBorders>
           </w:tcPr>
-          <w:p/>
-          <w:tbl>
-            <w:tblPr>
-              <w:tblW w:type="auto" w:w="0"/>
-              <w:tblLayout w:type="fixed"/>
-              <w:tblLook w:firstColumn="1" w:firstRow="1" w:lastColumn="0" w:lastRow="0" w:noHBand="0" w:noVBand="1" w:val="04A0"/>
-              <w:tblLayout w:type="fixed"/>
-            </w:tblPr>
-            <w:tblGrid>
-              <w:gridCol w:w="6192"/>
-              <w:gridCol w:w="4176"/>
-            </w:tblGrid>
-            <w:tr>
-              <w:trPr>
-                <w:cantSplit/>
-              </w:trPr>
-              <w:tc>
-                <w:tcPr>
-                  <w:tcW w:type="dxa" w:w="6192"/>
-                  <w:tcMar>
-                    <w:top w:w="0" w:type="dxa"/>
-                    <w:left w:w="0" w:type="dxa"/>
-                    <w:bottom w:w="0" w:type="dxa"/>
-                    <w:right w:w="0" w:type="dxa"/>
-                  </w:tcMar>
-                </w:tcPr>
-                <w:p>
-                  <w:pPr>
-                    <w:spacing w:after="40"/>
-                  </w:pPr>
-                  <w:r>
-                    <w:rPr>
-                      <w:rFonts w:ascii="Trade Gothic Next" w:hAnsi="Trade Gothic Next"/>
-                      <w:b/>
-                      <w:color w:val="4D730E"/>
-                      <w:sz w:val="20"/>
-                      <w:u w:val="none"/>
-                    </w:rPr>
-                    <w:t xml:space="preserve">3   </w:t>
-                  </w:r>
-                  <w:r>
-                    <w:rPr>
-                      <w:rFonts w:ascii="Trade Gothic Next" w:hAnsi="Trade Gothic Next"/>
-                      <w:b/>
-                      <w:color w:val="14161B"/>
-                      <w:sz w:val="21"/>
-                      <w:u w:val="none"/>
-                    </w:rPr>
-                    <w:t>Neon, Ne</w:t>
-                  </w:r>
-                </w:p>
-              </w:tc>
-              <w:tc>
-                <w:tcPr>
-                  <w:tcW w:type="dxa" w:w="4176"/>
-                  <w:tcMar>
-                    <w:top w:w="0" w:type="dxa"/>
-                    <w:left w:w="0" w:type="dxa"/>
-                    <w:bottom w:w="0" w:type="dxa"/>
-                    <w:right w:w="0" w:type="dxa"/>
-                  </w:tcMar>
-                </w:tcPr>
-                <w:p>
-                  <w:pPr>
-                    <w:spacing w:after="40"/>
-                  </w:pPr>
-                  <w:r>
-                    <w:rPr>
-                      <w:rFonts w:ascii="Trade Gothic Next" w:hAnsi="Trade Gothic Next"/>
-                      <w:b/>
-                      <w:color w:val="14161B"/>
-                      <w:sz w:val="18"/>
-                      <w:u w:val="none"/>
-                    </w:rPr>
-                    <w:t xml:space="preserve">Electrons  </w:t>
-                  </w:r>
-                  <w:r>
-                    <w:rPr>
-                      <w:rFonts w:ascii="Trade Gothic Next" w:hAnsi="Trade Gothic Next"/>
-                      <w:b w:val="0"/>
-                      <w:color w:val="14161B"/>
-                      <w:sz w:val="20"/>
-                      <w:u w:val="none"/>
-                    </w:rPr>
-                    <w:t>_________</w:t>
-                  </w:r>
-                </w:p>
-              </w:tc>
-            </w:tr>
-          </w:tbl>
-          <w:p/>
+          <w:p>
+            <w:pPr>
+              <w:tabs>
+                <w:tab w:pos="10080" w:val="right"/>
+              </w:tabs>
+              <w:spacing w:after="0"/>
+            </w:pPr>
+            <w:r>
+              <w:rPr>
+                <w:rFonts w:ascii="Trade Gothic Next" w:hAnsi="Trade Gothic Next"/>
+                <w:b/>
+                <w:color w:val="4D730E"/>
+                <w:sz w:val="20"/>
+                <w:u w:val="none"/>
+              </w:rPr>
+              <w:t xml:space="preserve">3   </w:t>
+            </w:r>
+            <w:r>
+              <w:rPr>
+                <w:rFonts w:ascii="Trade Gothic Next" w:hAnsi="Trade Gothic Next"/>
+                <w:b/>
+                <w:color w:val="14161B"/>
+                <w:sz w:val="21"/>
+                <w:u w:val="none"/>
+              </w:rPr>
+              <w:t>Neon, Ne</w:t>
+            </w:r>
+            <w:r>
+              <w:rPr>
+                <w:rFonts w:ascii="Trade Gothic Next" w:hAnsi="Trade Gothic Next"/>
+                <w:b w:val="0"/>
+                <w:sz w:val="18"/>
+                <w:u w:val="none"/>
+              </w:rPr>
+              <w:tab/>
+            </w:r>
+            <w:r>
+              <w:rPr>
+                <w:rFonts w:ascii="Trade Gothic Next" w:hAnsi="Trade Gothic Next"/>
+                <w:b/>
+                <w:color w:val="14161B"/>
+                <w:sz w:val="18"/>
+                <w:u w:val="none"/>
+              </w:rPr>
+              <w:t xml:space="preserve">Electrons  </w:t>
+            </w:r>
+            <w:r>
+              <w:rPr>
+                <w:rFonts w:ascii="Trade Gothic Next" w:hAnsi="Trade Gothic Next"/>
+                <w:b w:val="0"/>
+                <w:color w:val="14161B"/>
+                <w:sz w:val="20"/>
+                <w:u w:val="none"/>
+              </w:rPr>
+              <w:t>_________</w:t>
+            </w:r>
+          </w:p>
           <w:p>
             <w:pPr>
               <w:spacing w:before="0" w:after="0" w:line="60" w:lineRule="exact"/>
@@ -3311,708 +1928,9 @@
               </w:rPr>
             </w:r>
           </w:p>
-          <w:tbl>
-            <w:tblPr>
-              <w:tblW w:type="auto" w:w="0"/>
-              <w:tblLayout w:type="fixed"/>
-              <w:tblLook w:firstColumn="1" w:firstRow="1" w:lastColumn="0" w:lastRow="0" w:noHBand="0" w:noVBand="1" w:val="04A0"/>
-              <w:tblLayout w:type="fixed"/>
-            </w:tblPr>
-            <w:tblGrid>
-              <w:gridCol w:w="432"/>
-              <w:gridCol w:w="382"/>
-              <w:gridCol w:w="432"/>
-              <w:gridCol w:w="382"/>
-              <w:gridCol w:w="432"/>
-              <w:gridCol w:w="382"/>
-              <w:gridCol w:w="382"/>
-              <w:gridCol w:w="382"/>
-              <w:gridCol w:w="432"/>
-              <w:gridCol w:w="382"/>
-              <w:gridCol w:w="432"/>
-              <w:gridCol w:w="382"/>
-              <w:gridCol w:w="382"/>
-              <w:gridCol w:w="382"/>
-              <w:gridCol w:w="432"/>
-              <w:gridCol w:w="382"/>
-              <w:gridCol w:w="432"/>
-              <w:gridCol w:w="382"/>
-              <w:gridCol w:w="382"/>
-              <w:gridCol w:w="382"/>
-              <w:gridCol w:w="382"/>
-              <w:gridCol w:w="382"/>
-              <w:gridCol w:w="432"/>
-              <w:gridCol w:w="382"/>
-              <w:gridCol w:w="382"/>
-              <w:gridCol w:w="382"/>
-            </w:tblGrid>
-            <w:tr>
-              <w:trPr>
-                <w:cantSplit/>
-                <w:trHeight w:val="489" w:hRule="atLeast"/>
-              </w:trPr>
-              <w:tc>
-                <w:tcPr>
-                  <w:tcW w:type="dxa" w:w="432"/>
-                  <w:vAlign w:val="center"/>
-                  <w:tcMar>
-                    <w:top w:w="0" w:type="dxa"/>
-                    <w:left w:w="0" w:type="dxa"/>
-                    <w:bottom w:w="0" w:type="dxa"/>
-                    <w:right w:w="10" w:type="dxa"/>
-                  </w:tcMar>
-                </w:tcPr>
-                <w:p>
-                  <w:pPr>
-                    <w:spacing w:after="0"/>
-                    <w:jc w:val="right"/>
-                  </w:pPr>
-                  <w:r>
-                    <w:rPr>
-                      <w:rFonts w:ascii="Trade Gothic Next" w:hAnsi="Trade Gothic Next"/>
-                      <w:b/>
-                      <w:color w:val="55604F"/>
-                      <w:sz w:val="16"/>
-                      <w:u w:val="none"/>
-                    </w:rPr>
-                    <w:t>1s</w:t>
-                  </w:r>
-                </w:p>
-              </w:tc>
-              <w:tc>
-                <w:tcPr>
-                  <w:tcW w:type="dxa" w:w="382"/>
-                  <w:tcBorders>
-                    <w:top w:val="single" w:sz="8" w:color="4D730E"/>
-                    <w:left w:val="single" w:sz="8" w:color="4D730E"/>
-                    <w:bottom w:val="single" w:sz="8" w:color="4D730E"/>
-                    <w:right w:val="single" w:sz="8" w:color="4D730E"/>
-                  </w:tcBorders>
-                  <w:vAlign w:val="center"/>
-                  <w:tcMar>
-                    <w:top w:w="0" w:type="dxa"/>
-                    <w:left w:w="0" w:type="dxa"/>
-                    <w:bottom w:w="0" w:type="dxa"/>
-                    <w:right w:w="0" w:type="dxa"/>
-                  </w:tcMar>
-                </w:tcPr>
-                <w:p>
-                  <w:pPr>
-                    <w:spacing w:after="0"/>
-                    <w:jc w:val="center"/>
-                  </w:pPr>
-                </w:p>
-              </w:tc>
-              <w:tc>
-                <w:tcPr>
-                  <w:tcW w:type="dxa" w:w="432"/>
-                  <w:vAlign w:val="center"/>
-                  <w:tcMar>
-                    <w:top w:w="0" w:type="dxa"/>
-                    <w:left w:w="0" w:type="dxa"/>
-                    <w:bottom w:w="0" w:type="dxa"/>
-                    <w:right w:w="10" w:type="dxa"/>
-                  </w:tcMar>
-                </w:tcPr>
-                <w:p>
-                  <w:pPr>
-                    <w:spacing w:after="0"/>
-                    <w:jc w:val="right"/>
-                  </w:pPr>
-                  <w:r>
-                    <w:rPr>
-                      <w:rFonts w:ascii="Trade Gothic Next" w:hAnsi="Trade Gothic Next"/>
-                      <w:b/>
-                      <w:color w:val="55604F"/>
-                      <w:sz w:val="16"/>
-                      <w:u w:val="none"/>
-                    </w:rPr>
-                    <w:t>2s</w:t>
-                  </w:r>
-                </w:p>
-              </w:tc>
-              <w:tc>
-                <w:tcPr>
-                  <w:tcW w:type="dxa" w:w="382"/>
-                  <w:tcBorders>
-                    <w:top w:val="single" w:sz="8" w:color="4D730E"/>
-                    <w:left w:val="single" w:sz="8" w:color="4D730E"/>
-                    <w:bottom w:val="single" w:sz="8" w:color="4D730E"/>
-                    <w:right w:val="single" w:sz="8" w:color="4D730E"/>
-                  </w:tcBorders>
-                  <w:vAlign w:val="center"/>
-                  <w:tcMar>
-                    <w:top w:w="0" w:type="dxa"/>
-                    <w:left w:w="0" w:type="dxa"/>
-                    <w:bottom w:w="0" w:type="dxa"/>
-                    <w:right w:w="0" w:type="dxa"/>
-                  </w:tcMar>
-                </w:tcPr>
-                <w:p>
-                  <w:pPr>
-                    <w:spacing w:after="0"/>
-                    <w:jc w:val="center"/>
-                  </w:pPr>
-                </w:p>
-              </w:tc>
-              <w:tc>
-                <w:tcPr>
-                  <w:tcW w:type="dxa" w:w="432"/>
-                  <w:vAlign w:val="center"/>
-                  <w:tcMar>
-                    <w:top w:w="0" w:type="dxa"/>
-                    <w:left w:w="0" w:type="dxa"/>
-                    <w:bottom w:w="0" w:type="dxa"/>
-                    <w:right w:w="10" w:type="dxa"/>
-                  </w:tcMar>
-                </w:tcPr>
-                <w:p>
-                  <w:pPr>
-                    <w:spacing w:after="0"/>
-                    <w:jc w:val="right"/>
-                  </w:pPr>
-                  <w:r>
-                    <w:rPr>
-                      <w:rFonts w:ascii="Trade Gothic Next" w:hAnsi="Trade Gothic Next"/>
-                      <w:b/>
-                      <w:color w:val="55604F"/>
-                      <w:sz w:val="16"/>
-                      <w:u w:val="none"/>
-                    </w:rPr>
-                    <w:t>2p</w:t>
-                  </w:r>
-                </w:p>
-              </w:tc>
-              <w:tc>
-                <w:tcPr>
-                  <w:tcW w:type="dxa" w:w="382"/>
-                  <w:tcBorders>
-                    <w:top w:val="single" w:sz="8" w:color="4D730E"/>
-                    <w:left w:val="single" w:sz="8" w:color="4D730E"/>
-                    <w:bottom w:val="single" w:sz="8" w:color="4D730E"/>
-                    <w:right w:val="single" w:sz="8" w:color="4D730E"/>
-                  </w:tcBorders>
-                  <w:vAlign w:val="center"/>
-                  <w:tcMar>
-                    <w:top w:w="0" w:type="dxa"/>
-                    <w:left w:w="0" w:type="dxa"/>
-                    <w:bottom w:w="0" w:type="dxa"/>
-                    <w:right w:w="0" w:type="dxa"/>
-                  </w:tcMar>
-                </w:tcPr>
-                <w:p>
-                  <w:pPr>
-                    <w:spacing w:after="0"/>
-                    <w:jc w:val="center"/>
-                  </w:pPr>
-                </w:p>
-              </w:tc>
-              <w:tc>
-                <w:tcPr>
-                  <w:tcW w:type="dxa" w:w="382"/>
-                  <w:tcBorders>
-                    <w:top w:val="single" w:sz="8" w:color="4D730E"/>
-                    <w:left w:val="single" w:sz="8" w:color="4D730E"/>
-                    <w:bottom w:val="single" w:sz="8" w:color="4D730E"/>
-                    <w:right w:val="single" w:sz="8" w:color="4D730E"/>
-                  </w:tcBorders>
-                  <w:vAlign w:val="center"/>
-                  <w:tcMar>
-                    <w:top w:w="0" w:type="dxa"/>
-                    <w:left w:w="0" w:type="dxa"/>
-                    <w:bottom w:w="0" w:type="dxa"/>
-                    <w:right w:w="0" w:type="dxa"/>
-                  </w:tcMar>
-                </w:tcPr>
-                <w:p>
-                  <w:pPr>
-                    <w:spacing w:after="0"/>
-                    <w:jc w:val="center"/>
-                  </w:pPr>
-                </w:p>
-              </w:tc>
-              <w:tc>
-                <w:tcPr>
-                  <w:tcW w:type="dxa" w:w="382"/>
-                  <w:tcBorders>
-                    <w:top w:val="single" w:sz="8" w:color="4D730E"/>
-                    <w:left w:val="single" w:sz="8" w:color="4D730E"/>
-                    <w:bottom w:val="single" w:sz="8" w:color="4D730E"/>
-                    <w:right w:val="single" w:sz="8" w:color="4D730E"/>
-                  </w:tcBorders>
-                  <w:vAlign w:val="center"/>
-                  <w:tcMar>
-                    <w:top w:w="0" w:type="dxa"/>
-                    <w:left w:w="0" w:type="dxa"/>
-                    <w:bottom w:w="0" w:type="dxa"/>
-                    <w:right w:w="0" w:type="dxa"/>
-                  </w:tcMar>
-                </w:tcPr>
-                <w:p>
-                  <w:pPr>
-                    <w:spacing w:after="0"/>
-                    <w:jc w:val="center"/>
-                  </w:pPr>
-                </w:p>
-              </w:tc>
-              <w:tc>
-                <w:tcPr>
-                  <w:tcW w:type="dxa" w:w="432"/>
-                  <w:vAlign w:val="center"/>
-                  <w:tcMar>
-                    <w:top w:w="0" w:type="dxa"/>
-                    <w:left w:w="0" w:type="dxa"/>
-                    <w:bottom w:w="0" w:type="dxa"/>
-                    <w:right w:w="10" w:type="dxa"/>
-                  </w:tcMar>
-                </w:tcPr>
-                <w:p>
-                  <w:pPr>
-                    <w:spacing w:after="0"/>
-                    <w:jc w:val="right"/>
-                  </w:pPr>
-                  <w:r>
-                    <w:rPr>
-                      <w:rFonts w:ascii="Trade Gothic Next" w:hAnsi="Trade Gothic Next"/>
-                      <w:b/>
-                      <w:color w:val="55604F"/>
-                      <w:sz w:val="16"/>
-                      <w:u w:val="none"/>
-                    </w:rPr>
-                    <w:t>3s</w:t>
-                  </w:r>
-                </w:p>
-              </w:tc>
-              <w:tc>
-                <w:tcPr>
-                  <w:tcW w:type="dxa" w:w="382"/>
-                  <w:tcBorders>
-                    <w:top w:val="single" w:sz="8" w:color="4D730E"/>
-                    <w:left w:val="single" w:sz="8" w:color="4D730E"/>
-                    <w:bottom w:val="single" w:sz="8" w:color="4D730E"/>
-                    <w:right w:val="single" w:sz="8" w:color="4D730E"/>
-                  </w:tcBorders>
-                  <w:vAlign w:val="center"/>
-                  <w:tcMar>
-                    <w:top w:w="0" w:type="dxa"/>
-                    <w:left w:w="0" w:type="dxa"/>
-                    <w:bottom w:w="0" w:type="dxa"/>
-                    <w:right w:w="0" w:type="dxa"/>
-                  </w:tcMar>
-                </w:tcPr>
-                <w:p>
-                  <w:pPr>
-                    <w:spacing w:after="0"/>
-                    <w:jc w:val="center"/>
-                  </w:pPr>
-                </w:p>
-              </w:tc>
-              <w:tc>
-                <w:tcPr>
-                  <w:tcW w:type="dxa" w:w="432"/>
-                  <w:vAlign w:val="center"/>
-                  <w:tcMar>
-                    <w:top w:w="0" w:type="dxa"/>
-                    <w:left w:w="0" w:type="dxa"/>
-                    <w:bottom w:w="0" w:type="dxa"/>
-                    <w:right w:w="10" w:type="dxa"/>
-                  </w:tcMar>
-                </w:tcPr>
-                <w:p>
-                  <w:pPr>
-                    <w:spacing w:after="0"/>
-                    <w:jc w:val="right"/>
-                  </w:pPr>
-                  <w:r>
-                    <w:rPr>
-                      <w:rFonts w:ascii="Trade Gothic Next" w:hAnsi="Trade Gothic Next"/>
-                      <w:b/>
-                      <w:color w:val="55604F"/>
-                      <w:sz w:val="16"/>
-                      <w:u w:val="none"/>
-                    </w:rPr>
-                    <w:t>3p</w:t>
-                  </w:r>
-                </w:p>
-              </w:tc>
-              <w:tc>
-                <w:tcPr>
-                  <w:tcW w:type="dxa" w:w="382"/>
-                  <w:tcBorders>
-                    <w:top w:val="single" w:sz="8" w:color="4D730E"/>
-                    <w:left w:val="single" w:sz="8" w:color="4D730E"/>
-                    <w:bottom w:val="single" w:sz="8" w:color="4D730E"/>
-                    <w:right w:val="single" w:sz="8" w:color="4D730E"/>
-                  </w:tcBorders>
-                  <w:vAlign w:val="center"/>
-                  <w:tcMar>
-                    <w:top w:w="0" w:type="dxa"/>
-                    <w:left w:w="0" w:type="dxa"/>
-                    <w:bottom w:w="0" w:type="dxa"/>
-                    <w:right w:w="0" w:type="dxa"/>
-                  </w:tcMar>
-                </w:tcPr>
-                <w:p>
-                  <w:pPr>
-                    <w:spacing w:after="0"/>
-                    <w:jc w:val="center"/>
-                  </w:pPr>
-                </w:p>
-              </w:tc>
-              <w:tc>
-                <w:tcPr>
-                  <w:tcW w:type="dxa" w:w="382"/>
-                  <w:tcBorders>
-                    <w:top w:val="single" w:sz="8" w:color="4D730E"/>
-                    <w:left w:val="single" w:sz="8" w:color="4D730E"/>
-                    <w:bottom w:val="single" w:sz="8" w:color="4D730E"/>
-                    <w:right w:val="single" w:sz="8" w:color="4D730E"/>
-                  </w:tcBorders>
-                  <w:vAlign w:val="center"/>
-                  <w:tcMar>
-                    <w:top w:w="0" w:type="dxa"/>
-                    <w:left w:w="0" w:type="dxa"/>
-                    <w:bottom w:w="0" w:type="dxa"/>
-                    <w:right w:w="0" w:type="dxa"/>
-                  </w:tcMar>
-                </w:tcPr>
-                <w:p>
-                  <w:pPr>
-                    <w:spacing w:after="0"/>
-                    <w:jc w:val="center"/>
-                  </w:pPr>
-                </w:p>
-              </w:tc>
-              <w:tc>
-                <w:tcPr>
-                  <w:tcW w:type="dxa" w:w="382"/>
-                  <w:tcBorders>
-                    <w:top w:val="single" w:sz="8" w:color="4D730E"/>
-                    <w:left w:val="single" w:sz="8" w:color="4D730E"/>
-                    <w:bottom w:val="single" w:sz="8" w:color="4D730E"/>
-                    <w:right w:val="single" w:sz="8" w:color="4D730E"/>
-                  </w:tcBorders>
-                  <w:vAlign w:val="center"/>
-                  <w:tcMar>
-                    <w:top w:w="0" w:type="dxa"/>
-                    <w:left w:w="0" w:type="dxa"/>
-                    <w:bottom w:w="0" w:type="dxa"/>
-                    <w:right w:w="0" w:type="dxa"/>
-                  </w:tcMar>
-                </w:tcPr>
-                <w:p>
-                  <w:pPr>
-                    <w:spacing w:after="0"/>
-                    <w:jc w:val="center"/>
-                  </w:pPr>
-                </w:p>
-              </w:tc>
-              <w:tc>
-                <w:tcPr>
-                  <w:tcW w:type="dxa" w:w="432"/>
-                  <w:vAlign w:val="center"/>
-                  <w:tcMar>
-                    <w:top w:w="0" w:type="dxa"/>
-                    <w:left w:w="0" w:type="dxa"/>
-                    <w:bottom w:w="0" w:type="dxa"/>
-                    <w:right w:w="10" w:type="dxa"/>
-                  </w:tcMar>
-                </w:tcPr>
-                <w:p>
-                  <w:pPr>
-                    <w:spacing w:after="0"/>
-                    <w:jc w:val="right"/>
-                  </w:pPr>
-                  <w:r>
-                    <w:rPr>
-                      <w:rFonts w:ascii="Trade Gothic Next" w:hAnsi="Trade Gothic Next"/>
-                      <w:b/>
-                      <w:color w:val="55604F"/>
-                      <w:sz w:val="16"/>
-                      <w:u w:val="none"/>
-                    </w:rPr>
-                    <w:t>4s</w:t>
-                  </w:r>
-                </w:p>
-              </w:tc>
-              <w:tc>
-                <w:tcPr>
-                  <w:tcW w:type="dxa" w:w="382"/>
-                  <w:tcBorders>
-                    <w:top w:val="single" w:sz="8" w:color="4D730E"/>
-                    <w:left w:val="single" w:sz="8" w:color="4D730E"/>
-                    <w:bottom w:val="single" w:sz="8" w:color="4D730E"/>
-                    <w:right w:val="single" w:sz="8" w:color="4D730E"/>
-                  </w:tcBorders>
-                  <w:vAlign w:val="center"/>
-                  <w:tcMar>
-                    <w:top w:w="0" w:type="dxa"/>
-                    <w:left w:w="0" w:type="dxa"/>
-                    <w:bottom w:w="0" w:type="dxa"/>
-                    <w:right w:w="0" w:type="dxa"/>
-                  </w:tcMar>
-                </w:tcPr>
-                <w:p>
-                  <w:pPr>
-                    <w:spacing w:after="0"/>
-                    <w:jc w:val="center"/>
-                  </w:pPr>
-                </w:p>
-              </w:tc>
-              <w:tc>
-                <w:tcPr>
-                  <w:tcW w:type="dxa" w:w="432"/>
-                  <w:vAlign w:val="center"/>
-                  <w:tcMar>
-                    <w:top w:w="0" w:type="dxa"/>
-                    <w:left w:w="0" w:type="dxa"/>
-                    <w:bottom w:w="0" w:type="dxa"/>
-                    <w:right w:w="10" w:type="dxa"/>
-                  </w:tcMar>
-                </w:tcPr>
-                <w:p>
-                  <w:pPr>
-                    <w:spacing w:after="0"/>
-                    <w:jc w:val="right"/>
-                  </w:pPr>
-                  <w:r>
-                    <w:rPr>
-                      <w:rFonts w:ascii="Trade Gothic Next" w:hAnsi="Trade Gothic Next"/>
-                      <w:b/>
-                      <w:color w:val="55604F"/>
-                      <w:sz w:val="16"/>
-                      <w:u w:val="none"/>
-                    </w:rPr>
-                    <w:t>3d</w:t>
-                  </w:r>
-                </w:p>
-              </w:tc>
-              <w:tc>
-                <w:tcPr>
-                  <w:tcW w:type="dxa" w:w="382"/>
-                  <w:tcBorders>
-                    <w:top w:val="single" w:sz="8" w:color="4D730E"/>
-                    <w:left w:val="single" w:sz="8" w:color="4D730E"/>
-                    <w:bottom w:val="single" w:sz="8" w:color="4D730E"/>
-                    <w:right w:val="single" w:sz="8" w:color="4D730E"/>
-                  </w:tcBorders>
-                  <w:vAlign w:val="center"/>
-                  <w:tcMar>
-                    <w:top w:w="0" w:type="dxa"/>
-                    <w:left w:w="0" w:type="dxa"/>
-                    <w:bottom w:w="0" w:type="dxa"/>
-                    <w:right w:w="0" w:type="dxa"/>
-                  </w:tcMar>
-                </w:tcPr>
-                <w:p>
-                  <w:pPr>
-                    <w:spacing w:after="0"/>
-                    <w:jc w:val="center"/>
-                  </w:pPr>
-                </w:p>
-              </w:tc>
-              <w:tc>
-                <w:tcPr>
-                  <w:tcW w:type="dxa" w:w="382"/>
-                  <w:tcBorders>
-                    <w:top w:val="single" w:sz="8" w:color="4D730E"/>
-                    <w:left w:val="single" w:sz="8" w:color="4D730E"/>
-                    <w:bottom w:val="single" w:sz="8" w:color="4D730E"/>
-                    <w:right w:val="single" w:sz="8" w:color="4D730E"/>
-                  </w:tcBorders>
-                  <w:vAlign w:val="center"/>
-                  <w:tcMar>
-                    <w:top w:w="0" w:type="dxa"/>
-                    <w:left w:w="0" w:type="dxa"/>
-                    <w:bottom w:w="0" w:type="dxa"/>
-                    <w:right w:w="0" w:type="dxa"/>
-                  </w:tcMar>
-                </w:tcPr>
-                <w:p>
-                  <w:pPr>
-                    <w:spacing w:after="0"/>
-                    <w:jc w:val="center"/>
-                  </w:pPr>
-                </w:p>
-              </w:tc>
-              <w:tc>
-                <w:tcPr>
-                  <w:tcW w:type="dxa" w:w="382"/>
-                  <w:tcBorders>
-                    <w:top w:val="single" w:sz="8" w:color="4D730E"/>
-                    <w:left w:val="single" w:sz="8" w:color="4D730E"/>
-                    <w:bottom w:val="single" w:sz="8" w:color="4D730E"/>
-                    <w:right w:val="single" w:sz="8" w:color="4D730E"/>
-                  </w:tcBorders>
-                  <w:vAlign w:val="center"/>
-                  <w:tcMar>
-                    <w:top w:w="0" w:type="dxa"/>
-                    <w:left w:w="0" w:type="dxa"/>
-                    <w:bottom w:w="0" w:type="dxa"/>
-                    <w:right w:w="0" w:type="dxa"/>
-                  </w:tcMar>
-                </w:tcPr>
-                <w:p>
-                  <w:pPr>
-                    <w:spacing w:after="0"/>
-                    <w:jc w:val="center"/>
-                  </w:pPr>
-                </w:p>
-              </w:tc>
-              <w:tc>
-                <w:tcPr>
-                  <w:tcW w:type="dxa" w:w="382"/>
-                  <w:tcBorders>
-                    <w:top w:val="single" w:sz="8" w:color="4D730E"/>
-                    <w:left w:val="single" w:sz="8" w:color="4D730E"/>
-                    <w:bottom w:val="single" w:sz="8" w:color="4D730E"/>
-                    <w:right w:val="single" w:sz="8" w:color="4D730E"/>
-                  </w:tcBorders>
-                  <w:vAlign w:val="center"/>
-                  <w:tcMar>
-                    <w:top w:w="0" w:type="dxa"/>
-                    <w:left w:w="0" w:type="dxa"/>
-                    <w:bottom w:w="0" w:type="dxa"/>
-                    <w:right w:w="0" w:type="dxa"/>
-                  </w:tcMar>
-                </w:tcPr>
-                <w:p>
-                  <w:pPr>
-                    <w:spacing w:after="0"/>
-                    <w:jc w:val="center"/>
-                  </w:pPr>
-                </w:p>
-              </w:tc>
-              <w:tc>
-                <w:tcPr>
-                  <w:tcW w:type="dxa" w:w="382"/>
-                  <w:tcBorders>
-                    <w:top w:val="single" w:sz="8" w:color="4D730E"/>
-                    <w:left w:val="single" w:sz="8" w:color="4D730E"/>
-                    <w:bottom w:val="single" w:sz="8" w:color="4D730E"/>
-                    <w:right w:val="single" w:sz="8" w:color="4D730E"/>
-                  </w:tcBorders>
-                  <w:vAlign w:val="center"/>
-                  <w:tcMar>
-                    <w:top w:w="0" w:type="dxa"/>
-                    <w:left w:w="0" w:type="dxa"/>
-                    <w:bottom w:w="0" w:type="dxa"/>
-                    <w:right w:w="0" w:type="dxa"/>
-                  </w:tcMar>
-                </w:tcPr>
-                <w:p>
-                  <w:pPr>
-                    <w:spacing w:after="0"/>
-                    <w:jc w:val="center"/>
-                  </w:pPr>
-                </w:p>
-              </w:tc>
-              <w:tc>
-                <w:tcPr>
-                  <w:tcW w:type="dxa" w:w="432"/>
-                  <w:vAlign w:val="center"/>
-                  <w:tcMar>
-                    <w:top w:w="0" w:type="dxa"/>
-                    <w:left w:w="0" w:type="dxa"/>
-                    <w:bottom w:w="0" w:type="dxa"/>
-                    <w:right w:w="10" w:type="dxa"/>
-                  </w:tcMar>
-                </w:tcPr>
-                <w:p>
-                  <w:pPr>
-                    <w:spacing w:after="0"/>
-                    <w:jc w:val="right"/>
-                  </w:pPr>
-                  <w:r>
-                    <w:rPr>
-                      <w:rFonts w:ascii="Trade Gothic Next" w:hAnsi="Trade Gothic Next"/>
-                      <w:b/>
-                      <w:color w:val="55604F"/>
-                      <w:sz w:val="16"/>
-                      <w:u w:val="none"/>
-                    </w:rPr>
-                    <w:t>4p</w:t>
-                  </w:r>
-                </w:p>
-              </w:tc>
-              <w:tc>
-                <w:tcPr>
-                  <w:tcW w:type="dxa" w:w="382"/>
-                  <w:tcBorders>
-                    <w:top w:val="single" w:sz="8" w:color="4D730E"/>
-                    <w:left w:val="single" w:sz="8" w:color="4D730E"/>
-                    <w:bottom w:val="single" w:sz="8" w:color="4D730E"/>
-                    <w:right w:val="single" w:sz="8" w:color="4D730E"/>
-                  </w:tcBorders>
-                  <w:vAlign w:val="center"/>
-                  <w:tcMar>
-                    <w:top w:w="0" w:type="dxa"/>
-                    <w:left w:w="0" w:type="dxa"/>
-                    <w:bottom w:w="0" w:type="dxa"/>
-                    <w:right w:w="0" w:type="dxa"/>
-                  </w:tcMar>
-                </w:tcPr>
-                <w:p>
-                  <w:pPr>
-                    <w:spacing w:after="0"/>
-                    <w:jc w:val="center"/>
-                  </w:pPr>
-                </w:p>
-              </w:tc>
-              <w:tc>
-                <w:tcPr>
-                  <w:tcW w:type="dxa" w:w="382"/>
-                  <w:tcBorders>
-                    <w:top w:val="single" w:sz="8" w:color="4D730E"/>
-                    <w:left w:val="single" w:sz="8" w:color="4D730E"/>
-                    <w:bottom w:val="single" w:sz="8" w:color="4D730E"/>
-                    <w:right w:val="single" w:sz="8" w:color="4D730E"/>
-                  </w:tcBorders>
-                  <w:vAlign w:val="center"/>
-                  <w:tcMar>
-                    <w:top w:w="0" w:type="dxa"/>
-                    <w:left w:w="0" w:type="dxa"/>
-                    <w:bottom w:w="0" w:type="dxa"/>
-                    <w:right w:w="0" w:type="dxa"/>
-                  </w:tcMar>
-                </w:tcPr>
-                <w:p>
-                  <w:pPr>
-                    <w:spacing w:after="0"/>
-                    <w:jc w:val="center"/>
-                  </w:pPr>
-                </w:p>
-              </w:tc>
-              <w:tc>
-                <w:tcPr>
-                  <w:tcW w:type="dxa" w:w="382"/>
-                  <w:tcBorders>
-                    <w:top w:val="single" w:sz="8" w:color="4D730E"/>
-                    <w:left w:val="single" w:sz="8" w:color="4D730E"/>
-                    <w:bottom w:val="single" w:sz="8" w:color="4D730E"/>
-                    <w:right w:val="single" w:sz="8" w:color="4D730E"/>
-                  </w:tcBorders>
-                  <w:vAlign w:val="center"/>
-                  <w:tcMar>
-                    <w:top w:w="0" w:type="dxa"/>
-                    <w:left w:w="0" w:type="dxa"/>
-                    <w:bottom w:w="0" w:type="dxa"/>
-                    <w:right w:w="0" w:type="dxa"/>
-                  </w:tcMar>
-                </w:tcPr>
-                <w:p>
-                  <w:pPr>
-                    <w:spacing w:after="0"/>
-                    <w:jc w:val="center"/>
-                  </w:pPr>
-                </w:p>
-              </w:tc>
-            </w:tr>
-          </w:tbl>
-          <w:p/>
           <w:p>
             <w:pPr>
-              <w:spacing w:before="0" w:after="0" w:line="80" w:lineRule="exact"/>
+              <w:spacing w:before="0" w:after="0" w:line="1000" w:lineRule="exact"/>
             </w:pPr>
             <w:r>
               <w:rPr>
@@ -4086,7 +2004,11 @@
               </w:tc>
             </w:tr>
           </w:tbl>
-          <w:p/>
+          <w:p>
+            <w:pPr>
+              <w:spacing w:before="0" w:after="0" w:line="20" w:lineRule="exact"/>
+            </w:pPr>
+          </w:p>
           <w:p>
             <w:pPr>
               <w:spacing w:before="0" w:after="0" w:line="40" w:lineRule="exact"/>
@@ -4103,12 +2025,12 @@
     </w:tbl>
     <w:p>
       <w:pPr>
-        <w:spacing w:before="0" w:after="0" w:line="120" w:lineRule="exact"/>
+        <w:spacing w:before="0" w:after="0" w:line="80" w:lineRule="exact"/>
       </w:pPr>
       <w:r>
         <w:rPr>
           <w:rFonts w:ascii="Trade Gothic Next" w:hAnsi="Trade Gothic Next"/>
-          <w:sz w:val="8"/>
+          <w:sz w:val="4"/>
         </w:rPr>
       </w:r>
     </w:p>
@@ -4137,97 +2059,63 @@
               <w:right w:val="single" w:sz="6" w:color="C8CDC2"/>
             </w:tcBorders>
           </w:tcPr>
-          <w:p/>
-          <w:tbl>
-            <w:tblPr>
-              <w:tblW w:type="auto" w:w="0"/>
-              <w:tblLayout w:type="fixed"/>
-              <w:tblLook w:firstColumn="1" w:firstRow="1" w:lastColumn="0" w:lastRow="0" w:noHBand="0" w:noVBand="1" w:val="04A0"/>
-              <w:tblLayout w:type="fixed"/>
-            </w:tblPr>
-            <w:tblGrid>
-              <w:gridCol w:w="6192"/>
-              <w:gridCol w:w="4176"/>
-            </w:tblGrid>
-            <w:tr>
-              <w:trPr>
-                <w:cantSplit/>
-              </w:trPr>
-              <w:tc>
-                <w:tcPr>
-                  <w:tcW w:type="dxa" w:w="6192"/>
-                  <w:tcMar>
-                    <w:top w:w="0" w:type="dxa"/>
-                    <w:left w:w="0" w:type="dxa"/>
-                    <w:bottom w:w="0" w:type="dxa"/>
-                    <w:right w:w="0" w:type="dxa"/>
-                  </w:tcMar>
-                </w:tcPr>
-                <w:p>
-                  <w:pPr>
-                    <w:spacing w:after="40"/>
-                  </w:pPr>
-                  <w:r>
-                    <w:rPr>
-                      <w:rFonts w:ascii="Trade Gothic Next" w:hAnsi="Trade Gothic Next"/>
-                      <w:b/>
-                      <w:color w:val="4D730E"/>
-                      <w:sz w:val="20"/>
-                      <w:u w:val="none"/>
-                    </w:rPr>
-                    <w:t xml:space="preserve">4   </w:t>
-                  </w:r>
-                  <w:r>
-                    <w:rPr>
-                      <w:rFonts w:ascii="Trade Gothic Next" w:hAnsi="Trade Gothic Next"/>
-                      <w:b/>
-                      <w:color w:val="14161B"/>
-                      <w:sz w:val="21"/>
-                      <w:u w:val="none"/>
-                    </w:rPr>
-                    <w:t>Magnesium, Mg</w:t>
-                  </w:r>
-                </w:p>
-              </w:tc>
-              <w:tc>
-                <w:tcPr>
-                  <w:tcW w:type="dxa" w:w="4176"/>
-                  <w:tcMar>
-                    <w:top w:w="0" w:type="dxa"/>
-                    <w:left w:w="0" w:type="dxa"/>
-                    <w:bottom w:w="0" w:type="dxa"/>
-                    <w:right w:w="0" w:type="dxa"/>
-                  </w:tcMar>
-                </w:tcPr>
-                <w:p>
-                  <w:pPr>
-                    <w:spacing w:after="40"/>
-                  </w:pPr>
-                  <w:r>
-                    <w:rPr>
-                      <w:rFonts w:ascii="Trade Gothic Next" w:hAnsi="Trade Gothic Next"/>
-                      <w:b/>
-                      <w:color w:val="14161B"/>
-                      <w:sz w:val="18"/>
-                      <w:u w:val="none"/>
-                    </w:rPr>
-                    <w:t xml:space="preserve">Electrons  </w:t>
-                  </w:r>
-                  <w:r>
-                    <w:rPr>
-                      <w:rFonts w:ascii="Trade Gothic Next" w:hAnsi="Trade Gothic Next"/>
-                      <w:b w:val="0"/>
-                      <w:color w:val="14161B"/>
-                      <w:sz w:val="20"/>
-                      <w:u w:val="none"/>
-                    </w:rPr>
-                    <w:t>_________</w:t>
-                  </w:r>
-                </w:p>
-              </w:tc>
-            </w:tr>
-          </w:tbl>
-          <w:p/>
+          <w:p>
+            <w:pPr>
+              <w:tabs>
+                <w:tab w:pos="10080" w:val="right"/>
+              </w:tabs>
+              <w:spacing w:after="0"/>
+            </w:pPr>
+            <w:r>
+              <w:rPr>
+                <w:rFonts w:ascii="Trade Gothic Next" w:hAnsi="Trade Gothic Next"/>
+                <w:b/>
+                <w:color w:val="4D730E"/>
+                <w:sz w:val="20"/>
+                <w:u w:val="none"/>
+              </w:rPr>
+              <w:t xml:space="preserve">4   </w:t>
+            </w:r>
+            <w:r>
+              <w:rPr>
+                <w:rFonts w:ascii="Trade Gothic Next" w:hAnsi="Trade Gothic Next"/>
+                <w:b/>
+                <w:color w:val="14161B"/>
+                <w:sz w:val="21"/>
+                <w:u w:val="none"/>
+              </w:rPr>
+              <w:t>Magnesium, Mg</w:t>
+            </w:r>
+            <w:r>
+              <w:rPr>
+                <w:rFonts w:ascii="Trade Gothic Next" w:hAnsi="Trade Gothic Next"/>
+                <w:b w:val="0"/>
+                <w:sz w:val="18"/>
+                <w:u w:val="none"/>
+              </w:rPr>
+              <w:tab/>
+            </w:r>
+            <w:r>
+              <w:rPr>
+                <w:rFonts w:ascii="Trade Gothic Next" w:hAnsi="Trade Gothic Next"/>
+                <w:b/>
+                <w:color w:val="14161B"/>
+                <w:sz w:val="18"/>
+                <w:u w:val="none"/>
+              </w:rPr>
+              <w:t xml:space="preserve">Electrons  </w:t>
+            </w:r>
+            <w:r>
+              <w:rPr>
+                <w:rFonts w:ascii="Trade Gothic Next" w:hAnsi="Trade Gothic Next"/>
+                <w:b w:val="0"/>
+                <w:color w:val="14161B"/>
+                <w:sz w:val="20"/>
+                <w:u w:val="none"/>
+              </w:rPr>
+              <w:t>_________</w:t>
+            </w:r>
+          </w:p>
           <w:p>
             <w:pPr>
               <w:spacing w:before="0" w:after="0" w:line="60" w:lineRule="exact"/>
@@ -4239,708 +2127,9 @@
               </w:rPr>
             </w:r>
           </w:p>
-          <w:tbl>
-            <w:tblPr>
-              <w:tblW w:type="auto" w:w="0"/>
-              <w:tblLayout w:type="fixed"/>
-              <w:tblLook w:firstColumn="1" w:firstRow="1" w:lastColumn="0" w:lastRow="0" w:noHBand="0" w:noVBand="1" w:val="04A0"/>
-              <w:tblLayout w:type="fixed"/>
-            </w:tblPr>
-            <w:tblGrid>
-              <w:gridCol w:w="432"/>
-              <w:gridCol w:w="382"/>
-              <w:gridCol w:w="432"/>
-              <w:gridCol w:w="382"/>
-              <w:gridCol w:w="432"/>
-              <w:gridCol w:w="382"/>
-              <w:gridCol w:w="382"/>
-              <w:gridCol w:w="382"/>
-              <w:gridCol w:w="432"/>
-              <w:gridCol w:w="382"/>
-              <w:gridCol w:w="432"/>
-              <w:gridCol w:w="382"/>
-              <w:gridCol w:w="382"/>
-              <w:gridCol w:w="382"/>
-              <w:gridCol w:w="432"/>
-              <w:gridCol w:w="382"/>
-              <w:gridCol w:w="432"/>
-              <w:gridCol w:w="382"/>
-              <w:gridCol w:w="382"/>
-              <w:gridCol w:w="382"/>
-              <w:gridCol w:w="382"/>
-              <w:gridCol w:w="382"/>
-              <w:gridCol w:w="432"/>
-              <w:gridCol w:w="382"/>
-              <w:gridCol w:w="382"/>
-              <w:gridCol w:w="382"/>
-            </w:tblGrid>
-            <w:tr>
-              <w:trPr>
-                <w:cantSplit/>
-                <w:trHeight w:val="489" w:hRule="atLeast"/>
-              </w:trPr>
-              <w:tc>
-                <w:tcPr>
-                  <w:tcW w:type="dxa" w:w="432"/>
-                  <w:vAlign w:val="center"/>
-                  <w:tcMar>
-                    <w:top w:w="0" w:type="dxa"/>
-                    <w:left w:w="0" w:type="dxa"/>
-                    <w:bottom w:w="0" w:type="dxa"/>
-                    <w:right w:w="10" w:type="dxa"/>
-                  </w:tcMar>
-                </w:tcPr>
-                <w:p>
-                  <w:pPr>
-                    <w:spacing w:after="0"/>
-                    <w:jc w:val="right"/>
-                  </w:pPr>
-                  <w:r>
-                    <w:rPr>
-                      <w:rFonts w:ascii="Trade Gothic Next" w:hAnsi="Trade Gothic Next"/>
-                      <w:b/>
-                      <w:color w:val="55604F"/>
-                      <w:sz w:val="16"/>
-                      <w:u w:val="none"/>
-                    </w:rPr>
-                    <w:t>1s</w:t>
-                  </w:r>
-                </w:p>
-              </w:tc>
-              <w:tc>
-                <w:tcPr>
-                  <w:tcW w:type="dxa" w:w="382"/>
-                  <w:tcBorders>
-                    <w:top w:val="single" w:sz="8" w:color="4D730E"/>
-                    <w:left w:val="single" w:sz="8" w:color="4D730E"/>
-                    <w:bottom w:val="single" w:sz="8" w:color="4D730E"/>
-                    <w:right w:val="single" w:sz="8" w:color="4D730E"/>
-                  </w:tcBorders>
-                  <w:vAlign w:val="center"/>
-                  <w:tcMar>
-                    <w:top w:w="0" w:type="dxa"/>
-                    <w:left w:w="0" w:type="dxa"/>
-                    <w:bottom w:w="0" w:type="dxa"/>
-                    <w:right w:w="0" w:type="dxa"/>
-                  </w:tcMar>
-                </w:tcPr>
-                <w:p>
-                  <w:pPr>
-                    <w:spacing w:after="0"/>
-                    <w:jc w:val="center"/>
-                  </w:pPr>
-                </w:p>
-              </w:tc>
-              <w:tc>
-                <w:tcPr>
-                  <w:tcW w:type="dxa" w:w="432"/>
-                  <w:vAlign w:val="center"/>
-                  <w:tcMar>
-                    <w:top w:w="0" w:type="dxa"/>
-                    <w:left w:w="0" w:type="dxa"/>
-                    <w:bottom w:w="0" w:type="dxa"/>
-                    <w:right w:w="10" w:type="dxa"/>
-                  </w:tcMar>
-                </w:tcPr>
-                <w:p>
-                  <w:pPr>
-                    <w:spacing w:after="0"/>
-                    <w:jc w:val="right"/>
-                  </w:pPr>
-                  <w:r>
-                    <w:rPr>
-                      <w:rFonts w:ascii="Trade Gothic Next" w:hAnsi="Trade Gothic Next"/>
-                      <w:b/>
-                      <w:color w:val="55604F"/>
-                      <w:sz w:val="16"/>
-                      <w:u w:val="none"/>
-                    </w:rPr>
-                    <w:t>2s</w:t>
-                  </w:r>
-                </w:p>
-              </w:tc>
-              <w:tc>
-                <w:tcPr>
-                  <w:tcW w:type="dxa" w:w="382"/>
-                  <w:tcBorders>
-                    <w:top w:val="single" w:sz="8" w:color="4D730E"/>
-                    <w:left w:val="single" w:sz="8" w:color="4D730E"/>
-                    <w:bottom w:val="single" w:sz="8" w:color="4D730E"/>
-                    <w:right w:val="single" w:sz="8" w:color="4D730E"/>
-                  </w:tcBorders>
-                  <w:vAlign w:val="center"/>
-                  <w:tcMar>
-                    <w:top w:w="0" w:type="dxa"/>
-                    <w:left w:w="0" w:type="dxa"/>
-                    <w:bottom w:w="0" w:type="dxa"/>
-                    <w:right w:w="0" w:type="dxa"/>
-                  </w:tcMar>
-                </w:tcPr>
-                <w:p>
-                  <w:pPr>
-                    <w:spacing w:after="0"/>
-                    <w:jc w:val="center"/>
-                  </w:pPr>
-                </w:p>
-              </w:tc>
-              <w:tc>
-                <w:tcPr>
-                  <w:tcW w:type="dxa" w:w="432"/>
-                  <w:vAlign w:val="center"/>
-                  <w:tcMar>
-                    <w:top w:w="0" w:type="dxa"/>
-                    <w:left w:w="0" w:type="dxa"/>
-                    <w:bottom w:w="0" w:type="dxa"/>
-                    <w:right w:w="10" w:type="dxa"/>
-                  </w:tcMar>
-                </w:tcPr>
-                <w:p>
-                  <w:pPr>
-                    <w:spacing w:after="0"/>
-                    <w:jc w:val="right"/>
-                  </w:pPr>
-                  <w:r>
-                    <w:rPr>
-                      <w:rFonts w:ascii="Trade Gothic Next" w:hAnsi="Trade Gothic Next"/>
-                      <w:b/>
-                      <w:color w:val="55604F"/>
-                      <w:sz w:val="16"/>
-                      <w:u w:val="none"/>
-                    </w:rPr>
-                    <w:t>2p</w:t>
-                  </w:r>
-                </w:p>
-              </w:tc>
-              <w:tc>
-                <w:tcPr>
-                  <w:tcW w:type="dxa" w:w="382"/>
-                  <w:tcBorders>
-                    <w:top w:val="single" w:sz="8" w:color="4D730E"/>
-                    <w:left w:val="single" w:sz="8" w:color="4D730E"/>
-                    <w:bottom w:val="single" w:sz="8" w:color="4D730E"/>
-                    <w:right w:val="single" w:sz="8" w:color="4D730E"/>
-                  </w:tcBorders>
-                  <w:vAlign w:val="center"/>
-                  <w:tcMar>
-                    <w:top w:w="0" w:type="dxa"/>
-                    <w:left w:w="0" w:type="dxa"/>
-                    <w:bottom w:w="0" w:type="dxa"/>
-                    <w:right w:w="0" w:type="dxa"/>
-                  </w:tcMar>
-                </w:tcPr>
-                <w:p>
-                  <w:pPr>
-                    <w:spacing w:after="0"/>
-                    <w:jc w:val="center"/>
-                  </w:pPr>
-                </w:p>
-              </w:tc>
-              <w:tc>
-                <w:tcPr>
-                  <w:tcW w:type="dxa" w:w="382"/>
-                  <w:tcBorders>
-                    <w:top w:val="single" w:sz="8" w:color="4D730E"/>
-                    <w:left w:val="single" w:sz="8" w:color="4D730E"/>
-                    <w:bottom w:val="single" w:sz="8" w:color="4D730E"/>
-                    <w:right w:val="single" w:sz="8" w:color="4D730E"/>
-                  </w:tcBorders>
-                  <w:vAlign w:val="center"/>
-                  <w:tcMar>
-                    <w:top w:w="0" w:type="dxa"/>
-                    <w:left w:w="0" w:type="dxa"/>
-                    <w:bottom w:w="0" w:type="dxa"/>
-                    <w:right w:w="0" w:type="dxa"/>
-                  </w:tcMar>
-                </w:tcPr>
-                <w:p>
-                  <w:pPr>
-                    <w:spacing w:after="0"/>
-                    <w:jc w:val="center"/>
-                  </w:pPr>
-                </w:p>
-              </w:tc>
-              <w:tc>
-                <w:tcPr>
-                  <w:tcW w:type="dxa" w:w="382"/>
-                  <w:tcBorders>
-                    <w:top w:val="single" w:sz="8" w:color="4D730E"/>
-                    <w:left w:val="single" w:sz="8" w:color="4D730E"/>
-                    <w:bottom w:val="single" w:sz="8" w:color="4D730E"/>
-                    <w:right w:val="single" w:sz="8" w:color="4D730E"/>
-                  </w:tcBorders>
-                  <w:vAlign w:val="center"/>
-                  <w:tcMar>
-                    <w:top w:w="0" w:type="dxa"/>
-                    <w:left w:w="0" w:type="dxa"/>
-                    <w:bottom w:w="0" w:type="dxa"/>
-                    <w:right w:w="0" w:type="dxa"/>
-                  </w:tcMar>
-                </w:tcPr>
-                <w:p>
-                  <w:pPr>
-                    <w:spacing w:after="0"/>
-                    <w:jc w:val="center"/>
-                  </w:pPr>
-                </w:p>
-              </w:tc>
-              <w:tc>
-                <w:tcPr>
-                  <w:tcW w:type="dxa" w:w="432"/>
-                  <w:vAlign w:val="center"/>
-                  <w:tcMar>
-                    <w:top w:w="0" w:type="dxa"/>
-                    <w:left w:w="0" w:type="dxa"/>
-                    <w:bottom w:w="0" w:type="dxa"/>
-                    <w:right w:w="10" w:type="dxa"/>
-                  </w:tcMar>
-                </w:tcPr>
-                <w:p>
-                  <w:pPr>
-                    <w:spacing w:after="0"/>
-                    <w:jc w:val="right"/>
-                  </w:pPr>
-                  <w:r>
-                    <w:rPr>
-                      <w:rFonts w:ascii="Trade Gothic Next" w:hAnsi="Trade Gothic Next"/>
-                      <w:b/>
-                      <w:color w:val="55604F"/>
-                      <w:sz w:val="16"/>
-                      <w:u w:val="none"/>
-                    </w:rPr>
-                    <w:t>3s</w:t>
-                  </w:r>
-                </w:p>
-              </w:tc>
-              <w:tc>
-                <w:tcPr>
-                  <w:tcW w:type="dxa" w:w="382"/>
-                  <w:tcBorders>
-                    <w:top w:val="single" w:sz="8" w:color="4D730E"/>
-                    <w:left w:val="single" w:sz="8" w:color="4D730E"/>
-                    <w:bottom w:val="single" w:sz="8" w:color="4D730E"/>
-                    <w:right w:val="single" w:sz="8" w:color="4D730E"/>
-                  </w:tcBorders>
-                  <w:vAlign w:val="center"/>
-                  <w:tcMar>
-                    <w:top w:w="0" w:type="dxa"/>
-                    <w:left w:w="0" w:type="dxa"/>
-                    <w:bottom w:w="0" w:type="dxa"/>
-                    <w:right w:w="0" w:type="dxa"/>
-                  </w:tcMar>
-                </w:tcPr>
-                <w:p>
-                  <w:pPr>
-                    <w:spacing w:after="0"/>
-                    <w:jc w:val="center"/>
-                  </w:pPr>
-                </w:p>
-              </w:tc>
-              <w:tc>
-                <w:tcPr>
-                  <w:tcW w:type="dxa" w:w="432"/>
-                  <w:vAlign w:val="center"/>
-                  <w:tcMar>
-                    <w:top w:w="0" w:type="dxa"/>
-                    <w:left w:w="0" w:type="dxa"/>
-                    <w:bottom w:w="0" w:type="dxa"/>
-                    <w:right w:w="10" w:type="dxa"/>
-                  </w:tcMar>
-                </w:tcPr>
-                <w:p>
-                  <w:pPr>
-                    <w:spacing w:after="0"/>
-                    <w:jc w:val="right"/>
-                  </w:pPr>
-                  <w:r>
-                    <w:rPr>
-                      <w:rFonts w:ascii="Trade Gothic Next" w:hAnsi="Trade Gothic Next"/>
-                      <w:b/>
-                      <w:color w:val="55604F"/>
-                      <w:sz w:val="16"/>
-                      <w:u w:val="none"/>
-                    </w:rPr>
-                    <w:t>3p</w:t>
-                  </w:r>
-                </w:p>
-              </w:tc>
-              <w:tc>
-                <w:tcPr>
-                  <w:tcW w:type="dxa" w:w="382"/>
-                  <w:tcBorders>
-                    <w:top w:val="single" w:sz="8" w:color="4D730E"/>
-                    <w:left w:val="single" w:sz="8" w:color="4D730E"/>
-                    <w:bottom w:val="single" w:sz="8" w:color="4D730E"/>
-                    <w:right w:val="single" w:sz="8" w:color="4D730E"/>
-                  </w:tcBorders>
-                  <w:vAlign w:val="center"/>
-                  <w:tcMar>
-                    <w:top w:w="0" w:type="dxa"/>
-                    <w:left w:w="0" w:type="dxa"/>
-                    <w:bottom w:w="0" w:type="dxa"/>
-                    <w:right w:w="0" w:type="dxa"/>
-                  </w:tcMar>
-                </w:tcPr>
-                <w:p>
-                  <w:pPr>
-                    <w:spacing w:after="0"/>
-                    <w:jc w:val="center"/>
-                  </w:pPr>
-                </w:p>
-              </w:tc>
-              <w:tc>
-                <w:tcPr>
-                  <w:tcW w:type="dxa" w:w="382"/>
-                  <w:tcBorders>
-                    <w:top w:val="single" w:sz="8" w:color="4D730E"/>
-                    <w:left w:val="single" w:sz="8" w:color="4D730E"/>
-                    <w:bottom w:val="single" w:sz="8" w:color="4D730E"/>
-                    <w:right w:val="single" w:sz="8" w:color="4D730E"/>
-                  </w:tcBorders>
-                  <w:vAlign w:val="center"/>
-                  <w:tcMar>
-                    <w:top w:w="0" w:type="dxa"/>
-                    <w:left w:w="0" w:type="dxa"/>
-                    <w:bottom w:w="0" w:type="dxa"/>
-                    <w:right w:w="0" w:type="dxa"/>
-                  </w:tcMar>
-                </w:tcPr>
-                <w:p>
-                  <w:pPr>
-                    <w:spacing w:after="0"/>
-                    <w:jc w:val="center"/>
-                  </w:pPr>
-                </w:p>
-              </w:tc>
-              <w:tc>
-                <w:tcPr>
-                  <w:tcW w:type="dxa" w:w="382"/>
-                  <w:tcBorders>
-                    <w:top w:val="single" w:sz="8" w:color="4D730E"/>
-                    <w:left w:val="single" w:sz="8" w:color="4D730E"/>
-                    <w:bottom w:val="single" w:sz="8" w:color="4D730E"/>
-                    <w:right w:val="single" w:sz="8" w:color="4D730E"/>
-                  </w:tcBorders>
-                  <w:vAlign w:val="center"/>
-                  <w:tcMar>
-                    <w:top w:w="0" w:type="dxa"/>
-                    <w:left w:w="0" w:type="dxa"/>
-                    <w:bottom w:w="0" w:type="dxa"/>
-                    <w:right w:w="0" w:type="dxa"/>
-                  </w:tcMar>
-                </w:tcPr>
-                <w:p>
-                  <w:pPr>
-                    <w:spacing w:after="0"/>
-                    <w:jc w:val="center"/>
-                  </w:pPr>
-                </w:p>
-              </w:tc>
-              <w:tc>
-                <w:tcPr>
-                  <w:tcW w:type="dxa" w:w="432"/>
-                  <w:vAlign w:val="center"/>
-                  <w:tcMar>
-                    <w:top w:w="0" w:type="dxa"/>
-                    <w:left w:w="0" w:type="dxa"/>
-                    <w:bottom w:w="0" w:type="dxa"/>
-                    <w:right w:w="10" w:type="dxa"/>
-                  </w:tcMar>
-                </w:tcPr>
-                <w:p>
-                  <w:pPr>
-                    <w:spacing w:after="0"/>
-                    <w:jc w:val="right"/>
-                  </w:pPr>
-                  <w:r>
-                    <w:rPr>
-                      <w:rFonts w:ascii="Trade Gothic Next" w:hAnsi="Trade Gothic Next"/>
-                      <w:b/>
-                      <w:color w:val="55604F"/>
-                      <w:sz w:val="16"/>
-                      <w:u w:val="none"/>
-                    </w:rPr>
-                    <w:t>4s</w:t>
-                  </w:r>
-                </w:p>
-              </w:tc>
-              <w:tc>
-                <w:tcPr>
-                  <w:tcW w:type="dxa" w:w="382"/>
-                  <w:tcBorders>
-                    <w:top w:val="single" w:sz="8" w:color="4D730E"/>
-                    <w:left w:val="single" w:sz="8" w:color="4D730E"/>
-                    <w:bottom w:val="single" w:sz="8" w:color="4D730E"/>
-                    <w:right w:val="single" w:sz="8" w:color="4D730E"/>
-                  </w:tcBorders>
-                  <w:vAlign w:val="center"/>
-                  <w:tcMar>
-                    <w:top w:w="0" w:type="dxa"/>
-                    <w:left w:w="0" w:type="dxa"/>
-                    <w:bottom w:w="0" w:type="dxa"/>
-                    <w:right w:w="0" w:type="dxa"/>
-                  </w:tcMar>
-                </w:tcPr>
-                <w:p>
-                  <w:pPr>
-                    <w:spacing w:after="0"/>
-                    <w:jc w:val="center"/>
-                  </w:pPr>
-                </w:p>
-              </w:tc>
-              <w:tc>
-                <w:tcPr>
-                  <w:tcW w:type="dxa" w:w="432"/>
-                  <w:vAlign w:val="center"/>
-                  <w:tcMar>
-                    <w:top w:w="0" w:type="dxa"/>
-                    <w:left w:w="0" w:type="dxa"/>
-                    <w:bottom w:w="0" w:type="dxa"/>
-                    <w:right w:w="10" w:type="dxa"/>
-                  </w:tcMar>
-                </w:tcPr>
-                <w:p>
-                  <w:pPr>
-                    <w:spacing w:after="0"/>
-                    <w:jc w:val="right"/>
-                  </w:pPr>
-                  <w:r>
-                    <w:rPr>
-                      <w:rFonts w:ascii="Trade Gothic Next" w:hAnsi="Trade Gothic Next"/>
-                      <w:b/>
-                      <w:color w:val="55604F"/>
-                      <w:sz w:val="16"/>
-                      <w:u w:val="none"/>
-                    </w:rPr>
-                    <w:t>3d</w:t>
-                  </w:r>
-                </w:p>
-              </w:tc>
-              <w:tc>
-                <w:tcPr>
-                  <w:tcW w:type="dxa" w:w="382"/>
-                  <w:tcBorders>
-                    <w:top w:val="single" w:sz="8" w:color="4D730E"/>
-                    <w:left w:val="single" w:sz="8" w:color="4D730E"/>
-                    <w:bottom w:val="single" w:sz="8" w:color="4D730E"/>
-                    <w:right w:val="single" w:sz="8" w:color="4D730E"/>
-                  </w:tcBorders>
-                  <w:vAlign w:val="center"/>
-                  <w:tcMar>
-                    <w:top w:w="0" w:type="dxa"/>
-                    <w:left w:w="0" w:type="dxa"/>
-                    <w:bottom w:w="0" w:type="dxa"/>
-                    <w:right w:w="0" w:type="dxa"/>
-                  </w:tcMar>
-                </w:tcPr>
-                <w:p>
-                  <w:pPr>
-                    <w:spacing w:after="0"/>
-                    <w:jc w:val="center"/>
-                  </w:pPr>
-                </w:p>
-              </w:tc>
-              <w:tc>
-                <w:tcPr>
-                  <w:tcW w:type="dxa" w:w="382"/>
-                  <w:tcBorders>
-                    <w:top w:val="single" w:sz="8" w:color="4D730E"/>
-                    <w:left w:val="single" w:sz="8" w:color="4D730E"/>
-                    <w:bottom w:val="single" w:sz="8" w:color="4D730E"/>
-                    <w:right w:val="single" w:sz="8" w:color="4D730E"/>
-                  </w:tcBorders>
-                  <w:vAlign w:val="center"/>
-                  <w:tcMar>
-                    <w:top w:w="0" w:type="dxa"/>
-                    <w:left w:w="0" w:type="dxa"/>
-                    <w:bottom w:w="0" w:type="dxa"/>
-                    <w:right w:w="0" w:type="dxa"/>
-                  </w:tcMar>
-                </w:tcPr>
-                <w:p>
-                  <w:pPr>
-                    <w:spacing w:after="0"/>
-                    <w:jc w:val="center"/>
-                  </w:pPr>
-                </w:p>
-              </w:tc>
-              <w:tc>
-                <w:tcPr>
-                  <w:tcW w:type="dxa" w:w="382"/>
-                  <w:tcBorders>
-                    <w:top w:val="single" w:sz="8" w:color="4D730E"/>
-                    <w:left w:val="single" w:sz="8" w:color="4D730E"/>
-                    <w:bottom w:val="single" w:sz="8" w:color="4D730E"/>
-                    <w:right w:val="single" w:sz="8" w:color="4D730E"/>
-                  </w:tcBorders>
-                  <w:vAlign w:val="center"/>
-                  <w:tcMar>
-                    <w:top w:w="0" w:type="dxa"/>
-                    <w:left w:w="0" w:type="dxa"/>
-                    <w:bottom w:w="0" w:type="dxa"/>
-                    <w:right w:w="0" w:type="dxa"/>
-                  </w:tcMar>
-                </w:tcPr>
-                <w:p>
-                  <w:pPr>
-                    <w:spacing w:after="0"/>
-                    <w:jc w:val="center"/>
-                  </w:pPr>
-                </w:p>
-              </w:tc>
-              <w:tc>
-                <w:tcPr>
-                  <w:tcW w:type="dxa" w:w="382"/>
-                  <w:tcBorders>
-                    <w:top w:val="single" w:sz="8" w:color="4D730E"/>
-                    <w:left w:val="single" w:sz="8" w:color="4D730E"/>
-                    <w:bottom w:val="single" w:sz="8" w:color="4D730E"/>
-                    <w:right w:val="single" w:sz="8" w:color="4D730E"/>
-                  </w:tcBorders>
-                  <w:vAlign w:val="center"/>
-                  <w:tcMar>
-                    <w:top w:w="0" w:type="dxa"/>
-                    <w:left w:w="0" w:type="dxa"/>
-                    <w:bottom w:w="0" w:type="dxa"/>
-                    <w:right w:w="0" w:type="dxa"/>
-                  </w:tcMar>
-                </w:tcPr>
-                <w:p>
-                  <w:pPr>
-                    <w:spacing w:after="0"/>
-                    <w:jc w:val="center"/>
-                  </w:pPr>
-                </w:p>
-              </w:tc>
-              <w:tc>
-                <w:tcPr>
-                  <w:tcW w:type="dxa" w:w="382"/>
-                  <w:tcBorders>
-                    <w:top w:val="single" w:sz="8" w:color="4D730E"/>
-                    <w:left w:val="single" w:sz="8" w:color="4D730E"/>
-                    <w:bottom w:val="single" w:sz="8" w:color="4D730E"/>
-                    <w:right w:val="single" w:sz="8" w:color="4D730E"/>
-                  </w:tcBorders>
-                  <w:vAlign w:val="center"/>
-                  <w:tcMar>
-                    <w:top w:w="0" w:type="dxa"/>
-                    <w:left w:w="0" w:type="dxa"/>
-                    <w:bottom w:w="0" w:type="dxa"/>
-                    <w:right w:w="0" w:type="dxa"/>
-                  </w:tcMar>
-                </w:tcPr>
-                <w:p>
-                  <w:pPr>
-                    <w:spacing w:after="0"/>
-                    <w:jc w:val="center"/>
-                  </w:pPr>
-                </w:p>
-              </w:tc>
-              <w:tc>
-                <w:tcPr>
-                  <w:tcW w:type="dxa" w:w="432"/>
-                  <w:vAlign w:val="center"/>
-                  <w:tcMar>
-                    <w:top w:w="0" w:type="dxa"/>
-                    <w:left w:w="0" w:type="dxa"/>
-                    <w:bottom w:w="0" w:type="dxa"/>
-                    <w:right w:w="10" w:type="dxa"/>
-                  </w:tcMar>
-                </w:tcPr>
-                <w:p>
-                  <w:pPr>
-                    <w:spacing w:after="0"/>
-                    <w:jc w:val="right"/>
-                  </w:pPr>
-                  <w:r>
-                    <w:rPr>
-                      <w:rFonts w:ascii="Trade Gothic Next" w:hAnsi="Trade Gothic Next"/>
-                      <w:b/>
-                      <w:color w:val="55604F"/>
-                      <w:sz w:val="16"/>
-                      <w:u w:val="none"/>
-                    </w:rPr>
-                    <w:t>4p</w:t>
-                  </w:r>
-                </w:p>
-              </w:tc>
-              <w:tc>
-                <w:tcPr>
-                  <w:tcW w:type="dxa" w:w="382"/>
-                  <w:tcBorders>
-                    <w:top w:val="single" w:sz="8" w:color="4D730E"/>
-                    <w:left w:val="single" w:sz="8" w:color="4D730E"/>
-                    <w:bottom w:val="single" w:sz="8" w:color="4D730E"/>
-                    <w:right w:val="single" w:sz="8" w:color="4D730E"/>
-                  </w:tcBorders>
-                  <w:vAlign w:val="center"/>
-                  <w:tcMar>
-                    <w:top w:w="0" w:type="dxa"/>
-                    <w:left w:w="0" w:type="dxa"/>
-                    <w:bottom w:w="0" w:type="dxa"/>
-                    <w:right w:w="0" w:type="dxa"/>
-                  </w:tcMar>
-                </w:tcPr>
-                <w:p>
-                  <w:pPr>
-                    <w:spacing w:after="0"/>
-                    <w:jc w:val="center"/>
-                  </w:pPr>
-                </w:p>
-              </w:tc>
-              <w:tc>
-                <w:tcPr>
-                  <w:tcW w:type="dxa" w:w="382"/>
-                  <w:tcBorders>
-                    <w:top w:val="single" w:sz="8" w:color="4D730E"/>
-                    <w:left w:val="single" w:sz="8" w:color="4D730E"/>
-                    <w:bottom w:val="single" w:sz="8" w:color="4D730E"/>
-                    <w:right w:val="single" w:sz="8" w:color="4D730E"/>
-                  </w:tcBorders>
-                  <w:vAlign w:val="center"/>
-                  <w:tcMar>
-                    <w:top w:w="0" w:type="dxa"/>
-                    <w:left w:w="0" w:type="dxa"/>
-                    <w:bottom w:w="0" w:type="dxa"/>
-                    <w:right w:w="0" w:type="dxa"/>
-                  </w:tcMar>
-                </w:tcPr>
-                <w:p>
-                  <w:pPr>
-                    <w:spacing w:after="0"/>
-                    <w:jc w:val="center"/>
-                  </w:pPr>
-                </w:p>
-              </w:tc>
-              <w:tc>
-                <w:tcPr>
-                  <w:tcW w:type="dxa" w:w="382"/>
-                  <w:tcBorders>
-                    <w:top w:val="single" w:sz="8" w:color="4D730E"/>
-                    <w:left w:val="single" w:sz="8" w:color="4D730E"/>
-                    <w:bottom w:val="single" w:sz="8" w:color="4D730E"/>
-                    <w:right w:val="single" w:sz="8" w:color="4D730E"/>
-                  </w:tcBorders>
-                  <w:vAlign w:val="center"/>
-                  <w:tcMar>
-                    <w:top w:w="0" w:type="dxa"/>
-                    <w:left w:w="0" w:type="dxa"/>
-                    <w:bottom w:w="0" w:type="dxa"/>
-                    <w:right w:w="0" w:type="dxa"/>
-                  </w:tcMar>
-                </w:tcPr>
-                <w:p>
-                  <w:pPr>
-                    <w:spacing w:after="0"/>
-                    <w:jc w:val="center"/>
-                  </w:pPr>
-                </w:p>
-              </w:tc>
-            </w:tr>
-          </w:tbl>
-          <w:p/>
           <w:p>
             <w:pPr>
-              <w:spacing w:before="0" w:after="0" w:line="80" w:lineRule="exact"/>
+              <w:spacing w:before="0" w:after="0" w:line="1000" w:lineRule="exact"/>
             </w:pPr>
             <w:r>
               <w:rPr>
@@ -5014,7 +2203,11 @@
               </w:tc>
             </w:tr>
           </w:tbl>
-          <w:p/>
+          <w:p>
+            <w:pPr>
+              <w:spacing w:before="0" w:after="0" w:line="20" w:lineRule="exact"/>
+            </w:pPr>
+          </w:p>
           <w:p>
             <w:pPr>
               <w:spacing w:before="0" w:after="0" w:line="40" w:lineRule="exact"/>
@@ -5031,12 +2224,12 @@
     </w:tbl>
     <w:p>
       <w:pPr>
-        <w:spacing w:before="0" w:after="0" w:line="120" w:lineRule="exact"/>
+        <w:spacing w:before="0" w:after="0" w:line="80" w:lineRule="exact"/>
       </w:pPr>
       <w:r>
         <w:rPr>
           <w:rFonts w:ascii="Trade Gothic Next" w:hAnsi="Trade Gothic Next"/>
-          <w:sz w:val="8"/>
+          <w:sz w:val="4"/>
         </w:rPr>
       </w:r>
     </w:p>
@@ -5065,97 +2258,63 @@
               <w:right w:val="single" w:sz="6" w:color="C8CDC2"/>
             </w:tcBorders>
           </w:tcPr>
-          <w:p/>
-          <w:tbl>
-            <w:tblPr>
-              <w:tblW w:type="auto" w:w="0"/>
-              <w:tblLayout w:type="fixed"/>
-              <w:tblLook w:firstColumn="1" w:firstRow="1" w:lastColumn="0" w:lastRow="0" w:noHBand="0" w:noVBand="1" w:val="04A0"/>
-              <w:tblLayout w:type="fixed"/>
-            </w:tblPr>
-            <w:tblGrid>
-              <w:gridCol w:w="6192"/>
-              <w:gridCol w:w="4176"/>
-            </w:tblGrid>
-            <w:tr>
-              <w:trPr>
-                <w:cantSplit/>
-              </w:trPr>
-              <w:tc>
-                <w:tcPr>
-                  <w:tcW w:type="dxa" w:w="6192"/>
-                  <w:tcMar>
-                    <w:top w:w="0" w:type="dxa"/>
-                    <w:left w:w="0" w:type="dxa"/>
-                    <w:bottom w:w="0" w:type="dxa"/>
-                    <w:right w:w="0" w:type="dxa"/>
-                  </w:tcMar>
-                </w:tcPr>
-                <w:p>
-                  <w:pPr>
-                    <w:spacing w:after="40"/>
-                  </w:pPr>
-                  <w:r>
-                    <w:rPr>
-                      <w:rFonts w:ascii="Trade Gothic Next" w:hAnsi="Trade Gothic Next"/>
-                      <w:b/>
-                      <w:color w:val="4D730E"/>
-                      <w:sz w:val="20"/>
-                      <w:u w:val="none"/>
-                    </w:rPr>
-                    <w:t xml:space="preserve">5   </w:t>
-                  </w:r>
-                  <w:r>
-                    <w:rPr>
-                      <w:rFonts w:ascii="Trade Gothic Next" w:hAnsi="Trade Gothic Next"/>
-                      <w:b/>
-                      <w:color w:val="14161B"/>
-                      <w:sz w:val="21"/>
-                      <w:u w:val="none"/>
-                    </w:rPr>
-                    <w:t>Silicon, Si</w:t>
-                  </w:r>
-                </w:p>
-              </w:tc>
-              <w:tc>
-                <w:tcPr>
-                  <w:tcW w:type="dxa" w:w="4176"/>
-                  <w:tcMar>
-                    <w:top w:w="0" w:type="dxa"/>
-                    <w:left w:w="0" w:type="dxa"/>
-                    <w:bottom w:w="0" w:type="dxa"/>
-                    <w:right w:w="0" w:type="dxa"/>
-                  </w:tcMar>
-                </w:tcPr>
-                <w:p>
-                  <w:pPr>
-                    <w:spacing w:after="40"/>
-                  </w:pPr>
-                  <w:r>
-                    <w:rPr>
-                      <w:rFonts w:ascii="Trade Gothic Next" w:hAnsi="Trade Gothic Next"/>
-                      <w:b/>
-                      <w:color w:val="14161B"/>
-                      <w:sz w:val="18"/>
-                      <w:u w:val="none"/>
-                    </w:rPr>
-                    <w:t xml:space="preserve">Electrons  </w:t>
-                  </w:r>
-                  <w:r>
-                    <w:rPr>
-                      <w:rFonts w:ascii="Trade Gothic Next" w:hAnsi="Trade Gothic Next"/>
-                      <w:b w:val="0"/>
-                      <w:color w:val="14161B"/>
-                      <w:sz w:val="20"/>
-                      <w:u w:val="none"/>
-                    </w:rPr>
-                    <w:t>_________</w:t>
-                  </w:r>
-                </w:p>
-              </w:tc>
-            </w:tr>
-          </w:tbl>
-          <w:p/>
+          <w:p>
+            <w:pPr>
+              <w:tabs>
+                <w:tab w:pos="10080" w:val="right"/>
+              </w:tabs>
+              <w:spacing w:after="0"/>
+            </w:pPr>
+            <w:r>
+              <w:rPr>
+                <w:rFonts w:ascii="Trade Gothic Next" w:hAnsi="Trade Gothic Next"/>
+                <w:b/>
+                <w:color w:val="4D730E"/>
+                <w:sz w:val="20"/>
+                <w:u w:val="none"/>
+              </w:rPr>
+              <w:t xml:space="preserve">5   </w:t>
+            </w:r>
+            <w:r>
+              <w:rPr>
+                <w:rFonts w:ascii="Trade Gothic Next" w:hAnsi="Trade Gothic Next"/>
+                <w:b/>
+                <w:color w:val="14161B"/>
+                <w:sz w:val="21"/>
+                <w:u w:val="none"/>
+              </w:rPr>
+              <w:t>Silicon, Si</w:t>
+            </w:r>
+            <w:r>
+              <w:rPr>
+                <w:rFonts w:ascii="Trade Gothic Next" w:hAnsi="Trade Gothic Next"/>
+                <w:b w:val="0"/>
+                <w:sz w:val="18"/>
+                <w:u w:val="none"/>
+              </w:rPr>
+              <w:tab/>
+            </w:r>
+            <w:r>
+              <w:rPr>
+                <w:rFonts w:ascii="Trade Gothic Next" w:hAnsi="Trade Gothic Next"/>
+                <w:b/>
+                <w:color w:val="14161B"/>
+                <w:sz w:val="18"/>
+                <w:u w:val="none"/>
+              </w:rPr>
+              <w:t xml:space="preserve">Electrons  </w:t>
+            </w:r>
+            <w:r>
+              <w:rPr>
+                <w:rFonts w:ascii="Trade Gothic Next" w:hAnsi="Trade Gothic Next"/>
+                <w:b w:val="0"/>
+                <w:color w:val="14161B"/>
+                <w:sz w:val="20"/>
+                <w:u w:val="none"/>
+              </w:rPr>
+              <w:t>_________</w:t>
+            </w:r>
+          </w:p>
           <w:p>
             <w:pPr>
               <w:spacing w:before="0" w:after="0" w:line="60" w:lineRule="exact"/>
@@ -5167,708 +2326,9 @@
               </w:rPr>
             </w:r>
           </w:p>
-          <w:tbl>
-            <w:tblPr>
-              <w:tblW w:type="auto" w:w="0"/>
-              <w:tblLayout w:type="fixed"/>
-              <w:tblLook w:firstColumn="1" w:firstRow="1" w:lastColumn="0" w:lastRow="0" w:noHBand="0" w:noVBand="1" w:val="04A0"/>
-              <w:tblLayout w:type="fixed"/>
-            </w:tblPr>
-            <w:tblGrid>
-              <w:gridCol w:w="432"/>
-              <w:gridCol w:w="382"/>
-              <w:gridCol w:w="432"/>
-              <w:gridCol w:w="382"/>
-              <w:gridCol w:w="432"/>
-              <w:gridCol w:w="382"/>
-              <w:gridCol w:w="382"/>
-              <w:gridCol w:w="382"/>
-              <w:gridCol w:w="432"/>
-              <w:gridCol w:w="382"/>
-              <w:gridCol w:w="432"/>
-              <w:gridCol w:w="382"/>
-              <w:gridCol w:w="382"/>
-              <w:gridCol w:w="382"/>
-              <w:gridCol w:w="432"/>
-              <w:gridCol w:w="382"/>
-              <w:gridCol w:w="432"/>
-              <w:gridCol w:w="382"/>
-              <w:gridCol w:w="382"/>
-              <w:gridCol w:w="382"/>
-              <w:gridCol w:w="382"/>
-              <w:gridCol w:w="382"/>
-              <w:gridCol w:w="432"/>
-              <w:gridCol w:w="382"/>
-              <w:gridCol w:w="382"/>
-              <w:gridCol w:w="382"/>
-            </w:tblGrid>
-            <w:tr>
-              <w:trPr>
-                <w:cantSplit/>
-                <w:trHeight w:val="489" w:hRule="atLeast"/>
-              </w:trPr>
-              <w:tc>
-                <w:tcPr>
-                  <w:tcW w:type="dxa" w:w="432"/>
-                  <w:vAlign w:val="center"/>
-                  <w:tcMar>
-                    <w:top w:w="0" w:type="dxa"/>
-                    <w:left w:w="0" w:type="dxa"/>
-                    <w:bottom w:w="0" w:type="dxa"/>
-                    <w:right w:w="10" w:type="dxa"/>
-                  </w:tcMar>
-                </w:tcPr>
-                <w:p>
-                  <w:pPr>
-                    <w:spacing w:after="0"/>
-                    <w:jc w:val="right"/>
-                  </w:pPr>
-                  <w:r>
-                    <w:rPr>
-                      <w:rFonts w:ascii="Trade Gothic Next" w:hAnsi="Trade Gothic Next"/>
-                      <w:b/>
-                      <w:color w:val="55604F"/>
-                      <w:sz w:val="16"/>
-                      <w:u w:val="none"/>
-                    </w:rPr>
-                    <w:t>1s</w:t>
-                  </w:r>
-                </w:p>
-              </w:tc>
-              <w:tc>
-                <w:tcPr>
-                  <w:tcW w:type="dxa" w:w="382"/>
-                  <w:tcBorders>
-                    <w:top w:val="single" w:sz="8" w:color="4D730E"/>
-                    <w:left w:val="single" w:sz="8" w:color="4D730E"/>
-                    <w:bottom w:val="single" w:sz="8" w:color="4D730E"/>
-                    <w:right w:val="single" w:sz="8" w:color="4D730E"/>
-                  </w:tcBorders>
-                  <w:vAlign w:val="center"/>
-                  <w:tcMar>
-                    <w:top w:w="0" w:type="dxa"/>
-                    <w:left w:w="0" w:type="dxa"/>
-                    <w:bottom w:w="0" w:type="dxa"/>
-                    <w:right w:w="0" w:type="dxa"/>
-                  </w:tcMar>
-                </w:tcPr>
-                <w:p>
-                  <w:pPr>
-                    <w:spacing w:after="0"/>
-                    <w:jc w:val="center"/>
-                  </w:pPr>
-                </w:p>
-              </w:tc>
-              <w:tc>
-                <w:tcPr>
-                  <w:tcW w:type="dxa" w:w="432"/>
-                  <w:vAlign w:val="center"/>
-                  <w:tcMar>
-                    <w:top w:w="0" w:type="dxa"/>
-                    <w:left w:w="0" w:type="dxa"/>
-                    <w:bottom w:w="0" w:type="dxa"/>
-                    <w:right w:w="10" w:type="dxa"/>
-                  </w:tcMar>
-                </w:tcPr>
-                <w:p>
-                  <w:pPr>
-                    <w:spacing w:after="0"/>
-                    <w:jc w:val="right"/>
-                  </w:pPr>
-                  <w:r>
-                    <w:rPr>
-                      <w:rFonts w:ascii="Trade Gothic Next" w:hAnsi="Trade Gothic Next"/>
-                      <w:b/>
-                      <w:color w:val="55604F"/>
-                      <w:sz w:val="16"/>
-                      <w:u w:val="none"/>
-                    </w:rPr>
-                    <w:t>2s</w:t>
-                  </w:r>
-                </w:p>
-              </w:tc>
-              <w:tc>
-                <w:tcPr>
-                  <w:tcW w:type="dxa" w:w="382"/>
-                  <w:tcBorders>
-                    <w:top w:val="single" w:sz="8" w:color="4D730E"/>
-                    <w:left w:val="single" w:sz="8" w:color="4D730E"/>
-                    <w:bottom w:val="single" w:sz="8" w:color="4D730E"/>
-                    <w:right w:val="single" w:sz="8" w:color="4D730E"/>
-                  </w:tcBorders>
-                  <w:vAlign w:val="center"/>
-                  <w:tcMar>
-                    <w:top w:w="0" w:type="dxa"/>
-                    <w:left w:w="0" w:type="dxa"/>
-                    <w:bottom w:w="0" w:type="dxa"/>
-                    <w:right w:w="0" w:type="dxa"/>
-                  </w:tcMar>
-                </w:tcPr>
-                <w:p>
-                  <w:pPr>
-                    <w:spacing w:after="0"/>
-                    <w:jc w:val="center"/>
-                  </w:pPr>
-                </w:p>
-              </w:tc>
-              <w:tc>
-                <w:tcPr>
-                  <w:tcW w:type="dxa" w:w="432"/>
-                  <w:vAlign w:val="center"/>
-                  <w:tcMar>
-                    <w:top w:w="0" w:type="dxa"/>
-                    <w:left w:w="0" w:type="dxa"/>
-                    <w:bottom w:w="0" w:type="dxa"/>
-                    <w:right w:w="10" w:type="dxa"/>
-                  </w:tcMar>
-                </w:tcPr>
-                <w:p>
-                  <w:pPr>
-                    <w:spacing w:after="0"/>
-                    <w:jc w:val="right"/>
-                  </w:pPr>
-                  <w:r>
-                    <w:rPr>
-                      <w:rFonts w:ascii="Trade Gothic Next" w:hAnsi="Trade Gothic Next"/>
-                      <w:b/>
-                      <w:color w:val="55604F"/>
-                      <w:sz w:val="16"/>
-                      <w:u w:val="none"/>
-                    </w:rPr>
-                    <w:t>2p</w:t>
-                  </w:r>
-                </w:p>
-              </w:tc>
-              <w:tc>
-                <w:tcPr>
-                  <w:tcW w:type="dxa" w:w="382"/>
-                  <w:tcBorders>
-                    <w:top w:val="single" w:sz="8" w:color="4D730E"/>
-                    <w:left w:val="single" w:sz="8" w:color="4D730E"/>
-                    <w:bottom w:val="single" w:sz="8" w:color="4D730E"/>
-                    <w:right w:val="single" w:sz="8" w:color="4D730E"/>
-                  </w:tcBorders>
-                  <w:vAlign w:val="center"/>
-                  <w:tcMar>
-                    <w:top w:w="0" w:type="dxa"/>
-                    <w:left w:w="0" w:type="dxa"/>
-                    <w:bottom w:w="0" w:type="dxa"/>
-                    <w:right w:w="0" w:type="dxa"/>
-                  </w:tcMar>
-                </w:tcPr>
-                <w:p>
-                  <w:pPr>
-                    <w:spacing w:after="0"/>
-                    <w:jc w:val="center"/>
-                  </w:pPr>
-                </w:p>
-              </w:tc>
-              <w:tc>
-                <w:tcPr>
-                  <w:tcW w:type="dxa" w:w="382"/>
-                  <w:tcBorders>
-                    <w:top w:val="single" w:sz="8" w:color="4D730E"/>
-                    <w:left w:val="single" w:sz="8" w:color="4D730E"/>
-                    <w:bottom w:val="single" w:sz="8" w:color="4D730E"/>
-                    <w:right w:val="single" w:sz="8" w:color="4D730E"/>
-                  </w:tcBorders>
-                  <w:vAlign w:val="center"/>
-                  <w:tcMar>
-                    <w:top w:w="0" w:type="dxa"/>
-                    <w:left w:w="0" w:type="dxa"/>
-                    <w:bottom w:w="0" w:type="dxa"/>
-                    <w:right w:w="0" w:type="dxa"/>
-                  </w:tcMar>
-                </w:tcPr>
-                <w:p>
-                  <w:pPr>
-                    <w:spacing w:after="0"/>
-                    <w:jc w:val="center"/>
-                  </w:pPr>
-                </w:p>
-              </w:tc>
-              <w:tc>
-                <w:tcPr>
-                  <w:tcW w:type="dxa" w:w="382"/>
-                  <w:tcBorders>
-                    <w:top w:val="single" w:sz="8" w:color="4D730E"/>
-                    <w:left w:val="single" w:sz="8" w:color="4D730E"/>
-                    <w:bottom w:val="single" w:sz="8" w:color="4D730E"/>
-                    <w:right w:val="single" w:sz="8" w:color="4D730E"/>
-                  </w:tcBorders>
-                  <w:vAlign w:val="center"/>
-                  <w:tcMar>
-                    <w:top w:w="0" w:type="dxa"/>
-                    <w:left w:w="0" w:type="dxa"/>
-                    <w:bottom w:w="0" w:type="dxa"/>
-                    <w:right w:w="0" w:type="dxa"/>
-                  </w:tcMar>
-                </w:tcPr>
-                <w:p>
-                  <w:pPr>
-                    <w:spacing w:after="0"/>
-                    <w:jc w:val="center"/>
-                  </w:pPr>
-                </w:p>
-              </w:tc>
-              <w:tc>
-                <w:tcPr>
-                  <w:tcW w:type="dxa" w:w="432"/>
-                  <w:vAlign w:val="center"/>
-                  <w:tcMar>
-                    <w:top w:w="0" w:type="dxa"/>
-                    <w:left w:w="0" w:type="dxa"/>
-                    <w:bottom w:w="0" w:type="dxa"/>
-                    <w:right w:w="10" w:type="dxa"/>
-                  </w:tcMar>
-                </w:tcPr>
-                <w:p>
-                  <w:pPr>
-                    <w:spacing w:after="0"/>
-                    <w:jc w:val="right"/>
-                  </w:pPr>
-                  <w:r>
-                    <w:rPr>
-                      <w:rFonts w:ascii="Trade Gothic Next" w:hAnsi="Trade Gothic Next"/>
-                      <w:b/>
-                      <w:color w:val="55604F"/>
-                      <w:sz w:val="16"/>
-                      <w:u w:val="none"/>
-                    </w:rPr>
-                    <w:t>3s</w:t>
-                  </w:r>
-                </w:p>
-              </w:tc>
-              <w:tc>
-                <w:tcPr>
-                  <w:tcW w:type="dxa" w:w="382"/>
-                  <w:tcBorders>
-                    <w:top w:val="single" w:sz="8" w:color="4D730E"/>
-                    <w:left w:val="single" w:sz="8" w:color="4D730E"/>
-                    <w:bottom w:val="single" w:sz="8" w:color="4D730E"/>
-                    <w:right w:val="single" w:sz="8" w:color="4D730E"/>
-                  </w:tcBorders>
-                  <w:vAlign w:val="center"/>
-                  <w:tcMar>
-                    <w:top w:w="0" w:type="dxa"/>
-                    <w:left w:w="0" w:type="dxa"/>
-                    <w:bottom w:w="0" w:type="dxa"/>
-                    <w:right w:w="0" w:type="dxa"/>
-                  </w:tcMar>
-                </w:tcPr>
-                <w:p>
-                  <w:pPr>
-                    <w:spacing w:after="0"/>
-                    <w:jc w:val="center"/>
-                  </w:pPr>
-                </w:p>
-              </w:tc>
-              <w:tc>
-                <w:tcPr>
-                  <w:tcW w:type="dxa" w:w="432"/>
-                  <w:vAlign w:val="center"/>
-                  <w:tcMar>
-                    <w:top w:w="0" w:type="dxa"/>
-                    <w:left w:w="0" w:type="dxa"/>
-                    <w:bottom w:w="0" w:type="dxa"/>
-                    <w:right w:w="10" w:type="dxa"/>
-                  </w:tcMar>
-                </w:tcPr>
-                <w:p>
-                  <w:pPr>
-                    <w:spacing w:after="0"/>
-                    <w:jc w:val="right"/>
-                  </w:pPr>
-                  <w:r>
-                    <w:rPr>
-                      <w:rFonts w:ascii="Trade Gothic Next" w:hAnsi="Trade Gothic Next"/>
-                      <w:b/>
-                      <w:color w:val="55604F"/>
-                      <w:sz w:val="16"/>
-                      <w:u w:val="none"/>
-                    </w:rPr>
-                    <w:t>3p</w:t>
-                  </w:r>
-                </w:p>
-              </w:tc>
-              <w:tc>
-                <w:tcPr>
-                  <w:tcW w:type="dxa" w:w="382"/>
-                  <w:tcBorders>
-                    <w:top w:val="single" w:sz="8" w:color="4D730E"/>
-                    <w:left w:val="single" w:sz="8" w:color="4D730E"/>
-                    <w:bottom w:val="single" w:sz="8" w:color="4D730E"/>
-                    <w:right w:val="single" w:sz="8" w:color="4D730E"/>
-                  </w:tcBorders>
-                  <w:vAlign w:val="center"/>
-                  <w:tcMar>
-                    <w:top w:w="0" w:type="dxa"/>
-                    <w:left w:w="0" w:type="dxa"/>
-                    <w:bottom w:w="0" w:type="dxa"/>
-                    <w:right w:w="0" w:type="dxa"/>
-                  </w:tcMar>
-                </w:tcPr>
-                <w:p>
-                  <w:pPr>
-                    <w:spacing w:after="0"/>
-                    <w:jc w:val="center"/>
-                  </w:pPr>
-                </w:p>
-              </w:tc>
-              <w:tc>
-                <w:tcPr>
-                  <w:tcW w:type="dxa" w:w="382"/>
-                  <w:tcBorders>
-                    <w:top w:val="single" w:sz="8" w:color="4D730E"/>
-                    <w:left w:val="single" w:sz="8" w:color="4D730E"/>
-                    <w:bottom w:val="single" w:sz="8" w:color="4D730E"/>
-                    <w:right w:val="single" w:sz="8" w:color="4D730E"/>
-                  </w:tcBorders>
-                  <w:vAlign w:val="center"/>
-                  <w:tcMar>
-                    <w:top w:w="0" w:type="dxa"/>
-                    <w:left w:w="0" w:type="dxa"/>
-                    <w:bottom w:w="0" w:type="dxa"/>
-                    <w:right w:w="0" w:type="dxa"/>
-                  </w:tcMar>
-                </w:tcPr>
-                <w:p>
-                  <w:pPr>
-                    <w:spacing w:after="0"/>
-                    <w:jc w:val="center"/>
-                  </w:pPr>
-                </w:p>
-              </w:tc>
-              <w:tc>
-                <w:tcPr>
-                  <w:tcW w:type="dxa" w:w="382"/>
-                  <w:tcBorders>
-                    <w:top w:val="single" w:sz="8" w:color="4D730E"/>
-                    <w:left w:val="single" w:sz="8" w:color="4D730E"/>
-                    <w:bottom w:val="single" w:sz="8" w:color="4D730E"/>
-                    <w:right w:val="single" w:sz="8" w:color="4D730E"/>
-                  </w:tcBorders>
-                  <w:vAlign w:val="center"/>
-                  <w:tcMar>
-                    <w:top w:w="0" w:type="dxa"/>
-                    <w:left w:w="0" w:type="dxa"/>
-                    <w:bottom w:w="0" w:type="dxa"/>
-                    <w:right w:w="0" w:type="dxa"/>
-                  </w:tcMar>
-                </w:tcPr>
-                <w:p>
-                  <w:pPr>
-                    <w:spacing w:after="0"/>
-                    <w:jc w:val="center"/>
-                  </w:pPr>
-                </w:p>
-              </w:tc>
-              <w:tc>
-                <w:tcPr>
-                  <w:tcW w:type="dxa" w:w="432"/>
-                  <w:vAlign w:val="center"/>
-                  <w:tcMar>
-                    <w:top w:w="0" w:type="dxa"/>
-                    <w:left w:w="0" w:type="dxa"/>
-                    <w:bottom w:w="0" w:type="dxa"/>
-                    <w:right w:w="10" w:type="dxa"/>
-                  </w:tcMar>
-                </w:tcPr>
-                <w:p>
-                  <w:pPr>
-                    <w:spacing w:after="0"/>
-                    <w:jc w:val="right"/>
-                  </w:pPr>
-                  <w:r>
-                    <w:rPr>
-                      <w:rFonts w:ascii="Trade Gothic Next" w:hAnsi="Trade Gothic Next"/>
-                      <w:b/>
-                      <w:color w:val="55604F"/>
-                      <w:sz w:val="16"/>
-                      <w:u w:val="none"/>
-                    </w:rPr>
-                    <w:t>4s</w:t>
-                  </w:r>
-                </w:p>
-              </w:tc>
-              <w:tc>
-                <w:tcPr>
-                  <w:tcW w:type="dxa" w:w="382"/>
-                  <w:tcBorders>
-                    <w:top w:val="single" w:sz="8" w:color="4D730E"/>
-                    <w:left w:val="single" w:sz="8" w:color="4D730E"/>
-                    <w:bottom w:val="single" w:sz="8" w:color="4D730E"/>
-                    <w:right w:val="single" w:sz="8" w:color="4D730E"/>
-                  </w:tcBorders>
-                  <w:vAlign w:val="center"/>
-                  <w:tcMar>
-                    <w:top w:w="0" w:type="dxa"/>
-                    <w:left w:w="0" w:type="dxa"/>
-                    <w:bottom w:w="0" w:type="dxa"/>
-                    <w:right w:w="0" w:type="dxa"/>
-                  </w:tcMar>
-                </w:tcPr>
-                <w:p>
-                  <w:pPr>
-                    <w:spacing w:after="0"/>
-                    <w:jc w:val="center"/>
-                  </w:pPr>
-                </w:p>
-              </w:tc>
-              <w:tc>
-                <w:tcPr>
-                  <w:tcW w:type="dxa" w:w="432"/>
-                  <w:vAlign w:val="center"/>
-                  <w:tcMar>
-                    <w:top w:w="0" w:type="dxa"/>
-                    <w:left w:w="0" w:type="dxa"/>
-                    <w:bottom w:w="0" w:type="dxa"/>
-                    <w:right w:w="10" w:type="dxa"/>
-                  </w:tcMar>
-                </w:tcPr>
-                <w:p>
-                  <w:pPr>
-                    <w:spacing w:after="0"/>
-                    <w:jc w:val="right"/>
-                  </w:pPr>
-                  <w:r>
-                    <w:rPr>
-                      <w:rFonts w:ascii="Trade Gothic Next" w:hAnsi="Trade Gothic Next"/>
-                      <w:b/>
-                      <w:color w:val="55604F"/>
-                      <w:sz w:val="16"/>
-                      <w:u w:val="none"/>
-                    </w:rPr>
-                    <w:t>3d</w:t>
-                  </w:r>
-                </w:p>
-              </w:tc>
-              <w:tc>
-                <w:tcPr>
-                  <w:tcW w:type="dxa" w:w="382"/>
-                  <w:tcBorders>
-                    <w:top w:val="single" w:sz="8" w:color="4D730E"/>
-                    <w:left w:val="single" w:sz="8" w:color="4D730E"/>
-                    <w:bottom w:val="single" w:sz="8" w:color="4D730E"/>
-                    <w:right w:val="single" w:sz="8" w:color="4D730E"/>
-                  </w:tcBorders>
-                  <w:vAlign w:val="center"/>
-                  <w:tcMar>
-                    <w:top w:w="0" w:type="dxa"/>
-                    <w:left w:w="0" w:type="dxa"/>
-                    <w:bottom w:w="0" w:type="dxa"/>
-                    <w:right w:w="0" w:type="dxa"/>
-                  </w:tcMar>
-                </w:tcPr>
-                <w:p>
-                  <w:pPr>
-                    <w:spacing w:after="0"/>
-                    <w:jc w:val="center"/>
-                  </w:pPr>
-                </w:p>
-              </w:tc>
-              <w:tc>
-                <w:tcPr>
-                  <w:tcW w:type="dxa" w:w="382"/>
-                  <w:tcBorders>
-                    <w:top w:val="single" w:sz="8" w:color="4D730E"/>
-                    <w:left w:val="single" w:sz="8" w:color="4D730E"/>
-                    <w:bottom w:val="single" w:sz="8" w:color="4D730E"/>
-                    <w:right w:val="single" w:sz="8" w:color="4D730E"/>
-                  </w:tcBorders>
-                  <w:vAlign w:val="center"/>
-                  <w:tcMar>
-                    <w:top w:w="0" w:type="dxa"/>
-                    <w:left w:w="0" w:type="dxa"/>
-                    <w:bottom w:w="0" w:type="dxa"/>
-                    <w:right w:w="0" w:type="dxa"/>
-                  </w:tcMar>
-                </w:tcPr>
-                <w:p>
-                  <w:pPr>
-                    <w:spacing w:after="0"/>
-                    <w:jc w:val="center"/>
-                  </w:pPr>
-                </w:p>
-              </w:tc>
-              <w:tc>
-                <w:tcPr>
-                  <w:tcW w:type="dxa" w:w="382"/>
-                  <w:tcBorders>
-                    <w:top w:val="single" w:sz="8" w:color="4D730E"/>
-                    <w:left w:val="single" w:sz="8" w:color="4D730E"/>
-                    <w:bottom w:val="single" w:sz="8" w:color="4D730E"/>
-                    <w:right w:val="single" w:sz="8" w:color="4D730E"/>
-                  </w:tcBorders>
-                  <w:vAlign w:val="center"/>
-                  <w:tcMar>
-                    <w:top w:w="0" w:type="dxa"/>
-                    <w:left w:w="0" w:type="dxa"/>
-                    <w:bottom w:w="0" w:type="dxa"/>
-                    <w:right w:w="0" w:type="dxa"/>
-                  </w:tcMar>
-                </w:tcPr>
-                <w:p>
-                  <w:pPr>
-                    <w:spacing w:after="0"/>
-                    <w:jc w:val="center"/>
-                  </w:pPr>
-                </w:p>
-              </w:tc>
-              <w:tc>
-                <w:tcPr>
-                  <w:tcW w:type="dxa" w:w="382"/>
-                  <w:tcBorders>
-                    <w:top w:val="single" w:sz="8" w:color="4D730E"/>
-                    <w:left w:val="single" w:sz="8" w:color="4D730E"/>
-                    <w:bottom w:val="single" w:sz="8" w:color="4D730E"/>
-                    <w:right w:val="single" w:sz="8" w:color="4D730E"/>
-                  </w:tcBorders>
-                  <w:vAlign w:val="center"/>
-                  <w:tcMar>
-                    <w:top w:w="0" w:type="dxa"/>
-                    <w:left w:w="0" w:type="dxa"/>
-                    <w:bottom w:w="0" w:type="dxa"/>
-                    <w:right w:w="0" w:type="dxa"/>
-                  </w:tcMar>
-                </w:tcPr>
-                <w:p>
-                  <w:pPr>
-                    <w:spacing w:after="0"/>
-                    <w:jc w:val="center"/>
-                  </w:pPr>
-                </w:p>
-              </w:tc>
-              <w:tc>
-                <w:tcPr>
-                  <w:tcW w:type="dxa" w:w="382"/>
-                  <w:tcBorders>
-                    <w:top w:val="single" w:sz="8" w:color="4D730E"/>
-                    <w:left w:val="single" w:sz="8" w:color="4D730E"/>
-                    <w:bottom w:val="single" w:sz="8" w:color="4D730E"/>
-                    <w:right w:val="single" w:sz="8" w:color="4D730E"/>
-                  </w:tcBorders>
-                  <w:vAlign w:val="center"/>
-                  <w:tcMar>
-                    <w:top w:w="0" w:type="dxa"/>
-                    <w:left w:w="0" w:type="dxa"/>
-                    <w:bottom w:w="0" w:type="dxa"/>
-                    <w:right w:w="0" w:type="dxa"/>
-                  </w:tcMar>
-                </w:tcPr>
-                <w:p>
-                  <w:pPr>
-                    <w:spacing w:after="0"/>
-                    <w:jc w:val="center"/>
-                  </w:pPr>
-                </w:p>
-              </w:tc>
-              <w:tc>
-                <w:tcPr>
-                  <w:tcW w:type="dxa" w:w="432"/>
-                  <w:vAlign w:val="center"/>
-                  <w:tcMar>
-                    <w:top w:w="0" w:type="dxa"/>
-                    <w:left w:w="0" w:type="dxa"/>
-                    <w:bottom w:w="0" w:type="dxa"/>
-                    <w:right w:w="10" w:type="dxa"/>
-                  </w:tcMar>
-                </w:tcPr>
-                <w:p>
-                  <w:pPr>
-                    <w:spacing w:after="0"/>
-                    <w:jc w:val="right"/>
-                  </w:pPr>
-                  <w:r>
-                    <w:rPr>
-                      <w:rFonts w:ascii="Trade Gothic Next" w:hAnsi="Trade Gothic Next"/>
-                      <w:b/>
-                      <w:color w:val="55604F"/>
-                      <w:sz w:val="16"/>
-                      <w:u w:val="none"/>
-                    </w:rPr>
-                    <w:t>4p</w:t>
-                  </w:r>
-                </w:p>
-              </w:tc>
-              <w:tc>
-                <w:tcPr>
-                  <w:tcW w:type="dxa" w:w="382"/>
-                  <w:tcBorders>
-                    <w:top w:val="single" w:sz="8" w:color="4D730E"/>
-                    <w:left w:val="single" w:sz="8" w:color="4D730E"/>
-                    <w:bottom w:val="single" w:sz="8" w:color="4D730E"/>
-                    <w:right w:val="single" w:sz="8" w:color="4D730E"/>
-                  </w:tcBorders>
-                  <w:vAlign w:val="center"/>
-                  <w:tcMar>
-                    <w:top w:w="0" w:type="dxa"/>
-                    <w:left w:w="0" w:type="dxa"/>
-                    <w:bottom w:w="0" w:type="dxa"/>
-                    <w:right w:w="0" w:type="dxa"/>
-                  </w:tcMar>
-                </w:tcPr>
-                <w:p>
-                  <w:pPr>
-                    <w:spacing w:after="0"/>
-                    <w:jc w:val="center"/>
-                  </w:pPr>
-                </w:p>
-              </w:tc>
-              <w:tc>
-                <w:tcPr>
-                  <w:tcW w:type="dxa" w:w="382"/>
-                  <w:tcBorders>
-                    <w:top w:val="single" w:sz="8" w:color="4D730E"/>
-                    <w:left w:val="single" w:sz="8" w:color="4D730E"/>
-                    <w:bottom w:val="single" w:sz="8" w:color="4D730E"/>
-                    <w:right w:val="single" w:sz="8" w:color="4D730E"/>
-                  </w:tcBorders>
-                  <w:vAlign w:val="center"/>
-                  <w:tcMar>
-                    <w:top w:w="0" w:type="dxa"/>
-                    <w:left w:w="0" w:type="dxa"/>
-                    <w:bottom w:w="0" w:type="dxa"/>
-                    <w:right w:w="0" w:type="dxa"/>
-                  </w:tcMar>
-                </w:tcPr>
-                <w:p>
-                  <w:pPr>
-                    <w:spacing w:after="0"/>
-                    <w:jc w:val="center"/>
-                  </w:pPr>
-                </w:p>
-              </w:tc>
-              <w:tc>
-                <w:tcPr>
-                  <w:tcW w:type="dxa" w:w="382"/>
-                  <w:tcBorders>
-                    <w:top w:val="single" w:sz="8" w:color="4D730E"/>
-                    <w:left w:val="single" w:sz="8" w:color="4D730E"/>
-                    <w:bottom w:val="single" w:sz="8" w:color="4D730E"/>
-                    <w:right w:val="single" w:sz="8" w:color="4D730E"/>
-                  </w:tcBorders>
-                  <w:vAlign w:val="center"/>
-                  <w:tcMar>
-                    <w:top w:w="0" w:type="dxa"/>
-                    <w:left w:w="0" w:type="dxa"/>
-                    <w:bottom w:w="0" w:type="dxa"/>
-                    <w:right w:w="0" w:type="dxa"/>
-                  </w:tcMar>
-                </w:tcPr>
-                <w:p>
-                  <w:pPr>
-                    <w:spacing w:after="0"/>
-                    <w:jc w:val="center"/>
-                  </w:pPr>
-                </w:p>
-              </w:tc>
-            </w:tr>
-          </w:tbl>
-          <w:p/>
           <w:p>
             <w:pPr>
-              <w:spacing w:before="0" w:after="0" w:line="80" w:lineRule="exact"/>
+              <w:spacing w:before="0" w:after="0" w:line="1000" w:lineRule="exact"/>
             </w:pPr>
             <w:r>
               <w:rPr>
@@ -5942,7 +2402,11 @@
               </w:tc>
             </w:tr>
           </w:tbl>
-          <w:p/>
+          <w:p>
+            <w:pPr>
+              <w:spacing w:before="0" w:after="0" w:line="20" w:lineRule="exact"/>
+            </w:pPr>
+          </w:p>
           <w:p>
             <w:pPr>
               <w:spacing w:before="0" w:after="0" w:line="40" w:lineRule="exact"/>
@@ -5959,12 +2423,12 @@
     </w:tbl>
     <w:p>
       <w:pPr>
-        <w:spacing w:before="0" w:after="0" w:line="120" w:lineRule="exact"/>
+        <w:spacing w:before="0" w:after="0" w:line="80" w:lineRule="exact"/>
       </w:pPr>
       <w:r>
         <w:rPr>
           <w:rFonts w:ascii="Trade Gothic Next" w:hAnsi="Trade Gothic Next"/>
-          <w:sz w:val="8"/>
+          <w:sz w:val="4"/>
         </w:rPr>
       </w:r>
     </w:p>
@@ -5993,97 +2457,63 @@
               <w:right w:val="single" w:sz="6" w:color="C8CDC2"/>
             </w:tcBorders>
           </w:tcPr>
-          <w:p/>
-          <w:tbl>
-            <w:tblPr>
-              <w:tblW w:type="auto" w:w="0"/>
-              <w:tblLayout w:type="fixed"/>
-              <w:tblLook w:firstColumn="1" w:firstRow="1" w:lastColumn="0" w:lastRow="0" w:noHBand="0" w:noVBand="1" w:val="04A0"/>
-              <w:tblLayout w:type="fixed"/>
-            </w:tblPr>
-            <w:tblGrid>
-              <w:gridCol w:w="6192"/>
-              <w:gridCol w:w="4176"/>
-            </w:tblGrid>
-            <w:tr>
-              <w:trPr>
-                <w:cantSplit/>
-              </w:trPr>
-              <w:tc>
-                <w:tcPr>
-                  <w:tcW w:type="dxa" w:w="6192"/>
-                  <w:tcMar>
-                    <w:top w:w="0" w:type="dxa"/>
-                    <w:left w:w="0" w:type="dxa"/>
-                    <w:bottom w:w="0" w:type="dxa"/>
-                    <w:right w:w="0" w:type="dxa"/>
-                  </w:tcMar>
-                </w:tcPr>
-                <w:p>
-                  <w:pPr>
-                    <w:spacing w:after="40"/>
-                  </w:pPr>
-                  <w:r>
-                    <w:rPr>
-                      <w:rFonts w:ascii="Trade Gothic Next" w:hAnsi="Trade Gothic Next"/>
-                      <w:b/>
-                      <w:color w:val="4D730E"/>
-                      <w:sz w:val="20"/>
-                      <w:u w:val="none"/>
-                    </w:rPr>
-                    <w:t xml:space="preserve">6   </w:t>
-                  </w:r>
-                  <w:r>
-                    <w:rPr>
-                      <w:rFonts w:ascii="Trade Gothic Next" w:hAnsi="Trade Gothic Next"/>
-                      <w:b/>
-                      <w:color w:val="14161B"/>
-                      <w:sz w:val="21"/>
-                      <w:u w:val="none"/>
-                    </w:rPr>
-                    <w:t>Sulfur, S</w:t>
-                  </w:r>
-                </w:p>
-              </w:tc>
-              <w:tc>
-                <w:tcPr>
-                  <w:tcW w:type="dxa" w:w="4176"/>
-                  <w:tcMar>
-                    <w:top w:w="0" w:type="dxa"/>
-                    <w:left w:w="0" w:type="dxa"/>
-                    <w:bottom w:w="0" w:type="dxa"/>
-                    <w:right w:w="0" w:type="dxa"/>
-                  </w:tcMar>
-                </w:tcPr>
-                <w:p>
-                  <w:pPr>
-                    <w:spacing w:after="40"/>
-                  </w:pPr>
-                  <w:r>
-                    <w:rPr>
-                      <w:rFonts w:ascii="Trade Gothic Next" w:hAnsi="Trade Gothic Next"/>
-                      <w:b/>
-                      <w:color w:val="14161B"/>
-                      <w:sz w:val="18"/>
-                      <w:u w:val="none"/>
-                    </w:rPr>
-                    <w:t xml:space="preserve">Electrons  </w:t>
-                  </w:r>
-                  <w:r>
-                    <w:rPr>
-                      <w:rFonts w:ascii="Trade Gothic Next" w:hAnsi="Trade Gothic Next"/>
-                      <w:b w:val="0"/>
-                      <w:color w:val="14161B"/>
-                      <w:sz w:val="20"/>
-                      <w:u w:val="none"/>
-                    </w:rPr>
-                    <w:t>_________</w:t>
-                  </w:r>
-                </w:p>
-              </w:tc>
-            </w:tr>
-          </w:tbl>
-          <w:p/>
+          <w:p>
+            <w:pPr>
+              <w:tabs>
+                <w:tab w:pos="10080" w:val="right"/>
+              </w:tabs>
+              <w:spacing w:after="0"/>
+            </w:pPr>
+            <w:r>
+              <w:rPr>
+                <w:rFonts w:ascii="Trade Gothic Next" w:hAnsi="Trade Gothic Next"/>
+                <w:b/>
+                <w:color w:val="4D730E"/>
+                <w:sz w:val="20"/>
+                <w:u w:val="none"/>
+              </w:rPr>
+              <w:t xml:space="preserve">6   </w:t>
+            </w:r>
+            <w:r>
+              <w:rPr>
+                <w:rFonts w:ascii="Trade Gothic Next" w:hAnsi="Trade Gothic Next"/>
+                <w:b/>
+                <w:color w:val="14161B"/>
+                <w:sz w:val="21"/>
+                <w:u w:val="none"/>
+              </w:rPr>
+              <w:t>Sulfur, S</w:t>
+            </w:r>
+            <w:r>
+              <w:rPr>
+                <w:rFonts w:ascii="Trade Gothic Next" w:hAnsi="Trade Gothic Next"/>
+                <w:b w:val="0"/>
+                <w:sz w:val="18"/>
+                <w:u w:val="none"/>
+              </w:rPr>
+              <w:tab/>
+            </w:r>
+            <w:r>
+              <w:rPr>
+                <w:rFonts w:ascii="Trade Gothic Next" w:hAnsi="Trade Gothic Next"/>
+                <w:b/>
+                <w:color w:val="14161B"/>
+                <w:sz w:val="18"/>
+                <w:u w:val="none"/>
+              </w:rPr>
+              <w:t xml:space="preserve">Electrons  </w:t>
+            </w:r>
+            <w:r>
+              <w:rPr>
+                <w:rFonts w:ascii="Trade Gothic Next" w:hAnsi="Trade Gothic Next"/>
+                <w:b w:val="0"/>
+                <w:color w:val="14161B"/>
+                <w:sz w:val="20"/>
+                <w:u w:val="none"/>
+              </w:rPr>
+              <w:t>_________</w:t>
+            </w:r>
+          </w:p>
           <w:p>
             <w:pPr>
               <w:spacing w:before="0" w:after="0" w:line="60" w:lineRule="exact"/>
@@ -6095,708 +2525,9 @@
               </w:rPr>
             </w:r>
           </w:p>
-          <w:tbl>
-            <w:tblPr>
-              <w:tblW w:type="auto" w:w="0"/>
-              <w:tblLayout w:type="fixed"/>
-              <w:tblLook w:firstColumn="1" w:firstRow="1" w:lastColumn="0" w:lastRow="0" w:noHBand="0" w:noVBand="1" w:val="04A0"/>
-              <w:tblLayout w:type="fixed"/>
-            </w:tblPr>
-            <w:tblGrid>
-              <w:gridCol w:w="432"/>
-              <w:gridCol w:w="382"/>
-              <w:gridCol w:w="432"/>
-              <w:gridCol w:w="382"/>
-              <w:gridCol w:w="432"/>
-              <w:gridCol w:w="382"/>
-              <w:gridCol w:w="382"/>
-              <w:gridCol w:w="382"/>
-              <w:gridCol w:w="432"/>
-              <w:gridCol w:w="382"/>
-              <w:gridCol w:w="432"/>
-              <w:gridCol w:w="382"/>
-              <w:gridCol w:w="382"/>
-              <w:gridCol w:w="382"/>
-              <w:gridCol w:w="432"/>
-              <w:gridCol w:w="382"/>
-              <w:gridCol w:w="432"/>
-              <w:gridCol w:w="382"/>
-              <w:gridCol w:w="382"/>
-              <w:gridCol w:w="382"/>
-              <w:gridCol w:w="382"/>
-              <w:gridCol w:w="382"/>
-              <w:gridCol w:w="432"/>
-              <w:gridCol w:w="382"/>
-              <w:gridCol w:w="382"/>
-              <w:gridCol w:w="382"/>
-            </w:tblGrid>
-            <w:tr>
-              <w:trPr>
-                <w:cantSplit/>
-                <w:trHeight w:val="489" w:hRule="atLeast"/>
-              </w:trPr>
-              <w:tc>
-                <w:tcPr>
-                  <w:tcW w:type="dxa" w:w="432"/>
-                  <w:vAlign w:val="center"/>
-                  <w:tcMar>
-                    <w:top w:w="0" w:type="dxa"/>
-                    <w:left w:w="0" w:type="dxa"/>
-                    <w:bottom w:w="0" w:type="dxa"/>
-                    <w:right w:w="10" w:type="dxa"/>
-                  </w:tcMar>
-                </w:tcPr>
-                <w:p>
-                  <w:pPr>
-                    <w:spacing w:after="0"/>
-                    <w:jc w:val="right"/>
-                  </w:pPr>
-                  <w:r>
-                    <w:rPr>
-                      <w:rFonts w:ascii="Trade Gothic Next" w:hAnsi="Trade Gothic Next"/>
-                      <w:b/>
-                      <w:color w:val="55604F"/>
-                      <w:sz w:val="16"/>
-                      <w:u w:val="none"/>
-                    </w:rPr>
-                    <w:t>1s</w:t>
-                  </w:r>
-                </w:p>
-              </w:tc>
-              <w:tc>
-                <w:tcPr>
-                  <w:tcW w:type="dxa" w:w="382"/>
-                  <w:tcBorders>
-                    <w:top w:val="single" w:sz="8" w:color="4D730E"/>
-                    <w:left w:val="single" w:sz="8" w:color="4D730E"/>
-                    <w:bottom w:val="single" w:sz="8" w:color="4D730E"/>
-                    <w:right w:val="single" w:sz="8" w:color="4D730E"/>
-                  </w:tcBorders>
-                  <w:vAlign w:val="center"/>
-                  <w:tcMar>
-                    <w:top w:w="0" w:type="dxa"/>
-                    <w:left w:w="0" w:type="dxa"/>
-                    <w:bottom w:w="0" w:type="dxa"/>
-                    <w:right w:w="0" w:type="dxa"/>
-                  </w:tcMar>
-                </w:tcPr>
-                <w:p>
-                  <w:pPr>
-                    <w:spacing w:after="0"/>
-                    <w:jc w:val="center"/>
-                  </w:pPr>
-                </w:p>
-              </w:tc>
-              <w:tc>
-                <w:tcPr>
-                  <w:tcW w:type="dxa" w:w="432"/>
-                  <w:vAlign w:val="center"/>
-                  <w:tcMar>
-                    <w:top w:w="0" w:type="dxa"/>
-                    <w:left w:w="0" w:type="dxa"/>
-                    <w:bottom w:w="0" w:type="dxa"/>
-                    <w:right w:w="10" w:type="dxa"/>
-                  </w:tcMar>
-                </w:tcPr>
-                <w:p>
-                  <w:pPr>
-                    <w:spacing w:after="0"/>
-                    <w:jc w:val="right"/>
-                  </w:pPr>
-                  <w:r>
-                    <w:rPr>
-                      <w:rFonts w:ascii="Trade Gothic Next" w:hAnsi="Trade Gothic Next"/>
-                      <w:b/>
-                      <w:color w:val="55604F"/>
-                      <w:sz w:val="16"/>
-                      <w:u w:val="none"/>
-                    </w:rPr>
-                    <w:t>2s</w:t>
-                  </w:r>
-                </w:p>
-              </w:tc>
-              <w:tc>
-                <w:tcPr>
-                  <w:tcW w:type="dxa" w:w="382"/>
-                  <w:tcBorders>
-                    <w:top w:val="single" w:sz="8" w:color="4D730E"/>
-                    <w:left w:val="single" w:sz="8" w:color="4D730E"/>
-                    <w:bottom w:val="single" w:sz="8" w:color="4D730E"/>
-                    <w:right w:val="single" w:sz="8" w:color="4D730E"/>
-                  </w:tcBorders>
-                  <w:vAlign w:val="center"/>
-                  <w:tcMar>
-                    <w:top w:w="0" w:type="dxa"/>
-                    <w:left w:w="0" w:type="dxa"/>
-                    <w:bottom w:w="0" w:type="dxa"/>
-                    <w:right w:w="0" w:type="dxa"/>
-                  </w:tcMar>
-                </w:tcPr>
-                <w:p>
-                  <w:pPr>
-                    <w:spacing w:after="0"/>
-                    <w:jc w:val="center"/>
-                  </w:pPr>
-                </w:p>
-              </w:tc>
-              <w:tc>
-                <w:tcPr>
-                  <w:tcW w:type="dxa" w:w="432"/>
-                  <w:vAlign w:val="center"/>
-                  <w:tcMar>
-                    <w:top w:w="0" w:type="dxa"/>
-                    <w:left w:w="0" w:type="dxa"/>
-                    <w:bottom w:w="0" w:type="dxa"/>
-                    <w:right w:w="10" w:type="dxa"/>
-                  </w:tcMar>
-                </w:tcPr>
-                <w:p>
-                  <w:pPr>
-                    <w:spacing w:after="0"/>
-                    <w:jc w:val="right"/>
-                  </w:pPr>
-                  <w:r>
-                    <w:rPr>
-                      <w:rFonts w:ascii="Trade Gothic Next" w:hAnsi="Trade Gothic Next"/>
-                      <w:b/>
-                      <w:color w:val="55604F"/>
-                      <w:sz w:val="16"/>
-                      <w:u w:val="none"/>
-                    </w:rPr>
-                    <w:t>2p</w:t>
-                  </w:r>
-                </w:p>
-              </w:tc>
-              <w:tc>
-                <w:tcPr>
-                  <w:tcW w:type="dxa" w:w="382"/>
-                  <w:tcBorders>
-                    <w:top w:val="single" w:sz="8" w:color="4D730E"/>
-                    <w:left w:val="single" w:sz="8" w:color="4D730E"/>
-                    <w:bottom w:val="single" w:sz="8" w:color="4D730E"/>
-                    <w:right w:val="single" w:sz="8" w:color="4D730E"/>
-                  </w:tcBorders>
-                  <w:vAlign w:val="center"/>
-                  <w:tcMar>
-                    <w:top w:w="0" w:type="dxa"/>
-                    <w:left w:w="0" w:type="dxa"/>
-                    <w:bottom w:w="0" w:type="dxa"/>
-                    <w:right w:w="0" w:type="dxa"/>
-                  </w:tcMar>
-                </w:tcPr>
-                <w:p>
-                  <w:pPr>
-                    <w:spacing w:after="0"/>
-                    <w:jc w:val="center"/>
-                  </w:pPr>
-                </w:p>
-              </w:tc>
-              <w:tc>
-                <w:tcPr>
-                  <w:tcW w:type="dxa" w:w="382"/>
-                  <w:tcBorders>
-                    <w:top w:val="single" w:sz="8" w:color="4D730E"/>
-                    <w:left w:val="single" w:sz="8" w:color="4D730E"/>
-                    <w:bottom w:val="single" w:sz="8" w:color="4D730E"/>
-                    <w:right w:val="single" w:sz="8" w:color="4D730E"/>
-                  </w:tcBorders>
-                  <w:vAlign w:val="center"/>
-                  <w:tcMar>
-                    <w:top w:w="0" w:type="dxa"/>
-                    <w:left w:w="0" w:type="dxa"/>
-                    <w:bottom w:w="0" w:type="dxa"/>
-                    <w:right w:w="0" w:type="dxa"/>
-                  </w:tcMar>
-                </w:tcPr>
-                <w:p>
-                  <w:pPr>
-                    <w:spacing w:after="0"/>
-                    <w:jc w:val="center"/>
-                  </w:pPr>
-                </w:p>
-              </w:tc>
-              <w:tc>
-                <w:tcPr>
-                  <w:tcW w:type="dxa" w:w="382"/>
-                  <w:tcBorders>
-                    <w:top w:val="single" w:sz="8" w:color="4D730E"/>
-                    <w:left w:val="single" w:sz="8" w:color="4D730E"/>
-                    <w:bottom w:val="single" w:sz="8" w:color="4D730E"/>
-                    <w:right w:val="single" w:sz="8" w:color="4D730E"/>
-                  </w:tcBorders>
-                  <w:vAlign w:val="center"/>
-                  <w:tcMar>
-                    <w:top w:w="0" w:type="dxa"/>
-                    <w:left w:w="0" w:type="dxa"/>
-                    <w:bottom w:w="0" w:type="dxa"/>
-                    <w:right w:w="0" w:type="dxa"/>
-                  </w:tcMar>
-                </w:tcPr>
-                <w:p>
-                  <w:pPr>
-                    <w:spacing w:after="0"/>
-                    <w:jc w:val="center"/>
-                  </w:pPr>
-                </w:p>
-              </w:tc>
-              <w:tc>
-                <w:tcPr>
-                  <w:tcW w:type="dxa" w:w="432"/>
-                  <w:vAlign w:val="center"/>
-                  <w:tcMar>
-                    <w:top w:w="0" w:type="dxa"/>
-                    <w:left w:w="0" w:type="dxa"/>
-                    <w:bottom w:w="0" w:type="dxa"/>
-                    <w:right w:w="10" w:type="dxa"/>
-                  </w:tcMar>
-                </w:tcPr>
-                <w:p>
-                  <w:pPr>
-                    <w:spacing w:after="0"/>
-                    <w:jc w:val="right"/>
-                  </w:pPr>
-                  <w:r>
-                    <w:rPr>
-                      <w:rFonts w:ascii="Trade Gothic Next" w:hAnsi="Trade Gothic Next"/>
-                      <w:b/>
-                      <w:color w:val="55604F"/>
-                      <w:sz w:val="16"/>
-                      <w:u w:val="none"/>
-                    </w:rPr>
-                    <w:t>3s</w:t>
-                  </w:r>
-                </w:p>
-              </w:tc>
-              <w:tc>
-                <w:tcPr>
-                  <w:tcW w:type="dxa" w:w="382"/>
-                  <w:tcBorders>
-                    <w:top w:val="single" w:sz="8" w:color="4D730E"/>
-                    <w:left w:val="single" w:sz="8" w:color="4D730E"/>
-                    <w:bottom w:val="single" w:sz="8" w:color="4D730E"/>
-                    <w:right w:val="single" w:sz="8" w:color="4D730E"/>
-                  </w:tcBorders>
-                  <w:vAlign w:val="center"/>
-                  <w:tcMar>
-                    <w:top w:w="0" w:type="dxa"/>
-                    <w:left w:w="0" w:type="dxa"/>
-                    <w:bottom w:w="0" w:type="dxa"/>
-                    <w:right w:w="0" w:type="dxa"/>
-                  </w:tcMar>
-                </w:tcPr>
-                <w:p>
-                  <w:pPr>
-                    <w:spacing w:after="0"/>
-                    <w:jc w:val="center"/>
-                  </w:pPr>
-                </w:p>
-              </w:tc>
-              <w:tc>
-                <w:tcPr>
-                  <w:tcW w:type="dxa" w:w="432"/>
-                  <w:vAlign w:val="center"/>
-                  <w:tcMar>
-                    <w:top w:w="0" w:type="dxa"/>
-                    <w:left w:w="0" w:type="dxa"/>
-                    <w:bottom w:w="0" w:type="dxa"/>
-                    <w:right w:w="10" w:type="dxa"/>
-                  </w:tcMar>
-                </w:tcPr>
-                <w:p>
-                  <w:pPr>
-                    <w:spacing w:after="0"/>
-                    <w:jc w:val="right"/>
-                  </w:pPr>
-                  <w:r>
-                    <w:rPr>
-                      <w:rFonts w:ascii="Trade Gothic Next" w:hAnsi="Trade Gothic Next"/>
-                      <w:b/>
-                      <w:color w:val="55604F"/>
-                      <w:sz w:val="16"/>
-                      <w:u w:val="none"/>
-                    </w:rPr>
-                    <w:t>3p</w:t>
-                  </w:r>
-                </w:p>
-              </w:tc>
-              <w:tc>
-                <w:tcPr>
-                  <w:tcW w:type="dxa" w:w="382"/>
-                  <w:tcBorders>
-                    <w:top w:val="single" w:sz="8" w:color="4D730E"/>
-                    <w:left w:val="single" w:sz="8" w:color="4D730E"/>
-                    <w:bottom w:val="single" w:sz="8" w:color="4D730E"/>
-                    <w:right w:val="single" w:sz="8" w:color="4D730E"/>
-                  </w:tcBorders>
-                  <w:vAlign w:val="center"/>
-                  <w:tcMar>
-                    <w:top w:w="0" w:type="dxa"/>
-                    <w:left w:w="0" w:type="dxa"/>
-                    <w:bottom w:w="0" w:type="dxa"/>
-                    <w:right w:w="0" w:type="dxa"/>
-                  </w:tcMar>
-                </w:tcPr>
-                <w:p>
-                  <w:pPr>
-                    <w:spacing w:after="0"/>
-                    <w:jc w:val="center"/>
-                  </w:pPr>
-                </w:p>
-              </w:tc>
-              <w:tc>
-                <w:tcPr>
-                  <w:tcW w:type="dxa" w:w="382"/>
-                  <w:tcBorders>
-                    <w:top w:val="single" w:sz="8" w:color="4D730E"/>
-                    <w:left w:val="single" w:sz="8" w:color="4D730E"/>
-                    <w:bottom w:val="single" w:sz="8" w:color="4D730E"/>
-                    <w:right w:val="single" w:sz="8" w:color="4D730E"/>
-                  </w:tcBorders>
-                  <w:vAlign w:val="center"/>
-                  <w:tcMar>
-                    <w:top w:w="0" w:type="dxa"/>
-                    <w:left w:w="0" w:type="dxa"/>
-                    <w:bottom w:w="0" w:type="dxa"/>
-                    <w:right w:w="0" w:type="dxa"/>
-                  </w:tcMar>
-                </w:tcPr>
-                <w:p>
-                  <w:pPr>
-                    <w:spacing w:after="0"/>
-                    <w:jc w:val="center"/>
-                  </w:pPr>
-                </w:p>
-              </w:tc>
-              <w:tc>
-                <w:tcPr>
-                  <w:tcW w:type="dxa" w:w="382"/>
-                  <w:tcBorders>
-                    <w:top w:val="single" w:sz="8" w:color="4D730E"/>
-                    <w:left w:val="single" w:sz="8" w:color="4D730E"/>
-                    <w:bottom w:val="single" w:sz="8" w:color="4D730E"/>
-                    <w:right w:val="single" w:sz="8" w:color="4D730E"/>
-                  </w:tcBorders>
-                  <w:vAlign w:val="center"/>
-                  <w:tcMar>
-                    <w:top w:w="0" w:type="dxa"/>
-                    <w:left w:w="0" w:type="dxa"/>
-                    <w:bottom w:w="0" w:type="dxa"/>
-                    <w:right w:w="0" w:type="dxa"/>
-                  </w:tcMar>
-                </w:tcPr>
-                <w:p>
-                  <w:pPr>
-                    <w:spacing w:after="0"/>
-                    <w:jc w:val="center"/>
-                  </w:pPr>
-                </w:p>
-              </w:tc>
-              <w:tc>
-                <w:tcPr>
-                  <w:tcW w:type="dxa" w:w="432"/>
-                  <w:vAlign w:val="center"/>
-                  <w:tcMar>
-                    <w:top w:w="0" w:type="dxa"/>
-                    <w:left w:w="0" w:type="dxa"/>
-                    <w:bottom w:w="0" w:type="dxa"/>
-                    <w:right w:w="10" w:type="dxa"/>
-                  </w:tcMar>
-                </w:tcPr>
-                <w:p>
-                  <w:pPr>
-                    <w:spacing w:after="0"/>
-                    <w:jc w:val="right"/>
-                  </w:pPr>
-                  <w:r>
-                    <w:rPr>
-                      <w:rFonts w:ascii="Trade Gothic Next" w:hAnsi="Trade Gothic Next"/>
-                      <w:b/>
-                      <w:color w:val="55604F"/>
-                      <w:sz w:val="16"/>
-                      <w:u w:val="none"/>
-                    </w:rPr>
-                    <w:t>4s</w:t>
-                  </w:r>
-                </w:p>
-              </w:tc>
-              <w:tc>
-                <w:tcPr>
-                  <w:tcW w:type="dxa" w:w="382"/>
-                  <w:tcBorders>
-                    <w:top w:val="single" w:sz="8" w:color="4D730E"/>
-                    <w:left w:val="single" w:sz="8" w:color="4D730E"/>
-                    <w:bottom w:val="single" w:sz="8" w:color="4D730E"/>
-                    <w:right w:val="single" w:sz="8" w:color="4D730E"/>
-                  </w:tcBorders>
-                  <w:vAlign w:val="center"/>
-                  <w:tcMar>
-                    <w:top w:w="0" w:type="dxa"/>
-                    <w:left w:w="0" w:type="dxa"/>
-                    <w:bottom w:w="0" w:type="dxa"/>
-                    <w:right w:w="0" w:type="dxa"/>
-                  </w:tcMar>
-                </w:tcPr>
-                <w:p>
-                  <w:pPr>
-                    <w:spacing w:after="0"/>
-                    <w:jc w:val="center"/>
-                  </w:pPr>
-                </w:p>
-              </w:tc>
-              <w:tc>
-                <w:tcPr>
-                  <w:tcW w:type="dxa" w:w="432"/>
-                  <w:vAlign w:val="center"/>
-                  <w:tcMar>
-                    <w:top w:w="0" w:type="dxa"/>
-                    <w:left w:w="0" w:type="dxa"/>
-                    <w:bottom w:w="0" w:type="dxa"/>
-                    <w:right w:w="10" w:type="dxa"/>
-                  </w:tcMar>
-                </w:tcPr>
-                <w:p>
-                  <w:pPr>
-                    <w:spacing w:after="0"/>
-                    <w:jc w:val="right"/>
-                  </w:pPr>
-                  <w:r>
-                    <w:rPr>
-                      <w:rFonts w:ascii="Trade Gothic Next" w:hAnsi="Trade Gothic Next"/>
-                      <w:b/>
-                      <w:color w:val="55604F"/>
-                      <w:sz w:val="16"/>
-                      <w:u w:val="none"/>
-                    </w:rPr>
-                    <w:t>3d</w:t>
-                  </w:r>
-                </w:p>
-              </w:tc>
-              <w:tc>
-                <w:tcPr>
-                  <w:tcW w:type="dxa" w:w="382"/>
-                  <w:tcBorders>
-                    <w:top w:val="single" w:sz="8" w:color="4D730E"/>
-                    <w:left w:val="single" w:sz="8" w:color="4D730E"/>
-                    <w:bottom w:val="single" w:sz="8" w:color="4D730E"/>
-                    <w:right w:val="single" w:sz="8" w:color="4D730E"/>
-                  </w:tcBorders>
-                  <w:vAlign w:val="center"/>
-                  <w:tcMar>
-                    <w:top w:w="0" w:type="dxa"/>
-                    <w:left w:w="0" w:type="dxa"/>
-                    <w:bottom w:w="0" w:type="dxa"/>
-                    <w:right w:w="0" w:type="dxa"/>
-                  </w:tcMar>
-                </w:tcPr>
-                <w:p>
-                  <w:pPr>
-                    <w:spacing w:after="0"/>
-                    <w:jc w:val="center"/>
-                  </w:pPr>
-                </w:p>
-              </w:tc>
-              <w:tc>
-                <w:tcPr>
-                  <w:tcW w:type="dxa" w:w="382"/>
-                  <w:tcBorders>
-                    <w:top w:val="single" w:sz="8" w:color="4D730E"/>
-                    <w:left w:val="single" w:sz="8" w:color="4D730E"/>
-                    <w:bottom w:val="single" w:sz="8" w:color="4D730E"/>
-                    <w:right w:val="single" w:sz="8" w:color="4D730E"/>
-                  </w:tcBorders>
-                  <w:vAlign w:val="center"/>
-                  <w:tcMar>
-                    <w:top w:w="0" w:type="dxa"/>
-                    <w:left w:w="0" w:type="dxa"/>
-                    <w:bottom w:w="0" w:type="dxa"/>
-                    <w:right w:w="0" w:type="dxa"/>
-                  </w:tcMar>
-                </w:tcPr>
-                <w:p>
-                  <w:pPr>
-                    <w:spacing w:after="0"/>
-                    <w:jc w:val="center"/>
-                  </w:pPr>
-                </w:p>
-              </w:tc>
-              <w:tc>
-                <w:tcPr>
-                  <w:tcW w:type="dxa" w:w="382"/>
-                  <w:tcBorders>
-                    <w:top w:val="single" w:sz="8" w:color="4D730E"/>
-                    <w:left w:val="single" w:sz="8" w:color="4D730E"/>
-                    <w:bottom w:val="single" w:sz="8" w:color="4D730E"/>
-                    <w:right w:val="single" w:sz="8" w:color="4D730E"/>
-                  </w:tcBorders>
-                  <w:vAlign w:val="center"/>
-                  <w:tcMar>
-                    <w:top w:w="0" w:type="dxa"/>
-                    <w:left w:w="0" w:type="dxa"/>
-                    <w:bottom w:w="0" w:type="dxa"/>
-                    <w:right w:w="0" w:type="dxa"/>
-                  </w:tcMar>
-                </w:tcPr>
-                <w:p>
-                  <w:pPr>
-                    <w:spacing w:after="0"/>
-                    <w:jc w:val="center"/>
-                  </w:pPr>
-                </w:p>
-              </w:tc>
-              <w:tc>
-                <w:tcPr>
-                  <w:tcW w:type="dxa" w:w="382"/>
-                  <w:tcBorders>
-                    <w:top w:val="single" w:sz="8" w:color="4D730E"/>
-                    <w:left w:val="single" w:sz="8" w:color="4D730E"/>
-                    <w:bottom w:val="single" w:sz="8" w:color="4D730E"/>
-                    <w:right w:val="single" w:sz="8" w:color="4D730E"/>
-                  </w:tcBorders>
-                  <w:vAlign w:val="center"/>
-                  <w:tcMar>
-                    <w:top w:w="0" w:type="dxa"/>
-                    <w:left w:w="0" w:type="dxa"/>
-                    <w:bottom w:w="0" w:type="dxa"/>
-                    <w:right w:w="0" w:type="dxa"/>
-                  </w:tcMar>
-                </w:tcPr>
-                <w:p>
-                  <w:pPr>
-                    <w:spacing w:after="0"/>
-                    <w:jc w:val="center"/>
-                  </w:pPr>
-                </w:p>
-              </w:tc>
-              <w:tc>
-                <w:tcPr>
-                  <w:tcW w:type="dxa" w:w="382"/>
-                  <w:tcBorders>
-                    <w:top w:val="single" w:sz="8" w:color="4D730E"/>
-                    <w:left w:val="single" w:sz="8" w:color="4D730E"/>
-                    <w:bottom w:val="single" w:sz="8" w:color="4D730E"/>
-                    <w:right w:val="single" w:sz="8" w:color="4D730E"/>
-                  </w:tcBorders>
-                  <w:vAlign w:val="center"/>
-                  <w:tcMar>
-                    <w:top w:w="0" w:type="dxa"/>
-                    <w:left w:w="0" w:type="dxa"/>
-                    <w:bottom w:w="0" w:type="dxa"/>
-                    <w:right w:w="0" w:type="dxa"/>
-                  </w:tcMar>
-                </w:tcPr>
-                <w:p>
-                  <w:pPr>
-                    <w:spacing w:after="0"/>
-                    <w:jc w:val="center"/>
-                  </w:pPr>
-                </w:p>
-              </w:tc>
-              <w:tc>
-                <w:tcPr>
-                  <w:tcW w:type="dxa" w:w="432"/>
-                  <w:vAlign w:val="center"/>
-                  <w:tcMar>
-                    <w:top w:w="0" w:type="dxa"/>
-                    <w:left w:w="0" w:type="dxa"/>
-                    <w:bottom w:w="0" w:type="dxa"/>
-                    <w:right w:w="10" w:type="dxa"/>
-                  </w:tcMar>
-                </w:tcPr>
-                <w:p>
-                  <w:pPr>
-                    <w:spacing w:after="0"/>
-                    <w:jc w:val="right"/>
-                  </w:pPr>
-                  <w:r>
-                    <w:rPr>
-                      <w:rFonts w:ascii="Trade Gothic Next" w:hAnsi="Trade Gothic Next"/>
-                      <w:b/>
-                      <w:color w:val="55604F"/>
-                      <w:sz w:val="16"/>
-                      <w:u w:val="none"/>
-                    </w:rPr>
-                    <w:t>4p</w:t>
-                  </w:r>
-                </w:p>
-              </w:tc>
-              <w:tc>
-                <w:tcPr>
-                  <w:tcW w:type="dxa" w:w="382"/>
-                  <w:tcBorders>
-                    <w:top w:val="single" w:sz="8" w:color="4D730E"/>
-                    <w:left w:val="single" w:sz="8" w:color="4D730E"/>
-                    <w:bottom w:val="single" w:sz="8" w:color="4D730E"/>
-                    <w:right w:val="single" w:sz="8" w:color="4D730E"/>
-                  </w:tcBorders>
-                  <w:vAlign w:val="center"/>
-                  <w:tcMar>
-                    <w:top w:w="0" w:type="dxa"/>
-                    <w:left w:w="0" w:type="dxa"/>
-                    <w:bottom w:w="0" w:type="dxa"/>
-                    <w:right w:w="0" w:type="dxa"/>
-                  </w:tcMar>
-                </w:tcPr>
-                <w:p>
-                  <w:pPr>
-                    <w:spacing w:after="0"/>
-                    <w:jc w:val="center"/>
-                  </w:pPr>
-                </w:p>
-              </w:tc>
-              <w:tc>
-                <w:tcPr>
-                  <w:tcW w:type="dxa" w:w="382"/>
-                  <w:tcBorders>
-                    <w:top w:val="single" w:sz="8" w:color="4D730E"/>
-                    <w:left w:val="single" w:sz="8" w:color="4D730E"/>
-                    <w:bottom w:val="single" w:sz="8" w:color="4D730E"/>
-                    <w:right w:val="single" w:sz="8" w:color="4D730E"/>
-                  </w:tcBorders>
-                  <w:vAlign w:val="center"/>
-                  <w:tcMar>
-                    <w:top w:w="0" w:type="dxa"/>
-                    <w:left w:w="0" w:type="dxa"/>
-                    <w:bottom w:w="0" w:type="dxa"/>
-                    <w:right w:w="0" w:type="dxa"/>
-                  </w:tcMar>
-                </w:tcPr>
-                <w:p>
-                  <w:pPr>
-                    <w:spacing w:after="0"/>
-                    <w:jc w:val="center"/>
-                  </w:pPr>
-                </w:p>
-              </w:tc>
-              <w:tc>
-                <w:tcPr>
-                  <w:tcW w:type="dxa" w:w="382"/>
-                  <w:tcBorders>
-                    <w:top w:val="single" w:sz="8" w:color="4D730E"/>
-                    <w:left w:val="single" w:sz="8" w:color="4D730E"/>
-                    <w:bottom w:val="single" w:sz="8" w:color="4D730E"/>
-                    <w:right w:val="single" w:sz="8" w:color="4D730E"/>
-                  </w:tcBorders>
-                  <w:vAlign w:val="center"/>
-                  <w:tcMar>
-                    <w:top w:w="0" w:type="dxa"/>
-                    <w:left w:w="0" w:type="dxa"/>
-                    <w:bottom w:w="0" w:type="dxa"/>
-                    <w:right w:w="0" w:type="dxa"/>
-                  </w:tcMar>
-                </w:tcPr>
-                <w:p>
-                  <w:pPr>
-                    <w:spacing w:after="0"/>
-                    <w:jc w:val="center"/>
-                  </w:pPr>
-                </w:p>
-              </w:tc>
-            </w:tr>
-          </w:tbl>
-          <w:p/>
           <w:p>
             <w:pPr>
-              <w:spacing w:before="0" w:after="0" w:line="80" w:lineRule="exact"/>
+              <w:spacing w:before="0" w:after="0" w:line="1000" w:lineRule="exact"/>
             </w:pPr>
             <w:r>
               <w:rPr>
@@ -6870,7 +2601,11 @@
               </w:tc>
             </w:tr>
           </w:tbl>
-          <w:p/>
+          <w:p>
+            <w:pPr>
+              <w:spacing w:before="0" w:after="0" w:line="20" w:lineRule="exact"/>
+            </w:pPr>
+          </w:p>
           <w:p>
             <w:pPr>
               <w:spacing w:before="0" w:after="0" w:line="40" w:lineRule="exact"/>
@@ -6887,12 +2622,12 @@
     </w:tbl>
     <w:p>
       <w:pPr>
-        <w:spacing w:before="0" w:after="0" w:line="120" w:lineRule="exact"/>
+        <w:spacing w:before="0" w:after="0" w:line="80" w:lineRule="exact"/>
       </w:pPr>
       <w:r>
         <w:rPr>
           <w:rFonts w:ascii="Trade Gothic Next" w:hAnsi="Trade Gothic Next"/>
-          <w:sz w:val="8"/>
+          <w:sz w:val="4"/>
         </w:rPr>
       </w:r>
     </w:p>
@@ -6921,97 +2656,63 @@
               <w:right w:val="single" w:sz="6" w:color="C8CDC2"/>
             </w:tcBorders>
           </w:tcPr>
-          <w:p/>
-          <w:tbl>
-            <w:tblPr>
-              <w:tblW w:type="auto" w:w="0"/>
-              <w:tblLayout w:type="fixed"/>
-              <w:tblLook w:firstColumn="1" w:firstRow="1" w:lastColumn="0" w:lastRow="0" w:noHBand="0" w:noVBand="1" w:val="04A0"/>
-              <w:tblLayout w:type="fixed"/>
-            </w:tblPr>
-            <w:tblGrid>
-              <w:gridCol w:w="6192"/>
-              <w:gridCol w:w="4176"/>
-            </w:tblGrid>
-            <w:tr>
-              <w:trPr>
-                <w:cantSplit/>
-              </w:trPr>
-              <w:tc>
-                <w:tcPr>
-                  <w:tcW w:type="dxa" w:w="6192"/>
-                  <w:tcMar>
-                    <w:top w:w="0" w:type="dxa"/>
-                    <w:left w:w="0" w:type="dxa"/>
-                    <w:bottom w:w="0" w:type="dxa"/>
-                    <w:right w:w="0" w:type="dxa"/>
-                  </w:tcMar>
-                </w:tcPr>
-                <w:p>
-                  <w:pPr>
-                    <w:spacing w:after="40"/>
-                  </w:pPr>
-                  <w:r>
-                    <w:rPr>
-                      <w:rFonts w:ascii="Trade Gothic Next" w:hAnsi="Trade Gothic Next"/>
-                      <w:b/>
-                      <w:color w:val="4D730E"/>
-                      <w:sz w:val="20"/>
-                      <w:u w:val="none"/>
-                    </w:rPr>
-                    <w:t xml:space="preserve">7   </w:t>
-                  </w:r>
-                  <w:r>
-                    <w:rPr>
-                      <w:rFonts w:ascii="Trade Gothic Next" w:hAnsi="Trade Gothic Next"/>
-                      <w:b/>
-                      <w:color w:val="14161B"/>
-                      <w:sz w:val="21"/>
-                      <w:u w:val="none"/>
-                    </w:rPr>
-                    <w:t>Potassium, K</w:t>
-                  </w:r>
-                </w:p>
-              </w:tc>
-              <w:tc>
-                <w:tcPr>
-                  <w:tcW w:type="dxa" w:w="4176"/>
-                  <w:tcMar>
-                    <w:top w:w="0" w:type="dxa"/>
-                    <w:left w:w="0" w:type="dxa"/>
-                    <w:bottom w:w="0" w:type="dxa"/>
-                    <w:right w:w="0" w:type="dxa"/>
-                  </w:tcMar>
-                </w:tcPr>
-                <w:p>
-                  <w:pPr>
-                    <w:spacing w:after="40"/>
-                  </w:pPr>
-                  <w:r>
-                    <w:rPr>
-                      <w:rFonts w:ascii="Trade Gothic Next" w:hAnsi="Trade Gothic Next"/>
-                      <w:b/>
-                      <w:color w:val="14161B"/>
-                      <w:sz w:val="18"/>
-                      <w:u w:val="none"/>
-                    </w:rPr>
-                    <w:t xml:space="preserve">Electrons  </w:t>
-                  </w:r>
-                  <w:r>
-                    <w:rPr>
-                      <w:rFonts w:ascii="Trade Gothic Next" w:hAnsi="Trade Gothic Next"/>
-                      <w:b w:val="0"/>
-                      <w:color w:val="14161B"/>
-                      <w:sz w:val="20"/>
-                      <w:u w:val="none"/>
-                    </w:rPr>
-                    <w:t>_________</w:t>
-                  </w:r>
-                </w:p>
-              </w:tc>
-            </w:tr>
-          </w:tbl>
-          <w:p/>
+          <w:p>
+            <w:pPr>
+              <w:tabs>
+                <w:tab w:pos="10080" w:val="right"/>
+              </w:tabs>
+              <w:spacing w:after="0"/>
+            </w:pPr>
+            <w:r>
+              <w:rPr>
+                <w:rFonts w:ascii="Trade Gothic Next" w:hAnsi="Trade Gothic Next"/>
+                <w:b/>
+                <w:color w:val="4D730E"/>
+                <w:sz w:val="20"/>
+                <w:u w:val="none"/>
+              </w:rPr>
+              <w:t xml:space="preserve">7   </w:t>
+            </w:r>
+            <w:r>
+              <w:rPr>
+                <w:rFonts w:ascii="Trade Gothic Next" w:hAnsi="Trade Gothic Next"/>
+                <w:b/>
+                <w:color w:val="14161B"/>
+                <w:sz w:val="21"/>
+                <w:u w:val="none"/>
+              </w:rPr>
+              <w:t>Potassium, K</w:t>
+            </w:r>
+            <w:r>
+              <w:rPr>
+                <w:rFonts w:ascii="Trade Gothic Next" w:hAnsi="Trade Gothic Next"/>
+                <w:b w:val="0"/>
+                <w:sz w:val="18"/>
+                <w:u w:val="none"/>
+              </w:rPr>
+              <w:tab/>
+            </w:r>
+            <w:r>
+              <w:rPr>
+                <w:rFonts w:ascii="Trade Gothic Next" w:hAnsi="Trade Gothic Next"/>
+                <w:b/>
+                <w:color w:val="14161B"/>
+                <w:sz w:val="18"/>
+                <w:u w:val="none"/>
+              </w:rPr>
+              <w:t xml:space="preserve">Electrons  </w:t>
+            </w:r>
+            <w:r>
+              <w:rPr>
+                <w:rFonts w:ascii="Trade Gothic Next" w:hAnsi="Trade Gothic Next"/>
+                <w:b w:val="0"/>
+                <w:color w:val="14161B"/>
+                <w:sz w:val="20"/>
+                <w:u w:val="none"/>
+              </w:rPr>
+              <w:t>_________</w:t>
+            </w:r>
+          </w:p>
           <w:p>
             <w:pPr>
               <w:spacing w:before="0" w:after="0" w:line="60" w:lineRule="exact"/>
@@ -7023,708 +2724,9 @@
               </w:rPr>
             </w:r>
           </w:p>
-          <w:tbl>
-            <w:tblPr>
-              <w:tblW w:type="auto" w:w="0"/>
-              <w:tblLayout w:type="fixed"/>
-              <w:tblLook w:firstColumn="1" w:firstRow="1" w:lastColumn="0" w:lastRow="0" w:noHBand="0" w:noVBand="1" w:val="04A0"/>
-              <w:tblLayout w:type="fixed"/>
-            </w:tblPr>
-            <w:tblGrid>
-              <w:gridCol w:w="432"/>
-              <w:gridCol w:w="382"/>
-              <w:gridCol w:w="432"/>
-              <w:gridCol w:w="382"/>
-              <w:gridCol w:w="432"/>
-              <w:gridCol w:w="382"/>
-              <w:gridCol w:w="382"/>
-              <w:gridCol w:w="382"/>
-              <w:gridCol w:w="432"/>
-              <w:gridCol w:w="382"/>
-              <w:gridCol w:w="432"/>
-              <w:gridCol w:w="382"/>
-              <w:gridCol w:w="382"/>
-              <w:gridCol w:w="382"/>
-              <w:gridCol w:w="432"/>
-              <w:gridCol w:w="382"/>
-              <w:gridCol w:w="432"/>
-              <w:gridCol w:w="382"/>
-              <w:gridCol w:w="382"/>
-              <w:gridCol w:w="382"/>
-              <w:gridCol w:w="382"/>
-              <w:gridCol w:w="382"/>
-              <w:gridCol w:w="432"/>
-              <w:gridCol w:w="382"/>
-              <w:gridCol w:w="382"/>
-              <w:gridCol w:w="382"/>
-            </w:tblGrid>
-            <w:tr>
-              <w:trPr>
-                <w:cantSplit/>
-                <w:trHeight w:val="489" w:hRule="atLeast"/>
-              </w:trPr>
-              <w:tc>
-                <w:tcPr>
-                  <w:tcW w:type="dxa" w:w="432"/>
-                  <w:vAlign w:val="center"/>
-                  <w:tcMar>
-                    <w:top w:w="0" w:type="dxa"/>
-                    <w:left w:w="0" w:type="dxa"/>
-                    <w:bottom w:w="0" w:type="dxa"/>
-                    <w:right w:w="10" w:type="dxa"/>
-                  </w:tcMar>
-                </w:tcPr>
-                <w:p>
-                  <w:pPr>
-                    <w:spacing w:after="0"/>
-                    <w:jc w:val="right"/>
-                  </w:pPr>
-                  <w:r>
-                    <w:rPr>
-                      <w:rFonts w:ascii="Trade Gothic Next" w:hAnsi="Trade Gothic Next"/>
-                      <w:b/>
-                      <w:color w:val="55604F"/>
-                      <w:sz w:val="16"/>
-                      <w:u w:val="none"/>
-                    </w:rPr>
-                    <w:t>1s</w:t>
-                  </w:r>
-                </w:p>
-              </w:tc>
-              <w:tc>
-                <w:tcPr>
-                  <w:tcW w:type="dxa" w:w="382"/>
-                  <w:tcBorders>
-                    <w:top w:val="single" w:sz="8" w:color="4D730E"/>
-                    <w:left w:val="single" w:sz="8" w:color="4D730E"/>
-                    <w:bottom w:val="single" w:sz="8" w:color="4D730E"/>
-                    <w:right w:val="single" w:sz="8" w:color="4D730E"/>
-                  </w:tcBorders>
-                  <w:vAlign w:val="center"/>
-                  <w:tcMar>
-                    <w:top w:w="0" w:type="dxa"/>
-                    <w:left w:w="0" w:type="dxa"/>
-                    <w:bottom w:w="0" w:type="dxa"/>
-                    <w:right w:w="0" w:type="dxa"/>
-                  </w:tcMar>
-                </w:tcPr>
-                <w:p>
-                  <w:pPr>
-                    <w:spacing w:after="0"/>
-                    <w:jc w:val="center"/>
-                  </w:pPr>
-                </w:p>
-              </w:tc>
-              <w:tc>
-                <w:tcPr>
-                  <w:tcW w:type="dxa" w:w="432"/>
-                  <w:vAlign w:val="center"/>
-                  <w:tcMar>
-                    <w:top w:w="0" w:type="dxa"/>
-                    <w:left w:w="0" w:type="dxa"/>
-                    <w:bottom w:w="0" w:type="dxa"/>
-                    <w:right w:w="10" w:type="dxa"/>
-                  </w:tcMar>
-                </w:tcPr>
-                <w:p>
-                  <w:pPr>
-                    <w:spacing w:after="0"/>
-                    <w:jc w:val="right"/>
-                  </w:pPr>
-                  <w:r>
-                    <w:rPr>
-                      <w:rFonts w:ascii="Trade Gothic Next" w:hAnsi="Trade Gothic Next"/>
-                      <w:b/>
-                      <w:color w:val="55604F"/>
-                      <w:sz w:val="16"/>
-                      <w:u w:val="none"/>
-                    </w:rPr>
-                    <w:t>2s</w:t>
-                  </w:r>
-                </w:p>
-              </w:tc>
-              <w:tc>
-                <w:tcPr>
-                  <w:tcW w:type="dxa" w:w="382"/>
-                  <w:tcBorders>
-                    <w:top w:val="single" w:sz="8" w:color="4D730E"/>
-                    <w:left w:val="single" w:sz="8" w:color="4D730E"/>
-                    <w:bottom w:val="single" w:sz="8" w:color="4D730E"/>
-                    <w:right w:val="single" w:sz="8" w:color="4D730E"/>
-                  </w:tcBorders>
-                  <w:vAlign w:val="center"/>
-                  <w:tcMar>
-                    <w:top w:w="0" w:type="dxa"/>
-                    <w:left w:w="0" w:type="dxa"/>
-                    <w:bottom w:w="0" w:type="dxa"/>
-                    <w:right w:w="0" w:type="dxa"/>
-                  </w:tcMar>
-                </w:tcPr>
-                <w:p>
-                  <w:pPr>
-                    <w:spacing w:after="0"/>
-                    <w:jc w:val="center"/>
-                  </w:pPr>
-                </w:p>
-              </w:tc>
-              <w:tc>
-                <w:tcPr>
-                  <w:tcW w:type="dxa" w:w="432"/>
-                  <w:vAlign w:val="center"/>
-                  <w:tcMar>
-                    <w:top w:w="0" w:type="dxa"/>
-                    <w:left w:w="0" w:type="dxa"/>
-                    <w:bottom w:w="0" w:type="dxa"/>
-                    <w:right w:w="10" w:type="dxa"/>
-                  </w:tcMar>
-                </w:tcPr>
-                <w:p>
-                  <w:pPr>
-                    <w:spacing w:after="0"/>
-                    <w:jc w:val="right"/>
-                  </w:pPr>
-                  <w:r>
-                    <w:rPr>
-                      <w:rFonts w:ascii="Trade Gothic Next" w:hAnsi="Trade Gothic Next"/>
-                      <w:b/>
-                      <w:color w:val="55604F"/>
-                      <w:sz w:val="16"/>
-                      <w:u w:val="none"/>
-                    </w:rPr>
-                    <w:t>2p</w:t>
-                  </w:r>
-                </w:p>
-              </w:tc>
-              <w:tc>
-                <w:tcPr>
-                  <w:tcW w:type="dxa" w:w="382"/>
-                  <w:tcBorders>
-                    <w:top w:val="single" w:sz="8" w:color="4D730E"/>
-                    <w:left w:val="single" w:sz="8" w:color="4D730E"/>
-                    <w:bottom w:val="single" w:sz="8" w:color="4D730E"/>
-                    <w:right w:val="single" w:sz="8" w:color="4D730E"/>
-                  </w:tcBorders>
-                  <w:vAlign w:val="center"/>
-                  <w:tcMar>
-                    <w:top w:w="0" w:type="dxa"/>
-                    <w:left w:w="0" w:type="dxa"/>
-                    <w:bottom w:w="0" w:type="dxa"/>
-                    <w:right w:w="0" w:type="dxa"/>
-                  </w:tcMar>
-                </w:tcPr>
-                <w:p>
-                  <w:pPr>
-                    <w:spacing w:after="0"/>
-                    <w:jc w:val="center"/>
-                  </w:pPr>
-                </w:p>
-              </w:tc>
-              <w:tc>
-                <w:tcPr>
-                  <w:tcW w:type="dxa" w:w="382"/>
-                  <w:tcBorders>
-                    <w:top w:val="single" w:sz="8" w:color="4D730E"/>
-                    <w:left w:val="single" w:sz="8" w:color="4D730E"/>
-                    <w:bottom w:val="single" w:sz="8" w:color="4D730E"/>
-                    <w:right w:val="single" w:sz="8" w:color="4D730E"/>
-                  </w:tcBorders>
-                  <w:vAlign w:val="center"/>
-                  <w:tcMar>
-                    <w:top w:w="0" w:type="dxa"/>
-                    <w:left w:w="0" w:type="dxa"/>
-                    <w:bottom w:w="0" w:type="dxa"/>
-                    <w:right w:w="0" w:type="dxa"/>
-                  </w:tcMar>
-                </w:tcPr>
-                <w:p>
-                  <w:pPr>
-                    <w:spacing w:after="0"/>
-                    <w:jc w:val="center"/>
-                  </w:pPr>
-                </w:p>
-              </w:tc>
-              <w:tc>
-                <w:tcPr>
-                  <w:tcW w:type="dxa" w:w="382"/>
-                  <w:tcBorders>
-                    <w:top w:val="single" w:sz="8" w:color="4D730E"/>
-                    <w:left w:val="single" w:sz="8" w:color="4D730E"/>
-                    <w:bottom w:val="single" w:sz="8" w:color="4D730E"/>
-                    <w:right w:val="single" w:sz="8" w:color="4D730E"/>
-                  </w:tcBorders>
-                  <w:vAlign w:val="center"/>
-                  <w:tcMar>
-                    <w:top w:w="0" w:type="dxa"/>
-                    <w:left w:w="0" w:type="dxa"/>
-                    <w:bottom w:w="0" w:type="dxa"/>
-                    <w:right w:w="0" w:type="dxa"/>
-                  </w:tcMar>
-                </w:tcPr>
-                <w:p>
-                  <w:pPr>
-                    <w:spacing w:after="0"/>
-                    <w:jc w:val="center"/>
-                  </w:pPr>
-                </w:p>
-              </w:tc>
-              <w:tc>
-                <w:tcPr>
-                  <w:tcW w:type="dxa" w:w="432"/>
-                  <w:vAlign w:val="center"/>
-                  <w:tcMar>
-                    <w:top w:w="0" w:type="dxa"/>
-                    <w:left w:w="0" w:type="dxa"/>
-                    <w:bottom w:w="0" w:type="dxa"/>
-                    <w:right w:w="10" w:type="dxa"/>
-                  </w:tcMar>
-                </w:tcPr>
-                <w:p>
-                  <w:pPr>
-                    <w:spacing w:after="0"/>
-                    <w:jc w:val="right"/>
-                  </w:pPr>
-                  <w:r>
-                    <w:rPr>
-                      <w:rFonts w:ascii="Trade Gothic Next" w:hAnsi="Trade Gothic Next"/>
-                      <w:b/>
-                      <w:color w:val="55604F"/>
-                      <w:sz w:val="16"/>
-                      <w:u w:val="none"/>
-                    </w:rPr>
-                    <w:t>3s</w:t>
-                  </w:r>
-                </w:p>
-              </w:tc>
-              <w:tc>
-                <w:tcPr>
-                  <w:tcW w:type="dxa" w:w="382"/>
-                  <w:tcBorders>
-                    <w:top w:val="single" w:sz="8" w:color="4D730E"/>
-                    <w:left w:val="single" w:sz="8" w:color="4D730E"/>
-                    <w:bottom w:val="single" w:sz="8" w:color="4D730E"/>
-                    <w:right w:val="single" w:sz="8" w:color="4D730E"/>
-                  </w:tcBorders>
-                  <w:vAlign w:val="center"/>
-                  <w:tcMar>
-                    <w:top w:w="0" w:type="dxa"/>
-                    <w:left w:w="0" w:type="dxa"/>
-                    <w:bottom w:w="0" w:type="dxa"/>
-                    <w:right w:w="0" w:type="dxa"/>
-                  </w:tcMar>
-                </w:tcPr>
-                <w:p>
-                  <w:pPr>
-                    <w:spacing w:after="0"/>
-                    <w:jc w:val="center"/>
-                  </w:pPr>
-                </w:p>
-              </w:tc>
-              <w:tc>
-                <w:tcPr>
-                  <w:tcW w:type="dxa" w:w="432"/>
-                  <w:vAlign w:val="center"/>
-                  <w:tcMar>
-                    <w:top w:w="0" w:type="dxa"/>
-                    <w:left w:w="0" w:type="dxa"/>
-                    <w:bottom w:w="0" w:type="dxa"/>
-                    <w:right w:w="10" w:type="dxa"/>
-                  </w:tcMar>
-                </w:tcPr>
-                <w:p>
-                  <w:pPr>
-                    <w:spacing w:after="0"/>
-                    <w:jc w:val="right"/>
-                  </w:pPr>
-                  <w:r>
-                    <w:rPr>
-                      <w:rFonts w:ascii="Trade Gothic Next" w:hAnsi="Trade Gothic Next"/>
-                      <w:b/>
-                      <w:color w:val="55604F"/>
-                      <w:sz w:val="16"/>
-                      <w:u w:val="none"/>
-                    </w:rPr>
-                    <w:t>3p</w:t>
-                  </w:r>
-                </w:p>
-              </w:tc>
-              <w:tc>
-                <w:tcPr>
-                  <w:tcW w:type="dxa" w:w="382"/>
-                  <w:tcBorders>
-                    <w:top w:val="single" w:sz="8" w:color="4D730E"/>
-                    <w:left w:val="single" w:sz="8" w:color="4D730E"/>
-                    <w:bottom w:val="single" w:sz="8" w:color="4D730E"/>
-                    <w:right w:val="single" w:sz="8" w:color="4D730E"/>
-                  </w:tcBorders>
-                  <w:vAlign w:val="center"/>
-                  <w:tcMar>
-                    <w:top w:w="0" w:type="dxa"/>
-                    <w:left w:w="0" w:type="dxa"/>
-                    <w:bottom w:w="0" w:type="dxa"/>
-                    <w:right w:w="0" w:type="dxa"/>
-                  </w:tcMar>
-                </w:tcPr>
-                <w:p>
-                  <w:pPr>
-                    <w:spacing w:after="0"/>
-                    <w:jc w:val="center"/>
-                  </w:pPr>
-                </w:p>
-              </w:tc>
-              <w:tc>
-                <w:tcPr>
-                  <w:tcW w:type="dxa" w:w="382"/>
-                  <w:tcBorders>
-                    <w:top w:val="single" w:sz="8" w:color="4D730E"/>
-                    <w:left w:val="single" w:sz="8" w:color="4D730E"/>
-                    <w:bottom w:val="single" w:sz="8" w:color="4D730E"/>
-                    <w:right w:val="single" w:sz="8" w:color="4D730E"/>
-                  </w:tcBorders>
-                  <w:vAlign w:val="center"/>
-                  <w:tcMar>
-                    <w:top w:w="0" w:type="dxa"/>
-                    <w:left w:w="0" w:type="dxa"/>
-                    <w:bottom w:w="0" w:type="dxa"/>
-                    <w:right w:w="0" w:type="dxa"/>
-                  </w:tcMar>
-                </w:tcPr>
-                <w:p>
-                  <w:pPr>
-                    <w:spacing w:after="0"/>
-                    <w:jc w:val="center"/>
-                  </w:pPr>
-                </w:p>
-              </w:tc>
-              <w:tc>
-                <w:tcPr>
-                  <w:tcW w:type="dxa" w:w="382"/>
-                  <w:tcBorders>
-                    <w:top w:val="single" w:sz="8" w:color="4D730E"/>
-                    <w:left w:val="single" w:sz="8" w:color="4D730E"/>
-                    <w:bottom w:val="single" w:sz="8" w:color="4D730E"/>
-                    <w:right w:val="single" w:sz="8" w:color="4D730E"/>
-                  </w:tcBorders>
-                  <w:vAlign w:val="center"/>
-                  <w:tcMar>
-                    <w:top w:w="0" w:type="dxa"/>
-                    <w:left w:w="0" w:type="dxa"/>
-                    <w:bottom w:w="0" w:type="dxa"/>
-                    <w:right w:w="0" w:type="dxa"/>
-                  </w:tcMar>
-                </w:tcPr>
-                <w:p>
-                  <w:pPr>
-                    <w:spacing w:after="0"/>
-                    <w:jc w:val="center"/>
-                  </w:pPr>
-                </w:p>
-              </w:tc>
-              <w:tc>
-                <w:tcPr>
-                  <w:tcW w:type="dxa" w:w="432"/>
-                  <w:vAlign w:val="center"/>
-                  <w:tcMar>
-                    <w:top w:w="0" w:type="dxa"/>
-                    <w:left w:w="0" w:type="dxa"/>
-                    <w:bottom w:w="0" w:type="dxa"/>
-                    <w:right w:w="10" w:type="dxa"/>
-                  </w:tcMar>
-                </w:tcPr>
-                <w:p>
-                  <w:pPr>
-                    <w:spacing w:after="0"/>
-                    <w:jc w:val="right"/>
-                  </w:pPr>
-                  <w:r>
-                    <w:rPr>
-                      <w:rFonts w:ascii="Trade Gothic Next" w:hAnsi="Trade Gothic Next"/>
-                      <w:b/>
-                      <w:color w:val="55604F"/>
-                      <w:sz w:val="16"/>
-                      <w:u w:val="none"/>
-                    </w:rPr>
-                    <w:t>4s</w:t>
-                  </w:r>
-                </w:p>
-              </w:tc>
-              <w:tc>
-                <w:tcPr>
-                  <w:tcW w:type="dxa" w:w="382"/>
-                  <w:tcBorders>
-                    <w:top w:val="single" w:sz="8" w:color="4D730E"/>
-                    <w:left w:val="single" w:sz="8" w:color="4D730E"/>
-                    <w:bottom w:val="single" w:sz="8" w:color="4D730E"/>
-                    <w:right w:val="single" w:sz="8" w:color="4D730E"/>
-                  </w:tcBorders>
-                  <w:vAlign w:val="center"/>
-                  <w:tcMar>
-                    <w:top w:w="0" w:type="dxa"/>
-                    <w:left w:w="0" w:type="dxa"/>
-                    <w:bottom w:w="0" w:type="dxa"/>
-                    <w:right w:w="0" w:type="dxa"/>
-                  </w:tcMar>
-                </w:tcPr>
-                <w:p>
-                  <w:pPr>
-                    <w:spacing w:after="0"/>
-                    <w:jc w:val="center"/>
-                  </w:pPr>
-                </w:p>
-              </w:tc>
-              <w:tc>
-                <w:tcPr>
-                  <w:tcW w:type="dxa" w:w="432"/>
-                  <w:vAlign w:val="center"/>
-                  <w:tcMar>
-                    <w:top w:w="0" w:type="dxa"/>
-                    <w:left w:w="0" w:type="dxa"/>
-                    <w:bottom w:w="0" w:type="dxa"/>
-                    <w:right w:w="10" w:type="dxa"/>
-                  </w:tcMar>
-                </w:tcPr>
-                <w:p>
-                  <w:pPr>
-                    <w:spacing w:after="0"/>
-                    <w:jc w:val="right"/>
-                  </w:pPr>
-                  <w:r>
-                    <w:rPr>
-                      <w:rFonts w:ascii="Trade Gothic Next" w:hAnsi="Trade Gothic Next"/>
-                      <w:b/>
-                      <w:color w:val="55604F"/>
-                      <w:sz w:val="16"/>
-                      <w:u w:val="none"/>
-                    </w:rPr>
-                    <w:t>3d</w:t>
-                  </w:r>
-                </w:p>
-              </w:tc>
-              <w:tc>
-                <w:tcPr>
-                  <w:tcW w:type="dxa" w:w="382"/>
-                  <w:tcBorders>
-                    <w:top w:val="single" w:sz="8" w:color="4D730E"/>
-                    <w:left w:val="single" w:sz="8" w:color="4D730E"/>
-                    <w:bottom w:val="single" w:sz="8" w:color="4D730E"/>
-                    <w:right w:val="single" w:sz="8" w:color="4D730E"/>
-                  </w:tcBorders>
-                  <w:vAlign w:val="center"/>
-                  <w:tcMar>
-                    <w:top w:w="0" w:type="dxa"/>
-                    <w:left w:w="0" w:type="dxa"/>
-                    <w:bottom w:w="0" w:type="dxa"/>
-                    <w:right w:w="0" w:type="dxa"/>
-                  </w:tcMar>
-                </w:tcPr>
-                <w:p>
-                  <w:pPr>
-                    <w:spacing w:after="0"/>
-                    <w:jc w:val="center"/>
-                  </w:pPr>
-                </w:p>
-              </w:tc>
-              <w:tc>
-                <w:tcPr>
-                  <w:tcW w:type="dxa" w:w="382"/>
-                  <w:tcBorders>
-                    <w:top w:val="single" w:sz="8" w:color="4D730E"/>
-                    <w:left w:val="single" w:sz="8" w:color="4D730E"/>
-                    <w:bottom w:val="single" w:sz="8" w:color="4D730E"/>
-                    <w:right w:val="single" w:sz="8" w:color="4D730E"/>
-                  </w:tcBorders>
-                  <w:vAlign w:val="center"/>
-                  <w:tcMar>
-                    <w:top w:w="0" w:type="dxa"/>
-                    <w:left w:w="0" w:type="dxa"/>
-                    <w:bottom w:w="0" w:type="dxa"/>
-                    <w:right w:w="0" w:type="dxa"/>
-                  </w:tcMar>
-                </w:tcPr>
-                <w:p>
-                  <w:pPr>
-                    <w:spacing w:after="0"/>
-                    <w:jc w:val="center"/>
-                  </w:pPr>
-                </w:p>
-              </w:tc>
-              <w:tc>
-                <w:tcPr>
-                  <w:tcW w:type="dxa" w:w="382"/>
-                  <w:tcBorders>
-                    <w:top w:val="single" w:sz="8" w:color="4D730E"/>
-                    <w:left w:val="single" w:sz="8" w:color="4D730E"/>
-                    <w:bottom w:val="single" w:sz="8" w:color="4D730E"/>
-                    <w:right w:val="single" w:sz="8" w:color="4D730E"/>
-                  </w:tcBorders>
-                  <w:vAlign w:val="center"/>
-                  <w:tcMar>
-                    <w:top w:w="0" w:type="dxa"/>
-                    <w:left w:w="0" w:type="dxa"/>
-                    <w:bottom w:w="0" w:type="dxa"/>
-                    <w:right w:w="0" w:type="dxa"/>
-                  </w:tcMar>
-                </w:tcPr>
-                <w:p>
-                  <w:pPr>
-                    <w:spacing w:after="0"/>
-                    <w:jc w:val="center"/>
-                  </w:pPr>
-                </w:p>
-              </w:tc>
-              <w:tc>
-                <w:tcPr>
-                  <w:tcW w:type="dxa" w:w="382"/>
-                  <w:tcBorders>
-                    <w:top w:val="single" w:sz="8" w:color="4D730E"/>
-                    <w:left w:val="single" w:sz="8" w:color="4D730E"/>
-                    <w:bottom w:val="single" w:sz="8" w:color="4D730E"/>
-                    <w:right w:val="single" w:sz="8" w:color="4D730E"/>
-                  </w:tcBorders>
-                  <w:vAlign w:val="center"/>
-                  <w:tcMar>
-                    <w:top w:w="0" w:type="dxa"/>
-                    <w:left w:w="0" w:type="dxa"/>
-                    <w:bottom w:w="0" w:type="dxa"/>
-                    <w:right w:w="0" w:type="dxa"/>
-                  </w:tcMar>
-                </w:tcPr>
-                <w:p>
-                  <w:pPr>
-                    <w:spacing w:after="0"/>
-                    <w:jc w:val="center"/>
-                  </w:pPr>
-                </w:p>
-              </w:tc>
-              <w:tc>
-                <w:tcPr>
-                  <w:tcW w:type="dxa" w:w="382"/>
-                  <w:tcBorders>
-                    <w:top w:val="single" w:sz="8" w:color="4D730E"/>
-                    <w:left w:val="single" w:sz="8" w:color="4D730E"/>
-                    <w:bottom w:val="single" w:sz="8" w:color="4D730E"/>
-                    <w:right w:val="single" w:sz="8" w:color="4D730E"/>
-                  </w:tcBorders>
-                  <w:vAlign w:val="center"/>
-                  <w:tcMar>
-                    <w:top w:w="0" w:type="dxa"/>
-                    <w:left w:w="0" w:type="dxa"/>
-                    <w:bottom w:w="0" w:type="dxa"/>
-                    <w:right w:w="0" w:type="dxa"/>
-                  </w:tcMar>
-                </w:tcPr>
-                <w:p>
-                  <w:pPr>
-                    <w:spacing w:after="0"/>
-                    <w:jc w:val="center"/>
-                  </w:pPr>
-                </w:p>
-              </w:tc>
-              <w:tc>
-                <w:tcPr>
-                  <w:tcW w:type="dxa" w:w="432"/>
-                  <w:vAlign w:val="center"/>
-                  <w:tcMar>
-                    <w:top w:w="0" w:type="dxa"/>
-                    <w:left w:w="0" w:type="dxa"/>
-                    <w:bottom w:w="0" w:type="dxa"/>
-                    <w:right w:w="10" w:type="dxa"/>
-                  </w:tcMar>
-                </w:tcPr>
-                <w:p>
-                  <w:pPr>
-                    <w:spacing w:after="0"/>
-                    <w:jc w:val="right"/>
-                  </w:pPr>
-                  <w:r>
-                    <w:rPr>
-                      <w:rFonts w:ascii="Trade Gothic Next" w:hAnsi="Trade Gothic Next"/>
-                      <w:b/>
-                      <w:color w:val="55604F"/>
-                      <w:sz w:val="16"/>
-                      <w:u w:val="none"/>
-                    </w:rPr>
-                    <w:t>4p</w:t>
-                  </w:r>
-                </w:p>
-              </w:tc>
-              <w:tc>
-                <w:tcPr>
-                  <w:tcW w:type="dxa" w:w="382"/>
-                  <w:tcBorders>
-                    <w:top w:val="single" w:sz="8" w:color="4D730E"/>
-                    <w:left w:val="single" w:sz="8" w:color="4D730E"/>
-                    <w:bottom w:val="single" w:sz="8" w:color="4D730E"/>
-                    <w:right w:val="single" w:sz="8" w:color="4D730E"/>
-                  </w:tcBorders>
-                  <w:vAlign w:val="center"/>
-                  <w:tcMar>
-                    <w:top w:w="0" w:type="dxa"/>
-                    <w:left w:w="0" w:type="dxa"/>
-                    <w:bottom w:w="0" w:type="dxa"/>
-                    <w:right w:w="0" w:type="dxa"/>
-                  </w:tcMar>
-                </w:tcPr>
-                <w:p>
-                  <w:pPr>
-                    <w:spacing w:after="0"/>
-                    <w:jc w:val="center"/>
-                  </w:pPr>
-                </w:p>
-              </w:tc>
-              <w:tc>
-                <w:tcPr>
-                  <w:tcW w:type="dxa" w:w="382"/>
-                  <w:tcBorders>
-                    <w:top w:val="single" w:sz="8" w:color="4D730E"/>
-                    <w:left w:val="single" w:sz="8" w:color="4D730E"/>
-                    <w:bottom w:val="single" w:sz="8" w:color="4D730E"/>
-                    <w:right w:val="single" w:sz="8" w:color="4D730E"/>
-                  </w:tcBorders>
-                  <w:vAlign w:val="center"/>
-                  <w:tcMar>
-                    <w:top w:w="0" w:type="dxa"/>
-                    <w:left w:w="0" w:type="dxa"/>
-                    <w:bottom w:w="0" w:type="dxa"/>
-                    <w:right w:w="0" w:type="dxa"/>
-                  </w:tcMar>
-                </w:tcPr>
-                <w:p>
-                  <w:pPr>
-                    <w:spacing w:after="0"/>
-                    <w:jc w:val="center"/>
-                  </w:pPr>
-                </w:p>
-              </w:tc>
-              <w:tc>
-                <w:tcPr>
-                  <w:tcW w:type="dxa" w:w="382"/>
-                  <w:tcBorders>
-                    <w:top w:val="single" w:sz="8" w:color="4D730E"/>
-                    <w:left w:val="single" w:sz="8" w:color="4D730E"/>
-                    <w:bottom w:val="single" w:sz="8" w:color="4D730E"/>
-                    <w:right w:val="single" w:sz="8" w:color="4D730E"/>
-                  </w:tcBorders>
-                  <w:vAlign w:val="center"/>
-                  <w:tcMar>
-                    <w:top w:w="0" w:type="dxa"/>
-                    <w:left w:w="0" w:type="dxa"/>
-                    <w:bottom w:w="0" w:type="dxa"/>
-                    <w:right w:w="0" w:type="dxa"/>
-                  </w:tcMar>
-                </w:tcPr>
-                <w:p>
-                  <w:pPr>
-                    <w:spacing w:after="0"/>
-                    <w:jc w:val="center"/>
-                  </w:pPr>
-                </w:p>
-              </w:tc>
-            </w:tr>
-          </w:tbl>
-          <w:p/>
           <w:p>
             <w:pPr>
-              <w:spacing w:before="0" w:after="0" w:line="80" w:lineRule="exact"/>
+              <w:spacing w:before="0" w:after="0" w:line="1000" w:lineRule="exact"/>
             </w:pPr>
             <w:r>
               <w:rPr>
@@ -7798,7 +2800,11 @@
               </w:tc>
             </w:tr>
           </w:tbl>
-          <w:p/>
+          <w:p>
+            <w:pPr>
+              <w:spacing w:before="0" w:after="0" w:line="20" w:lineRule="exact"/>
+            </w:pPr>
+          </w:p>
           <w:p>
             <w:pPr>
               <w:spacing w:before="0" w:after="0" w:line="40" w:lineRule="exact"/>
@@ -7815,12 +2821,12 @@
     </w:tbl>
     <w:p>
       <w:pPr>
-        <w:spacing w:before="0" w:after="0" w:line="120" w:lineRule="exact"/>
+        <w:spacing w:before="0" w:after="0" w:line="80" w:lineRule="exact"/>
       </w:pPr>
       <w:r>
         <w:rPr>
           <w:rFonts w:ascii="Trade Gothic Next" w:hAnsi="Trade Gothic Next"/>
-          <w:sz w:val="8"/>
+          <w:sz w:val="4"/>
         </w:rPr>
       </w:r>
     </w:p>
@@ -7849,97 +2855,63 @@
               <w:right w:val="single" w:sz="6" w:color="C8CDC2"/>
             </w:tcBorders>
           </w:tcPr>
-          <w:p/>
-          <w:tbl>
-            <w:tblPr>
-              <w:tblW w:type="auto" w:w="0"/>
-              <w:tblLayout w:type="fixed"/>
-              <w:tblLook w:firstColumn="1" w:firstRow="1" w:lastColumn="0" w:lastRow="0" w:noHBand="0" w:noVBand="1" w:val="04A0"/>
-              <w:tblLayout w:type="fixed"/>
-            </w:tblPr>
-            <w:tblGrid>
-              <w:gridCol w:w="6192"/>
-              <w:gridCol w:w="4176"/>
-            </w:tblGrid>
-            <w:tr>
-              <w:trPr>
-                <w:cantSplit/>
-              </w:trPr>
-              <w:tc>
-                <w:tcPr>
-                  <w:tcW w:type="dxa" w:w="6192"/>
-                  <w:tcMar>
-                    <w:top w:w="0" w:type="dxa"/>
-                    <w:left w:w="0" w:type="dxa"/>
-                    <w:bottom w:w="0" w:type="dxa"/>
-                    <w:right w:w="0" w:type="dxa"/>
-                  </w:tcMar>
-                </w:tcPr>
-                <w:p>
-                  <w:pPr>
-                    <w:spacing w:after="40"/>
-                  </w:pPr>
-                  <w:r>
-                    <w:rPr>
-                      <w:rFonts w:ascii="Trade Gothic Next" w:hAnsi="Trade Gothic Next"/>
-                      <w:b/>
-                      <w:color w:val="4D730E"/>
-                      <w:sz w:val="20"/>
-                      <w:u w:val="none"/>
-                    </w:rPr>
-                    <w:t xml:space="preserve">8   </w:t>
-                  </w:r>
-                  <w:r>
-                    <w:rPr>
-                      <w:rFonts w:ascii="Trade Gothic Next" w:hAnsi="Trade Gothic Next"/>
-                      <w:b/>
-                      <w:color w:val="14161B"/>
-                      <w:sz w:val="21"/>
-                      <w:u w:val="none"/>
-                    </w:rPr>
-                    <w:t>Vanadium, V</w:t>
-                  </w:r>
-                </w:p>
-              </w:tc>
-              <w:tc>
-                <w:tcPr>
-                  <w:tcW w:type="dxa" w:w="4176"/>
-                  <w:tcMar>
-                    <w:top w:w="0" w:type="dxa"/>
-                    <w:left w:w="0" w:type="dxa"/>
-                    <w:bottom w:w="0" w:type="dxa"/>
-                    <w:right w:w="0" w:type="dxa"/>
-                  </w:tcMar>
-                </w:tcPr>
-                <w:p>
-                  <w:pPr>
-                    <w:spacing w:after="40"/>
-                  </w:pPr>
-                  <w:r>
-                    <w:rPr>
-                      <w:rFonts w:ascii="Trade Gothic Next" w:hAnsi="Trade Gothic Next"/>
-                      <w:b/>
-                      <w:color w:val="14161B"/>
-                      <w:sz w:val="18"/>
-                      <w:u w:val="none"/>
-                    </w:rPr>
-                    <w:t xml:space="preserve">Electrons  </w:t>
-                  </w:r>
-                  <w:r>
-                    <w:rPr>
-                      <w:rFonts w:ascii="Trade Gothic Next" w:hAnsi="Trade Gothic Next"/>
-                      <w:b w:val="0"/>
-                      <w:color w:val="14161B"/>
-                      <w:sz w:val="20"/>
-                      <w:u w:val="none"/>
-                    </w:rPr>
-                    <w:t>_________</w:t>
-                  </w:r>
-                </w:p>
-              </w:tc>
-            </w:tr>
-          </w:tbl>
-          <w:p/>
+          <w:p>
+            <w:pPr>
+              <w:tabs>
+                <w:tab w:pos="10080" w:val="right"/>
+              </w:tabs>
+              <w:spacing w:after="0"/>
+            </w:pPr>
+            <w:r>
+              <w:rPr>
+                <w:rFonts w:ascii="Trade Gothic Next" w:hAnsi="Trade Gothic Next"/>
+                <w:b/>
+                <w:color w:val="4D730E"/>
+                <w:sz w:val="20"/>
+                <w:u w:val="none"/>
+              </w:rPr>
+              <w:t xml:space="preserve">8   </w:t>
+            </w:r>
+            <w:r>
+              <w:rPr>
+                <w:rFonts w:ascii="Trade Gothic Next" w:hAnsi="Trade Gothic Next"/>
+                <w:b/>
+                <w:color w:val="14161B"/>
+                <w:sz w:val="21"/>
+                <w:u w:val="none"/>
+              </w:rPr>
+              <w:t>Vanadium, V</w:t>
+            </w:r>
+            <w:r>
+              <w:rPr>
+                <w:rFonts w:ascii="Trade Gothic Next" w:hAnsi="Trade Gothic Next"/>
+                <w:b w:val="0"/>
+                <w:sz w:val="18"/>
+                <w:u w:val="none"/>
+              </w:rPr>
+              <w:tab/>
+            </w:r>
+            <w:r>
+              <w:rPr>
+                <w:rFonts w:ascii="Trade Gothic Next" w:hAnsi="Trade Gothic Next"/>
+                <w:b/>
+                <w:color w:val="14161B"/>
+                <w:sz w:val="18"/>
+                <w:u w:val="none"/>
+              </w:rPr>
+              <w:t xml:space="preserve">Electrons  </w:t>
+            </w:r>
+            <w:r>
+              <w:rPr>
+                <w:rFonts w:ascii="Trade Gothic Next" w:hAnsi="Trade Gothic Next"/>
+                <w:b w:val="0"/>
+                <w:color w:val="14161B"/>
+                <w:sz w:val="20"/>
+                <w:u w:val="none"/>
+              </w:rPr>
+              <w:t>_________</w:t>
+            </w:r>
+          </w:p>
           <w:p>
             <w:pPr>
               <w:spacing w:before="0" w:after="0" w:line="60" w:lineRule="exact"/>
@@ -7951,708 +2923,9 @@
               </w:rPr>
             </w:r>
           </w:p>
-          <w:tbl>
-            <w:tblPr>
-              <w:tblW w:type="auto" w:w="0"/>
-              <w:tblLayout w:type="fixed"/>
-              <w:tblLook w:firstColumn="1" w:firstRow="1" w:lastColumn="0" w:lastRow="0" w:noHBand="0" w:noVBand="1" w:val="04A0"/>
-              <w:tblLayout w:type="fixed"/>
-            </w:tblPr>
-            <w:tblGrid>
-              <w:gridCol w:w="432"/>
-              <w:gridCol w:w="382"/>
-              <w:gridCol w:w="432"/>
-              <w:gridCol w:w="382"/>
-              <w:gridCol w:w="432"/>
-              <w:gridCol w:w="382"/>
-              <w:gridCol w:w="382"/>
-              <w:gridCol w:w="382"/>
-              <w:gridCol w:w="432"/>
-              <w:gridCol w:w="382"/>
-              <w:gridCol w:w="432"/>
-              <w:gridCol w:w="382"/>
-              <w:gridCol w:w="382"/>
-              <w:gridCol w:w="382"/>
-              <w:gridCol w:w="432"/>
-              <w:gridCol w:w="382"/>
-              <w:gridCol w:w="432"/>
-              <w:gridCol w:w="382"/>
-              <w:gridCol w:w="382"/>
-              <w:gridCol w:w="382"/>
-              <w:gridCol w:w="382"/>
-              <w:gridCol w:w="382"/>
-              <w:gridCol w:w="432"/>
-              <w:gridCol w:w="382"/>
-              <w:gridCol w:w="382"/>
-              <w:gridCol w:w="382"/>
-            </w:tblGrid>
-            <w:tr>
-              <w:trPr>
-                <w:cantSplit/>
-                <w:trHeight w:val="489" w:hRule="atLeast"/>
-              </w:trPr>
-              <w:tc>
-                <w:tcPr>
-                  <w:tcW w:type="dxa" w:w="432"/>
-                  <w:vAlign w:val="center"/>
-                  <w:tcMar>
-                    <w:top w:w="0" w:type="dxa"/>
-                    <w:left w:w="0" w:type="dxa"/>
-                    <w:bottom w:w="0" w:type="dxa"/>
-                    <w:right w:w="10" w:type="dxa"/>
-                  </w:tcMar>
-                </w:tcPr>
-                <w:p>
-                  <w:pPr>
-                    <w:spacing w:after="0"/>
-                    <w:jc w:val="right"/>
-                  </w:pPr>
-                  <w:r>
-                    <w:rPr>
-                      <w:rFonts w:ascii="Trade Gothic Next" w:hAnsi="Trade Gothic Next"/>
-                      <w:b/>
-                      <w:color w:val="55604F"/>
-                      <w:sz w:val="16"/>
-                      <w:u w:val="none"/>
-                    </w:rPr>
-                    <w:t>1s</w:t>
-                  </w:r>
-                </w:p>
-              </w:tc>
-              <w:tc>
-                <w:tcPr>
-                  <w:tcW w:type="dxa" w:w="382"/>
-                  <w:tcBorders>
-                    <w:top w:val="single" w:sz="8" w:color="4D730E"/>
-                    <w:left w:val="single" w:sz="8" w:color="4D730E"/>
-                    <w:bottom w:val="single" w:sz="8" w:color="4D730E"/>
-                    <w:right w:val="single" w:sz="8" w:color="4D730E"/>
-                  </w:tcBorders>
-                  <w:vAlign w:val="center"/>
-                  <w:tcMar>
-                    <w:top w:w="0" w:type="dxa"/>
-                    <w:left w:w="0" w:type="dxa"/>
-                    <w:bottom w:w="0" w:type="dxa"/>
-                    <w:right w:w="0" w:type="dxa"/>
-                  </w:tcMar>
-                </w:tcPr>
-                <w:p>
-                  <w:pPr>
-                    <w:spacing w:after="0"/>
-                    <w:jc w:val="center"/>
-                  </w:pPr>
-                </w:p>
-              </w:tc>
-              <w:tc>
-                <w:tcPr>
-                  <w:tcW w:type="dxa" w:w="432"/>
-                  <w:vAlign w:val="center"/>
-                  <w:tcMar>
-                    <w:top w:w="0" w:type="dxa"/>
-                    <w:left w:w="0" w:type="dxa"/>
-                    <w:bottom w:w="0" w:type="dxa"/>
-                    <w:right w:w="10" w:type="dxa"/>
-                  </w:tcMar>
-                </w:tcPr>
-                <w:p>
-                  <w:pPr>
-                    <w:spacing w:after="0"/>
-                    <w:jc w:val="right"/>
-                  </w:pPr>
-                  <w:r>
-                    <w:rPr>
-                      <w:rFonts w:ascii="Trade Gothic Next" w:hAnsi="Trade Gothic Next"/>
-                      <w:b/>
-                      <w:color w:val="55604F"/>
-                      <w:sz w:val="16"/>
-                      <w:u w:val="none"/>
-                    </w:rPr>
-                    <w:t>2s</w:t>
-                  </w:r>
-                </w:p>
-              </w:tc>
-              <w:tc>
-                <w:tcPr>
-                  <w:tcW w:type="dxa" w:w="382"/>
-                  <w:tcBorders>
-                    <w:top w:val="single" w:sz="8" w:color="4D730E"/>
-                    <w:left w:val="single" w:sz="8" w:color="4D730E"/>
-                    <w:bottom w:val="single" w:sz="8" w:color="4D730E"/>
-                    <w:right w:val="single" w:sz="8" w:color="4D730E"/>
-                  </w:tcBorders>
-                  <w:vAlign w:val="center"/>
-                  <w:tcMar>
-                    <w:top w:w="0" w:type="dxa"/>
-                    <w:left w:w="0" w:type="dxa"/>
-                    <w:bottom w:w="0" w:type="dxa"/>
-                    <w:right w:w="0" w:type="dxa"/>
-                  </w:tcMar>
-                </w:tcPr>
-                <w:p>
-                  <w:pPr>
-                    <w:spacing w:after="0"/>
-                    <w:jc w:val="center"/>
-                  </w:pPr>
-                </w:p>
-              </w:tc>
-              <w:tc>
-                <w:tcPr>
-                  <w:tcW w:type="dxa" w:w="432"/>
-                  <w:vAlign w:val="center"/>
-                  <w:tcMar>
-                    <w:top w:w="0" w:type="dxa"/>
-                    <w:left w:w="0" w:type="dxa"/>
-                    <w:bottom w:w="0" w:type="dxa"/>
-                    <w:right w:w="10" w:type="dxa"/>
-                  </w:tcMar>
-                </w:tcPr>
-                <w:p>
-                  <w:pPr>
-                    <w:spacing w:after="0"/>
-                    <w:jc w:val="right"/>
-                  </w:pPr>
-                  <w:r>
-                    <w:rPr>
-                      <w:rFonts w:ascii="Trade Gothic Next" w:hAnsi="Trade Gothic Next"/>
-                      <w:b/>
-                      <w:color w:val="55604F"/>
-                      <w:sz w:val="16"/>
-                      <w:u w:val="none"/>
-                    </w:rPr>
-                    <w:t>2p</w:t>
-                  </w:r>
-                </w:p>
-              </w:tc>
-              <w:tc>
-                <w:tcPr>
-                  <w:tcW w:type="dxa" w:w="382"/>
-                  <w:tcBorders>
-                    <w:top w:val="single" w:sz="8" w:color="4D730E"/>
-                    <w:left w:val="single" w:sz="8" w:color="4D730E"/>
-                    <w:bottom w:val="single" w:sz="8" w:color="4D730E"/>
-                    <w:right w:val="single" w:sz="8" w:color="4D730E"/>
-                  </w:tcBorders>
-                  <w:vAlign w:val="center"/>
-                  <w:tcMar>
-                    <w:top w:w="0" w:type="dxa"/>
-                    <w:left w:w="0" w:type="dxa"/>
-                    <w:bottom w:w="0" w:type="dxa"/>
-                    <w:right w:w="0" w:type="dxa"/>
-                  </w:tcMar>
-                </w:tcPr>
-                <w:p>
-                  <w:pPr>
-                    <w:spacing w:after="0"/>
-                    <w:jc w:val="center"/>
-                  </w:pPr>
-                </w:p>
-              </w:tc>
-              <w:tc>
-                <w:tcPr>
-                  <w:tcW w:type="dxa" w:w="382"/>
-                  <w:tcBorders>
-                    <w:top w:val="single" w:sz="8" w:color="4D730E"/>
-                    <w:left w:val="single" w:sz="8" w:color="4D730E"/>
-                    <w:bottom w:val="single" w:sz="8" w:color="4D730E"/>
-                    <w:right w:val="single" w:sz="8" w:color="4D730E"/>
-                  </w:tcBorders>
-                  <w:vAlign w:val="center"/>
-                  <w:tcMar>
-                    <w:top w:w="0" w:type="dxa"/>
-                    <w:left w:w="0" w:type="dxa"/>
-                    <w:bottom w:w="0" w:type="dxa"/>
-                    <w:right w:w="0" w:type="dxa"/>
-                  </w:tcMar>
-                </w:tcPr>
-                <w:p>
-                  <w:pPr>
-                    <w:spacing w:after="0"/>
-                    <w:jc w:val="center"/>
-                  </w:pPr>
-                </w:p>
-              </w:tc>
-              <w:tc>
-                <w:tcPr>
-                  <w:tcW w:type="dxa" w:w="382"/>
-                  <w:tcBorders>
-                    <w:top w:val="single" w:sz="8" w:color="4D730E"/>
-                    <w:left w:val="single" w:sz="8" w:color="4D730E"/>
-                    <w:bottom w:val="single" w:sz="8" w:color="4D730E"/>
-                    <w:right w:val="single" w:sz="8" w:color="4D730E"/>
-                  </w:tcBorders>
-                  <w:vAlign w:val="center"/>
-                  <w:tcMar>
-                    <w:top w:w="0" w:type="dxa"/>
-                    <w:left w:w="0" w:type="dxa"/>
-                    <w:bottom w:w="0" w:type="dxa"/>
-                    <w:right w:w="0" w:type="dxa"/>
-                  </w:tcMar>
-                </w:tcPr>
-                <w:p>
-                  <w:pPr>
-                    <w:spacing w:after="0"/>
-                    <w:jc w:val="center"/>
-                  </w:pPr>
-                </w:p>
-              </w:tc>
-              <w:tc>
-                <w:tcPr>
-                  <w:tcW w:type="dxa" w:w="432"/>
-                  <w:vAlign w:val="center"/>
-                  <w:tcMar>
-                    <w:top w:w="0" w:type="dxa"/>
-                    <w:left w:w="0" w:type="dxa"/>
-                    <w:bottom w:w="0" w:type="dxa"/>
-                    <w:right w:w="10" w:type="dxa"/>
-                  </w:tcMar>
-                </w:tcPr>
-                <w:p>
-                  <w:pPr>
-                    <w:spacing w:after="0"/>
-                    <w:jc w:val="right"/>
-                  </w:pPr>
-                  <w:r>
-                    <w:rPr>
-                      <w:rFonts w:ascii="Trade Gothic Next" w:hAnsi="Trade Gothic Next"/>
-                      <w:b/>
-                      <w:color w:val="55604F"/>
-                      <w:sz w:val="16"/>
-                      <w:u w:val="none"/>
-                    </w:rPr>
-                    <w:t>3s</w:t>
-                  </w:r>
-                </w:p>
-              </w:tc>
-              <w:tc>
-                <w:tcPr>
-                  <w:tcW w:type="dxa" w:w="382"/>
-                  <w:tcBorders>
-                    <w:top w:val="single" w:sz="8" w:color="4D730E"/>
-                    <w:left w:val="single" w:sz="8" w:color="4D730E"/>
-                    <w:bottom w:val="single" w:sz="8" w:color="4D730E"/>
-                    <w:right w:val="single" w:sz="8" w:color="4D730E"/>
-                  </w:tcBorders>
-                  <w:vAlign w:val="center"/>
-                  <w:tcMar>
-                    <w:top w:w="0" w:type="dxa"/>
-                    <w:left w:w="0" w:type="dxa"/>
-                    <w:bottom w:w="0" w:type="dxa"/>
-                    <w:right w:w="0" w:type="dxa"/>
-                  </w:tcMar>
-                </w:tcPr>
-                <w:p>
-                  <w:pPr>
-                    <w:spacing w:after="0"/>
-                    <w:jc w:val="center"/>
-                  </w:pPr>
-                </w:p>
-              </w:tc>
-              <w:tc>
-                <w:tcPr>
-                  <w:tcW w:type="dxa" w:w="432"/>
-                  <w:vAlign w:val="center"/>
-                  <w:tcMar>
-                    <w:top w:w="0" w:type="dxa"/>
-                    <w:left w:w="0" w:type="dxa"/>
-                    <w:bottom w:w="0" w:type="dxa"/>
-                    <w:right w:w="10" w:type="dxa"/>
-                  </w:tcMar>
-                </w:tcPr>
-                <w:p>
-                  <w:pPr>
-                    <w:spacing w:after="0"/>
-                    <w:jc w:val="right"/>
-                  </w:pPr>
-                  <w:r>
-                    <w:rPr>
-                      <w:rFonts w:ascii="Trade Gothic Next" w:hAnsi="Trade Gothic Next"/>
-                      <w:b/>
-                      <w:color w:val="55604F"/>
-                      <w:sz w:val="16"/>
-                      <w:u w:val="none"/>
-                    </w:rPr>
-                    <w:t>3p</w:t>
-                  </w:r>
-                </w:p>
-              </w:tc>
-              <w:tc>
-                <w:tcPr>
-                  <w:tcW w:type="dxa" w:w="382"/>
-                  <w:tcBorders>
-                    <w:top w:val="single" w:sz="8" w:color="4D730E"/>
-                    <w:left w:val="single" w:sz="8" w:color="4D730E"/>
-                    <w:bottom w:val="single" w:sz="8" w:color="4D730E"/>
-                    <w:right w:val="single" w:sz="8" w:color="4D730E"/>
-                  </w:tcBorders>
-                  <w:vAlign w:val="center"/>
-                  <w:tcMar>
-                    <w:top w:w="0" w:type="dxa"/>
-                    <w:left w:w="0" w:type="dxa"/>
-                    <w:bottom w:w="0" w:type="dxa"/>
-                    <w:right w:w="0" w:type="dxa"/>
-                  </w:tcMar>
-                </w:tcPr>
-                <w:p>
-                  <w:pPr>
-                    <w:spacing w:after="0"/>
-                    <w:jc w:val="center"/>
-                  </w:pPr>
-                </w:p>
-              </w:tc>
-              <w:tc>
-                <w:tcPr>
-                  <w:tcW w:type="dxa" w:w="382"/>
-                  <w:tcBorders>
-                    <w:top w:val="single" w:sz="8" w:color="4D730E"/>
-                    <w:left w:val="single" w:sz="8" w:color="4D730E"/>
-                    <w:bottom w:val="single" w:sz="8" w:color="4D730E"/>
-                    <w:right w:val="single" w:sz="8" w:color="4D730E"/>
-                  </w:tcBorders>
-                  <w:vAlign w:val="center"/>
-                  <w:tcMar>
-                    <w:top w:w="0" w:type="dxa"/>
-                    <w:left w:w="0" w:type="dxa"/>
-                    <w:bottom w:w="0" w:type="dxa"/>
-                    <w:right w:w="0" w:type="dxa"/>
-                  </w:tcMar>
-                </w:tcPr>
-                <w:p>
-                  <w:pPr>
-                    <w:spacing w:after="0"/>
-                    <w:jc w:val="center"/>
-                  </w:pPr>
-                </w:p>
-              </w:tc>
-              <w:tc>
-                <w:tcPr>
-                  <w:tcW w:type="dxa" w:w="382"/>
-                  <w:tcBorders>
-                    <w:top w:val="single" w:sz="8" w:color="4D730E"/>
-                    <w:left w:val="single" w:sz="8" w:color="4D730E"/>
-                    <w:bottom w:val="single" w:sz="8" w:color="4D730E"/>
-                    <w:right w:val="single" w:sz="8" w:color="4D730E"/>
-                  </w:tcBorders>
-                  <w:vAlign w:val="center"/>
-                  <w:tcMar>
-                    <w:top w:w="0" w:type="dxa"/>
-                    <w:left w:w="0" w:type="dxa"/>
-                    <w:bottom w:w="0" w:type="dxa"/>
-                    <w:right w:w="0" w:type="dxa"/>
-                  </w:tcMar>
-                </w:tcPr>
-                <w:p>
-                  <w:pPr>
-                    <w:spacing w:after="0"/>
-                    <w:jc w:val="center"/>
-                  </w:pPr>
-                </w:p>
-              </w:tc>
-              <w:tc>
-                <w:tcPr>
-                  <w:tcW w:type="dxa" w:w="432"/>
-                  <w:vAlign w:val="center"/>
-                  <w:tcMar>
-                    <w:top w:w="0" w:type="dxa"/>
-                    <w:left w:w="0" w:type="dxa"/>
-                    <w:bottom w:w="0" w:type="dxa"/>
-                    <w:right w:w="10" w:type="dxa"/>
-                  </w:tcMar>
-                </w:tcPr>
-                <w:p>
-                  <w:pPr>
-                    <w:spacing w:after="0"/>
-                    <w:jc w:val="right"/>
-                  </w:pPr>
-                  <w:r>
-                    <w:rPr>
-                      <w:rFonts w:ascii="Trade Gothic Next" w:hAnsi="Trade Gothic Next"/>
-                      <w:b/>
-                      <w:color w:val="55604F"/>
-                      <w:sz w:val="16"/>
-                      <w:u w:val="none"/>
-                    </w:rPr>
-                    <w:t>4s</w:t>
-                  </w:r>
-                </w:p>
-              </w:tc>
-              <w:tc>
-                <w:tcPr>
-                  <w:tcW w:type="dxa" w:w="382"/>
-                  <w:tcBorders>
-                    <w:top w:val="single" w:sz="8" w:color="4D730E"/>
-                    <w:left w:val="single" w:sz="8" w:color="4D730E"/>
-                    <w:bottom w:val="single" w:sz="8" w:color="4D730E"/>
-                    <w:right w:val="single" w:sz="8" w:color="4D730E"/>
-                  </w:tcBorders>
-                  <w:vAlign w:val="center"/>
-                  <w:tcMar>
-                    <w:top w:w="0" w:type="dxa"/>
-                    <w:left w:w="0" w:type="dxa"/>
-                    <w:bottom w:w="0" w:type="dxa"/>
-                    <w:right w:w="0" w:type="dxa"/>
-                  </w:tcMar>
-                </w:tcPr>
-                <w:p>
-                  <w:pPr>
-                    <w:spacing w:after="0"/>
-                    <w:jc w:val="center"/>
-                  </w:pPr>
-                </w:p>
-              </w:tc>
-              <w:tc>
-                <w:tcPr>
-                  <w:tcW w:type="dxa" w:w="432"/>
-                  <w:vAlign w:val="center"/>
-                  <w:tcMar>
-                    <w:top w:w="0" w:type="dxa"/>
-                    <w:left w:w="0" w:type="dxa"/>
-                    <w:bottom w:w="0" w:type="dxa"/>
-                    <w:right w:w="10" w:type="dxa"/>
-                  </w:tcMar>
-                </w:tcPr>
-                <w:p>
-                  <w:pPr>
-                    <w:spacing w:after="0"/>
-                    <w:jc w:val="right"/>
-                  </w:pPr>
-                  <w:r>
-                    <w:rPr>
-                      <w:rFonts w:ascii="Trade Gothic Next" w:hAnsi="Trade Gothic Next"/>
-                      <w:b/>
-                      <w:color w:val="55604F"/>
-                      <w:sz w:val="16"/>
-                      <w:u w:val="none"/>
-                    </w:rPr>
-                    <w:t>3d</w:t>
-                  </w:r>
-                </w:p>
-              </w:tc>
-              <w:tc>
-                <w:tcPr>
-                  <w:tcW w:type="dxa" w:w="382"/>
-                  <w:tcBorders>
-                    <w:top w:val="single" w:sz="8" w:color="4D730E"/>
-                    <w:left w:val="single" w:sz="8" w:color="4D730E"/>
-                    <w:bottom w:val="single" w:sz="8" w:color="4D730E"/>
-                    <w:right w:val="single" w:sz="8" w:color="4D730E"/>
-                  </w:tcBorders>
-                  <w:vAlign w:val="center"/>
-                  <w:tcMar>
-                    <w:top w:w="0" w:type="dxa"/>
-                    <w:left w:w="0" w:type="dxa"/>
-                    <w:bottom w:w="0" w:type="dxa"/>
-                    <w:right w:w="0" w:type="dxa"/>
-                  </w:tcMar>
-                </w:tcPr>
-                <w:p>
-                  <w:pPr>
-                    <w:spacing w:after="0"/>
-                    <w:jc w:val="center"/>
-                  </w:pPr>
-                </w:p>
-              </w:tc>
-              <w:tc>
-                <w:tcPr>
-                  <w:tcW w:type="dxa" w:w="382"/>
-                  <w:tcBorders>
-                    <w:top w:val="single" w:sz="8" w:color="4D730E"/>
-                    <w:left w:val="single" w:sz="8" w:color="4D730E"/>
-                    <w:bottom w:val="single" w:sz="8" w:color="4D730E"/>
-                    <w:right w:val="single" w:sz="8" w:color="4D730E"/>
-                  </w:tcBorders>
-                  <w:vAlign w:val="center"/>
-                  <w:tcMar>
-                    <w:top w:w="0" w:type="dxa"/>
-                    <w:left w:w="0" w:type="dxa"/>
-                    <w:bottom w:w="0" w:type="dxa"/>
-                    <w:right w:w="0" w:type="dxa"/>
-                  </w:tcMar>
-                </w:tcPr>
-                <w:p>
-                  <w:pPr>
-                    <w:spacing w:after="0"/>
-                    <w:jc w:val="center"/>
-                  </w:pPr>
-                </w:p>
-              </w:tc>
-              <w:tc>
-                <w:tcPr>
-                  <w:tcW w:type="dxa" w:w="382"/>
-                  <w:tcBorders>
-                    <w:top w:val="single" w:sz="8" w:color="4D730E"/>
-                    <w:left w:val="single" w:sz="8" w:color="4D730E"/>
-                    <w:bottom w:val="single" w:sz="8" w:color="4D730E"/>
-                    <w:right w:val="single" w:sz="8" w:color="4D730E"/>
-                  </w:tcBorders>
-                  <w:vAlign w:val="center"/>
-                  <w:tcMar>
-                    <w:top w:w="0" w:type="dxa"/>
-                    <w:left w:w="0" w:type="dxa"/>
-                    <w:bottom w:w="0" w:type="dxa"/>
-                    <w:right w:w="0" w:type="dxa"/>
-                  </w:tcMar>
-                </w:tcPr>
-                <w:p>
-                  <w:pPr>
-                    <w:spacing w:after="0"/>
-                    <w:jc w:val="center"/>
-                  </w:pPr>
-                </w:p>
-              </w:tc>
-              <w:tc>
-                <w:tcPr>
-                  <w:tcW w:type="dxa" w:w="382"/>
-                  <w:tcBorders>
-                    <w:top w:val="single" w:sz="8" w:color="4D730E"/>
-                    <w:left w:val="single" w:sz="8" w:color="4D730E"/>
-                    <w:bottom w:val="single" w:sz="8" w:color="4D730E"/>
-                    <w:right w:val="single" w:sz="8" w:color="4D730E"/>
-                  </w:tcBorders>
-                  <w:vAlign w:val="center"/>
-                  <w:tcMar>
-                    <w:top w:w="0" w:type="dxa"/>
-                    <w:left w:w="0" w:type="dxa"/>
-                    <w:bottom w:w="0" w:type="dxa"/>
-                    <w:right w:w="0" w:type="dxa"/>
-                  </w:tcMar>
-                </w:tcPr>
-                <w:p>
-                  <w:pPr>
-                    <w:spacing w:after="0"/>
-                    <w:jc w:val="center"/>
-                  </w:pPr>
-                </w:p>
-              </w:tc>
-              <w:tc>
-                <w:tcPr>
-                  <w:tcW w:type="dxa" w:w="382"/>
-                  <w:tcBorders>
-                    <w:top w:val="single" w:sz="8" w:color="4D730E"/>
-                    <w:left w:val="single" w:sz="8" w:color="4D730E"/>
-                    <w:bottom w:val="single" w:sz="8" w:color="4D730E"/>
-                    <w:right w:val="single" w:sz="8" w:color="4D730E"/>
-                  </w:tcBorders>
-                  <w:vAlign w:val="center"/>
-                  <w:tcMar>
-                    <w:top w:w="0" w:type="dxa"/>
-                    <w:left w:w="0" w:type="dxa"/>
-                    <w:bottom w:w="0" w:type="dxa"/>
-                    <w:right w:w="0" w:type="dxa"/>
-                  </w:tcMar>
-                </w:tcPr>
-                <w:p>
-                  <w:pPr>
-                    <w:spacing w:after="0"/>
-                    <w:jc w:val="center"/>
-                  </w:pPr>
-                </w:p>
-              </w:tc>
-              <w:tc>
-                <w:tcPr>
-                  <w:tcW w:type="dxa" w:w="432"/>
-                  <w:vAlign w:val="center"/>
-                  <w:tcMar>
-                    <w:top w:w="0" w:type="dxa"/>
-                    <w:left w:w="0" w:type="dxa"/>
-                    <w:bottom w:w="0" w:type="dxa"/>
-                    <w:right w:w="10" w:type="dxa"/>
-                  </w:tcMar>
-                </w:tcPr>
-                <w:p>
-                  <w:pPr>
-                    <w:spacing w:after="0"/>
-                    <w:jc w:val="right"/>
-                  </w:pPr>
-                  <w:r>
-                    <w:rPr>
-                      <w:rFonts w:ascii="Trade Gothic Next" w:hAnsi="Trade Gothic Next"/>
-                      <w:b/>
-                      <w:color w:val="55604F"/>
-                      <w:sz w:val="16"/>
-                      <w:u w:val="none"/>
-                    </w:rPr>
-                    <w:t>4p</w:t>
-                  </w:r>
-                </w:p>
-              </w:tc>
-              <w:tc>
-                <w:tcPr>
-                  <w:tcW w:type="dxa" w:w="382"/>
-                  <w:tcBorders>
-                    <w:top w:val="single" w:sz="8" w:color="4D730E"/>
-                    <w:left w:val="single" w:sz="8" w:color="4D730E"/>
-                    <w:bottom w:val="single" w:sz="8" w:color="4D730E"/>
-                    <w:right w:val="single" w:sz="8" w:color="4D730E"/>
-                  </w:tcBorders>
-                  <w:vAlign w:val="center"/>
-                  <w:tcMar>
-                    <w:top w:w="0" w:type="dxa"/>
-                    <w:left w:w="0" w:type="dxa"/>
-                    <w:bottom w:w="0" w:type="dxa"/>
-                    <w:right w:w="0" w:type="dxa"/>
-                  </w:tcMar>
-                </w:tcPr>
-                <w:p>
-                  <w:pPr>
-                    <w:spacing w:after="0"/>
-                    <w:jc w:val="center"/>
-                  </w:pPr>
-                </w:p>
-              </w:tc>
-              <w:tc>
-                <w:tcPr>
-                  <w:tcW w:type="dxa" w:w="382"/>
-                  <w:tcBorders>
-                    <w:top w:val="single" w:sz="8" w:color="4D730E"/>
-                    <w:left w:val="single" w:sz="8" w:color="4D730E"/>
-                    <w:bottom w:val="single" w:sz="8" w:color="4D730E"/>
-                    <w:right w:val="single" w:sz="8" w:color="4D730E"/>
-                  </w:tcBorders>
-                  <w:vAlign w:val="center"/>
-                  <w:tcMar>
-                    <w:top w:w="0" w:type="dxa"/>
-                    <w:left w:w="0" w:type="dxa"/>
-                    <w:bottom w:w="0" w:type="dxa"/>
-                    <w:right w:w="0" w:type="dxa"/>
-                  </w:tcMar>
-                </w:tcPr>
-                <w:p>
-                  <w:pPr>
-                    <w:spacing w:after="0"/>
-                    <w:jc w:val="center"/>
-                  </w:pPr>
-                </w:p>
-              </w:tc>
-              <w:tc>
-                <w:tcPr>
-                  <w:tcW w:type="dxa" w:w="382"/>
-                  <w:tcBorders>
-                    <w:top w:val="single" w:sz="8" w:color="4D730E"/>
-                    <w:left w:val="single" w:sz="8" w:color="4D730E"/>
-                    <w:bottom w:val="single" w:sz="8" w:color="4D730E"/>
-                    <w:right w:val="single" w:sz="8" w:color="4D730E"/>
-                  </w:tcBorders>
-                  <w:vAlign w:val="center"/>
-                  <w:tcMar>
-                    <w:top w:w="0" w:type="dxa"/>
-                    <w:left w:w="0" w:type="dxa"/>
-                    <w:bottom w:w="0" w:type="dxa"/>
-                    <w:right w:w="0" w:type="dxa"/>
-                  </w:tcMar>
-                </w:tcPr>
-                <w:p>
-                  <w:pPr>
-                    <w:spacing w:after="0"/>
-                    <w:jc w:val="center"/>
-                  </w:pPr>
-                </w:p>
-              </w:tc>
-            </w:tr>
-          </w:tbl>
-          <w:p/>
           <w:p>
             <w:pPr>
-              <w:spacing w:before="0" w:after="0" w:line="80" w:lineRule="exact"/>
+              <w:spacing w:before="0" w:after="0" w:line="1000" w:lineRule="exact"/>
             </w:pPr>
             <w:r>
               <w:rPr>
@@ -8726,7 +2999,11 @@
               </w:tc>
             </w:tr>
           </w:tbl>
-          <w:p/>
+          <w:p>
+            <w:pPr>
+              <w:spacing w:before="0" w:after="0" w:line="20" w:lineRule="exact"/>
+            </w:pPr>
+          </w:p>
           <w:p>
             <w:pPr>
               <w:spacing w:before="0" w:after="0" w:line="40" w:lineRule="exact"/>
@@ -8743,12 +3020,12 @@
     </w:tbl>
     <w:p>
       <w:pPr>
-        <w:spacing w:before="0" w:after="0" w:line="120" w:lineRule="exact"/>
+        <w:spacing w:before="0" w:after="0" w:line="80" w:lineRule="exact"/>
       </w:pPr>
       <w:r>
         <w:rPr>
           <w:rFonts w:ascii="Trade Gothic Next" w:hAnsi="Trade Gothic Next"/>
-          <w:sz w:val="8"/>
+          <w:sz w:val="4"/>
         </w:rPr>
       </w:r>
     </w:p>
@@ -8777,97 +3054,63 @@
               <w:right w:val="single" w:sz="6" w:color="C8CDC2"/>
             </w:tcBorders>
           </w:tcPr>
-          <w:p/>
-          <w:tbl>
-            <w:tblPr>
-              <w:tblW w:type="auto" w:w="0"/>
-              <w:tblLayout w:type="fixed"/>
-              <w:tblLook w:firstColumn="1" w:firstRow="1" w:lastColumn="0" w:lastRow="0" w:noHBand="0" w:noVBand="1" w:val="04A0"/>
-              <w:tblLayout w:type="fixed"/>
-            </w:tblPr>
-            <w:tblGrid>
-              <w:gridCol w:w="6192"/>
-              <w:gridCol w:w="4176"/>
-            </w:tblGrid>
-            <w:tr>
-              <w:trPr>
-                <w:cantSplit/>
-              </w:trPr>
-              <w:tc>
-                <w:tcPr>
-                  <w:tcW w:type="dxa" w:w="6192"/>
-                  <w:tcMar>
-                    <w:top w:w="0" w:type="dxa"/>
-                    <w:left w:w="0" w:type="dxa"/>
-                    <w:bottom w:w="0" w:type="dxa"/>
-                    <w:right w:w="0" w:type="dxa"/>
-                  </w:tcMar>
-                </w:tcPr>
-                <w:p>
-                  <w:pPr>
-                    <w:spacing w:after="40"/>
-                  </w:pPr>
-                  <w:r>
-                    <w:rPr>
-                      <w:rFonts w:ascii="Trade Gothic Next" w:hAnsi="Trade Gothic Next"/>
-                      <w:b/>
-                      <w:color w:val="4D730E"/>
-                      <w:sz w:val="20"/>
-                      <w:u w:val="none"/>
-                    </w:rPr>
-                    <w:t xml:space="preserve">9   </w:t>
-                  </w:r>
-                  <w:r>
-                    <w:rPr>
-                      <w:rFonts w:ascii="Trade Gothic Next" w:hAnsi="Trade Gothic Next"/>
-                      <w:b/>
-                      <w:color w:val="14161B"/>
-                      <w:sz w:val="21"/>
-                      <w:u w:val="none"/>
-                    </w:rPr>
-                    <w:t>Zinc, Zn</w:t>
-                  </w:r>
-                </w:p>
-              </w:tc>
-              <w:tc>
-                <w:tcPr>
-                  <w:tcW w:type="dxa" w:w="4176"/>
-                  <w:tcMar>
-                    <w:top w:w="0" w:type="dxa"/>
-                    <w:left w:w="0" w:type="dxa"/>
-                    <w:bottom w:w="0" w:type="dxa"/>
-                    <w:right w:w="0" w:type="dxa"/>
-                  </w:tcMar>
-                </w:tcPr>
-                <w:p>
-                  <w:pPr>
-                    <w:spacing w:after="40"/>
-                  </w:pPr>
-                  <w:r>
-                    <w:rPr>
-                      <w:rFonts w:ascii="Trade Gothic Next" w:hAnsi="Trade Gothic Next"/>
-                      <w:b/>
-                      <w:color w:val="14161B"/>
-                      <w:sz w:val="18"/>
-                      <w:u w:val="none"/>
-                    </w:rPr>
-                    <w:t xml:space="preserve">Electrons  </w:t>
-                  </w:r>
-                  <w:r>
-                    <w:rPr>
-                      <w:rFonts w:ascii="Trade Gothic Next" w:hAnsi="Trade Gothic Next"/>
-                      <w:b w:val="0"/>
-                      <w:color w:val="14161B"/>
-                      <w:sz w:val="20"/>
-                      <w:u w:val="none"/>
-                    </w:rPr>
-                    <w:t>_________</w:t>
-                  </w:r>
-                </w:p>
-              </w:tc>
-            </w:tr>
-          </w:tbl>
-          <w:p/>
+          <w:p>
+            <w:pPr>
+              <w:tabs>
+                <w:tab w:pos="10080" w:val="right"/>
+              </w:tabs>
+              <w:spacing w:after="0"/>
+            </w:pPr>
+            <w:r>
+              <w:rPr>
+                <w:rFonts w:ascii="Trade Gothic Next" w:hAnsi="Trade Gothic Next"/>
+                <w:b/>
+                <w:color w:val="4D730E"/>
+                <w:sz w:val="20"/>
+                <w:u w:val="none"/>
+              </w:rPr>
+              <w:t xml:space="preserve">9   </w:t>
+            </w:r>
+            <w:r>
+              <w:rPr>
+                <w:rFonts w:ascii="Trade Gothic Next" w:hAnsi="Trade Gothic Next"/>
+                <w:b/>
+                <w:color w:val="14161B"/>
+                <w:sz w:val="21"/>
+                <w:u w:val="none"/>
+              </w:rPr>
+              <w:t>Zinc, Zn</w:t>
+            </w:r>
+            <w:r>
+              <w:rPr>
+                <w:rFonts w:ascii="Trade Gothic Next" w:hAnsi="Trade Gothic Next"/>
+                <w:b w:val="0"/>
+                <w:sz w:val="18"/>
+                <w:u w:val="none"/>
+              </w:rPr>
+              <w:tab/>
+            </w:r>
+            <w:r>
+              <w:rPr>
+                <w:rFonts w:ascii="Trade Gothic Next" w:hAnsi="Trade Gothic Next"/>
+                <w:b/>
+                <w:color w:val="14161B"/>
+                <w:sz w:val="18"/>
+                <w:u w:val="none"/>
+              </w:rPr>
+              <w:t xml:space="preserve">Electrons  </w:t>
+            </w:r>
+            <w:r>
+              <w:rPr>
+                <w:rFonts w:ascii="Trade Gothic Next" w:hAnsi="Trade Gothic Next"/>
+                <w:b w:val="0"/>
+                <w:color w:val="14161B"/>
+                <w:sz w:val="20"/>
+                <w:u w:val="none"/>
+              </w:rPr>
+              <w:t>_________</w:t>
+            </w:r>
+          </w:p>
           <w:p>
             <w:pPr>
               <w:spacing w:before="0" w:after="0" w:line="60" w:lineRule="exact"/>
@@ -8879,708 +3122,9 @@
               </w:rPr>
             </w:r>
           </w:p>
-          <w:tbl>
-            <w:tblPr>
-              <w:tblW w:type="auto" w:w="0"/>
-              <w:tblLayout w:type="fixed"/>
-              <w:tblLook w:firstColumn="1" w:firstRow="1" w:lastColumn="0" w:lastRow="0" w:noHBand="0" w:noVBand="1" w:val="04A0"/>
-              <w:tblLayout w:type="fixed"/>
-            </w:tblPr>
-            <w:tblGrid>
-              <w:gridCol w:w="432"/>
-              <w:gridCol w:w="382"/>
-              <w:gridCol w:w="432"/>
-              <w:gridCol w:w="382"/>
-              <w:gridCol w:w="432"/>
-              <w:gridCol w:w="382"/>
-              <w:gridCol w:w="382"/>
-              <w:gridCol w:w="382"/>
-              <w:gridCol w:w="432"/>
-              <w:gridCol w:w="382"/>
-              <w:gridCol w:w="432"/>
-              <w:gridCol w:w="382"/>
-              <w:gridCol w:w="382"/>
-              <w:gridCol w:w="382"/>
-              <w:gridCol w:w="432"/>
-              <w:gridCol w:w="382"/>
-              <w:gridCol w:w="432"/>
-              <w:gridCol w:w="382"/>
-              <w:gridCol w:w="382"/>
-              <w:gridCol w:w="382"/>
-              <w:gridCol w:w="382"/>
-              <w:gridCol w:w="382"/>
-              <w:gridCol w:w="432"/>
-              <w:gridCol w:w="382"/>
-              <w:gridCol w:w="382"/>
-              <w:gridCol w:w="382"/>
-            </w:tblGrid>
-            <w:tr>
-              <w:trPr>
-                <w:cantSplit/>
-                <w:trHeight w:val="489" w:hRule="atLeast"/>
-              </w:trPr>
-              <w:tc>
-                <w:tcPr>
-                  <w:tcW w:type="dxa" w:w="432"/>
-                  <w:vAlign w:val="center"/>
-                  <w:tcMar>
-                    <w:top w:w="0" w:type="dxa"/>
-                    <w:left w:w="0" w:type="dxa"/>
-                    <w:bottom w:w="0" w:type="dxa"/>
-                    <w:right w:w="10" w:type="dxa"/>
-                  </w:tcMar>
-                </w:tcPr>
-                <w:p>
-                  <w:pPr>
-                    <w:spacing w:after="0"/>
-                    <w:jc w:val="right"/>
-                  </w:pPr>
-                  <w:r>
-                    <w:rPr>
-                      <w:rFonts w:ascii="Trade Gothic Next" w:hAnsi="Trade Gothic Next"/>
-                      <w:b/>
-                      <w:color w:val="55604F"/>
-                      <w:sz w:val="16"/>
-                      <w:u w:val="none"/>
-                    </w:rPr>
-                    <w:t>1s</w:t>
-                  </w:r>
-                </w:p>
-              </w:tc>
-              <w:tc>
-                <w:tcPr>
-                  <w:tcW w:type="dxa" w:w="382"/>
-                  <w:tcBorders>
-                    <w:top w:val="single" w:sz="8" w:color="4D730E"/>
-                    <w:left w:val="single" w:sz="8" w:color="4D730E"/>
-                    <w:bottom w:val="single" w:sz="8" w:color="4D730E"/>
-                    <w:right w:val="single" w:sz="8" w:color="4D730E"/>
-                  </w:tcBorders>
-                  <w:vAlign w:val="center"/>
-                  <w:tcMar>
-                    <w:top w:w="0" w:type="dxa"/>
-                    <w:left w:w="0" w:type="dxa"/>
-                    <w:bottom w:w="0" w:type="dxa"/>
-                    <w:right w:w="0" w:type="dxa"/>
-                  </w:tcMar>
-                </w:tcPr>
-                <w:p>
-                  <w:pPr>
-                    <w:spacing w:after="0"/>
-                    <w:jc w:val="center"/>
-                  </w:pPr>
-                </w:p>
-              </w:tc>
-              <w:tc>
-                <w:tcPr>
-                  <w:tcW w:type="dxa" w:w="432"/>
-                  <w:vAlign w:val="center"/>
-                  <w:tcMar>
-                    <w:top w:w="0" w:type="dxa"/>
-                    <w:left w:w="0" w:type="dxa"/>
-                    <w:bottom w:w="0" w:type="dxa"/>
-                    <w:right w:w="10" w:type="dxa"/>
-                  </w:tcMar>
-                </w:tcPr>
-                <w:p>
-                  <w:pPr>
-                    <w:spacing w:after="0"/>
-                    <w:jc w:val="right"/>
-                  </w:pPr>
-                  <w:r>
-                    <w:rPr>
-                      <w:rFonts w:ascii="Trade Gothic Next" w:hAnsi="Trade Gothic Next"/>
-                      <w:b/>
-                      <w:color w:val="55604F"/>
-                      <w:sz w:val="16"/>
-                      <w:u w:val="none"/>
-                    </w:rPr>
-                    <w:t>2s</w:t>
-                  </w:r>
-                </w:p>
-              </w:tc>
-              <w:tc>
-                <w:tcPr>
-                  <w:tcW w:type="dxa" w:w="382"/>
-                  <w:tcBorders>
-                    <w:top w:val="single" w:sz="8" w:color="4D730E"/>
-                    <w:left w:val="single" w:sz="8" w:color="4D730E"/>
-                    <w:bottom w:val="single" w:sz="8" w:color="4D730E"/>
-                    <w:right w:val="single" w:sz="8" w:color="4D730E"/>
-                  </w:tcBorders>
-                  <w:vAlign w:val="center"/>
-                  <w:tcMar>
-                    <w:top w:w="0" w:type="dxa"/>
-                    <w:left w:w="0" w:type="dxa"/>
-                    <w:bottom w:w="0" w:type="dxa"/>
-                    <w:right w:w="0" w:type="dxa"/>
-                  </w:tcMar>
-                </w:tcPr>
-                <w:p>
-                  <w:pPr>
-                    <w:spacing w:after="0"/>
-                    <w:jc w:val="center"/>
-                  </w:pPr>
-                </w:p>
-              </w:tc>
-              <w:tc>
-                <w:tcPr>
-                  <w:tcW w:type="dxa" w:w="432"/>
-                  <w:vAlign w:val="center"/>
-                  <w:tcMar>
-                    <w:top w:w="0" w:type="dxa"/>
-                    <w:left w:w="0" w:type="dxa"/>
-                    <w:bottom w:w="0" w:type="dxa"/>
-                    <w:right w:w="10" w:type="dxa"/>
-                  </w:tcMar>
-                </w:tcPr>
-                <w:p>
-                  <w:pPr>
-                    <w:spacing w:after="0"/>
-                    <w:jc w:val="right"/>
-                  </w:pPr>
-                  <w:r>
-                    <w:rPr>
-                      <w:rFonts w:ascii="Trade Gothic Next" w:hAnsi="Trade Gothic Next"/>
-                      <w:b/>
-                      <w:color w:val="55604F"/>
-                      <w:sz w:val="16"/>
-                      <w:u w:val="none"/>
-                    </w:rPr>
-                    <w:t>2p</w:t>
-                  </w:r>
-                </w:p>
-              </w:tc>
-              <w:tc>
-                <w:tcPr>
-                  <w:tcW w:type="dxa" w:w="382"/>
-                  <w:tcBorders>
-                    <w:top w:val="single" w:sz="8" w:color="4D730E"/>
-                    <w:left w:val="single" w:sz="8" w:color="4D730E"/>
-                    <w:bottom w:val="single" w:sz="8" w:color="4D730E"/>
-                    <w:right w:val="single" w:sz="8" w:color="4D730E"/>
-                  </w:tcBorders>
-                  <w:vAlign w:val="center"/>
-                  <w:tcMar>
-                    <w:top w:w="0" w:type="dxa"/>
-                    <w:left w:w="0" w:type="dxa"/>
-                    <w:bottom w:w="0" w:type="dxa"/>
-                    <w:right w:w="0" w:type="dxa"/>
-                  </w:tcMar>
-                </w:tcPr>
-                <w:p>
-                  <w:pPr>
-                    <w:spacing w:after="0"/>
-                    <w:jc w:val="center"/>
-                  </w:pPr>
-                </w:p>
-              </w:tc>
-              <w:tc>
-                <w:tcPr>
-                  <w:tcW w:type="dxa" w:w="382"/>
-                  <w:tcBorders>
-                    <w:top w:val="single" w:sz="8" w:color="4D730E"/>
-                    <w:left w:val="single" w:sz="8" w:color="4D730E"/>
-                    <w:bottom w:val="single" w:sz="8" w:color="4D730E"/>
-                    <w:right w:val="single" w:sz="8" w:color="4D730E"/>
-                  </w:tcBorders>
-                  <w:vAlign w:val="center"/>
-                  <w:tcMar>
-                    <w:top w:w="0" w:type="dxa"/>
-                    <w:left w:w="0" w:type="dxa"/>
-                    <w:bottom w:w="0" w:type="dxa"/>
-                    <w:right w:w="0" w:type="dxa"/>
-                  </w:tcMar>
-                </w:tcPr>
-                <w:p>
-                  <w:pPr>
-                    <w:spacing w:after="0"/>
-                    <w:jc w:val="center"/>
-                  </w:pPr>
-                </w:p>
-              </w:tc>
-              <w:tc>
-                <w:tcPr>
-                  <w:tcW w:type="dxa" w:w="382"/>
-                  <w:tcBorders>
-                    <w:top w:val="single" w:sz="8" w:color="4D730E"/>
-                    <w:left w:val="single" w:sz="8" w:color="4D730E"/>
-                    <w:bottom w:val="single" w:sz="8" w:color="4D730E"/>
-                    <w:right w:val="single" w:sz="8" w:color="4D730E"/>
-                  </w:tcBorders>
-                  <w:vAlign w:val="center"/>
-                  <w:tcMar>
-                    <w:top w:w="0" w:type="dxa"/>
-                    <w:left w:w="0" w:type="dxa"/>
-                    <w:bottom w:w="0" w:type="dxa"/>
-                    <w:right w:w="0" w:type="dxa"/>
-                  </w:tcMar>
-                </w:tcPr>
-                <w:p>
-                  <w:pPr>
-                    <w:spacing w:after="0"/>
-                    <w:jc w:val="center"/>
-                  </w:pPr>
-                </w:p>
-              </w:tc>
-              <w:tc>
-                <w:tcPr>
-                  <w:tcW w:type="dxa" w:w="432"/>
-                  <w:vAlign w:val="center"/>
-                  <w:tcMar>
-                    <w:top w:w="0" w:type="dxa"/>
-                    <w:left w:w="0" w:type="dxa"/>
-                    <w:bottom w:w="0" w:type="dxa"/>
-                    <w:right w:w="10" w:type="dxa"/>
-                  </w:tcMar>
-                </w:tcPr>
-                <w:p>
-                  <w:pPr>
-                    <w:spacing w:after="0"/>
-                    <w:jc w:val="right"/>
-                  </w:pPr>
-                  <w:r>
-                    <w:rPr>
-                      <w:rFonts w:ascii="Trade Gothic Next" w:hAnsi="Trade Gothic Next"/>
-                      <w:b/>
-                      <w:color w:val="55604F"/>
-                      <w:sz w:val="16"/>
-                      <w:u w:val="none"/>
-                    </w:rPr>
-                    <w:t>3s</w:t>
-                  </w:r>
-                </w:p>
-              </w:tc>
-              <w:tc>
-                <w:tcPr>
-                  <w:tcW w:type="dxa" w:w="382"/>
-                  <w:tcBorders>
-                    <w:top w:val="single" w:sz="8" w:color="4D730E"/>
-                    <w:left w:val="single" w:sz="8" w:color="4D730E"/>
-                    <w:bottom w:val="single" w:sz="8" w:color="4D730E"/>
-                    <w:right w:val="single" w:sz="8" w:color="4D730E"/>
-                  </w:tcBorders>
-                  <w:vAlign w:val="center"/>
-                  <w:tcMar>
-                    <w:top w:w="0" w:type="dxa"/>
-                    <w:left w:w="0" w:type="dxa"/>
-                    <w:bottom w:w="0" w:type="dxa"/>
-                    <w:right w:w="0" w:type="dxa"/>
-                  </w:tcMar>
-                </w:tcPr>
-                <w:p>
-                  <w:pPr>
-                    <w:spacing w:after="0"/>
-                    <w:jc w:val="center"/>
-                  </w:pPr>
-                </w:p>
-              </w:tc>
-              <w:tc>
-                <w:tcPr>
-                  <w:tcW w:type="dxa" w:w="432"/>
-                  <w:vAlign w:val="center"/>
-                  <w:tcMar>
-                    <w:top w:w="0" w:type="dxa"/>
-                    <w:left w:w="0" w:type="dxa"/>
-                    <w:bottom w:w="0" w:type="dxa"/>
-                    <w:right w:w="10" w:type="dxa"/>
-                  </w:tcMar>
-                </w:tcPr>
-                <w:p>
-                  <w:pPr>
-                    <w:spacing w:after="0"/>
-                    <w:jc w:val="right"/>
-                  </w:pPr>
-                  <w:r>
-                    <w:rPr>
-                      <w:rFonts w:ascii="Trade Gothic Next" w:hAnsi="Trade Gothic Next"/>
-                      <w:b/>
-                      <w:color w:val="55604F"/>
-                      <w:sz w:val="16"/>
-                      <w:u w:val="none"/>
-                    </w:rPr>
-                    <w:t>3p</w:t>
-                  </w:r>
-                </w:p>
-              </w:tc>
-              <w:tc>
-                <w:tcPr>
-                  <w:tcW w:type="dxa" w:w="382"/>
-                  <w:tcBorders>
-                    <w:top w:val="single" w:sz="8" w:color="4D730E"/>
-                    <w:left w:val="single" w:sz="8" w:color="4D730E"/>
-                    <w:bottom w:val="single" w:sz="8" w:color="4D730E"/>
-                    <w:right w:val="single" w:sz="8" w:color="4D730E"/>
-                  </w:tcBorders>
-                  <w:vAlign w:val="center"/>
-                  <w:tcMar>
-                    <w:top w:w="0" w:type="dxa"/>
-                    <w:left w:w="0" w:type="dxa"/>
-                    <w:bottom w:w="0" w:type="dxa"/>
-                    <w:right w:w="0" w:type="dxa"/>
-                  </w:tcMar>
-                </w:tcPr>
-                <w:p>
-                  <w:pPr>
-                    <w:spacing w:after="0"/>
-                    <w:jc w:val="center"/>
-                  </w:pPr>
-                </w:p>
-              </w:tc>
-              <w:tc>
-                <w:tcPr>
-                  <w:tcW w:type="dxa" w:w="382"/>
-                  <w:tcBorders>
-                    <w:top w:val="single" w:sz="8" w:color="4D730E"/>
-                    <w:left w:val="single" w:sz="8" w:color="4D730E"/>
-                    <w:bottom w:val="single" w:sz="8" w:color="4D730E"/>
-                    <w:right w:val="single" w:sz="8" w:color="4D730E"/>
-                  </w:tcBorders>
-                  <w:vAlign w:val="center"/>
-                  <w:tcMar>
-                    <w:top w:w="0" w:type="dxa"/>
-                    <w:left w:w="0" w:type="dxa"/>
-                    <w:bottom w:w="0" w:type="dxa"/>
-                    <w:right w:w="0" w:type="dxa"/>
-                  </w:tcMar>
-                </w:tcPr>
-                <w:p>
-                  <w:pPr>
-                    <w:spacing w:after="0"/>
-                    <w:jc w:val="center"/>
-                  </w:pPr>
-                </w:p>
-              </w:tc>
-              <w:tc>
-                <w:tcPr>
-                  <w:tcW w:type="dxa" w:w="382"/>
-                  <w:tcBorders>
-                    <w:top w:val="single" w:sz="8" w:color="4D730E"/>
-                    <w:left w:val="single" w:sz="8" w:color="4D730E"/>
-                    <w:bottom w:val="single" w:sz="8" w:color="4D730E"/>
-                    <w:right w:val="single" w:sz="8" w:color="4D730E"/>
-                  </w:tcBorders>
-                  <w:vAlign w:val="center"/>
-                  <w:tcMar>
-                    <w:top w:w="0" w:type="dxa"/>
-                    <w:left w:w="0" w:type="dxa"/>
-                    <w:bottom w:w="0" w:type="dxa"/>
-                    <w:right w:w="0" w:type="dxa"/>
-                  </w:tcMar>
-                </w:tcPr>
-                <w:p>
-                  <w:pPr>
-                    <w:spacing w:after="0"/>
-                    <w:jc w:val="center"/>
-                  </w:pPr>
-                </w:p>
-              </w:tc>
-              <w:tc>
-                <w:tcPr>
-                  <w:tcW w:type="dxa" w:w="432"/>
-                  <w:vAlign w:val="center"/>
-                  <w:tcMar>
-                    <w:top w:w="0" w:type="dxa"/>
-                    <w:left w:w="0" w:type="dxa"/>
-                    <w:bottom w:w="0" w:type="dxa"/>
-                    <w:right w:w="10" w:type="dxa"/>
-                  </w:tcMar>
-                </w:tcPr>
-                <w:p>
-                  <w:pPr>
-                    <w:spacing w:after="0"/>
-                    <w:jc w:val="right"/>
-                  </w:pPr>
-                  <w:r>
-                    <w:rPr>
-                      <w:rFonts w:ascii="Trade Gothic Next" w:hAnsi="Trade Gothic Next"/>
-                      <w:b/>
-                      <w:color w:val="55604F"/>
-                      <w:sz w:val="16"/>
-                      <w:u w:val="none"/>
-                    </w:rPr>
-                    <w:t>4s</w:t>
-                  </w:r>
-                </w:p>
-              </w:tc>
-              <w:tc>
-                <w:tcPr>
-                  <w:tcW w:type="dxa" w:w="382"/>
-                  <w:tcBorders>
-                    <w:top w:val="single" w:sz="8" w:color="4D730E"/>
-                    <w:left w:val="single" w:sz="8" w:color="4D730E"/>
-                    <w:bottom w:val="single" w:sz="8" w:color="4D730E"/>
-                    <w:right w:val="single" w:sz="8" w:color="4D730E"/>
-                  </w:tcBorders>
-                  <w:vAlign w:val="center"/>
-                  <w:tcMar>
-                    <w:top w:w="0" w:type="dxa"/>
-                    <w:left w:w="0" w:type="dxa"/>
-                    <w:bottom w:w="0" w:type="dxa"/>
-                    <w:right w:w="0" w:type="dxa"/>
-                  </w:tcMar>
-                </w:tcPr>
-                <w:p>
-                  <w:pPr>
-                    <w:spacing w:after="0"/>
-                    <w:jc w:val="center"/>
-                  </w:pPr>
-                </w:p>
-              </w:tc>
-              <w:tc>
-                <w:tcPr>
-                  <w:tcW w:type="dxa" w:w="432"/>
-                  <w:vAlign w:val="center"/>
-                  <w:tcMar>
-                    <w:top w:w="0" w:type="dxa"/>
-                    <w:left w:w="0" w:type="dxa"/>
-                    <w:bottom w:w="0" w:type="dxa"/>
-                    <w:right w:w="10" w:type="dxa"/>
-                  </w:tcMar>
-                </w:tcPr>
-                <w:p>
-                  <w:pPr>
-                    <w:spacing w:after="0"/>
-                    <w:jc w:val="right"/>
-                  </w:pPr>
-                  <w:r>
-                    <w:rPr>
-                      <w:rFonts w:ascii="Trade Gothic Next" w:hAnsi="Trade Gothic Next"/>
-                      <w:b/>
-                      <w:color w:val="55604F"/>
-                      <w:sz w:val="16"/>
-                      <w:u w:val="none"/>
-                    </w:rPr>
-                    <w:t>3d</w:t>
-                  </w:r>
-                </w:p>
-              </w:tc>
-              <w:tc>
-                <w:tcPr>
-                  <w:tcW w:type="dxa" w:w="382"/>
-                  <w:tcBorders>
-                    <w:top w:val="single" w:sz="8" w:color="4D730E"/>
-                    <w:left w:val="single" w:sz="8" w:color="4D730E"/>
-                    <w:bottom w:val="single" w:sz="8" w:color="4D730E"/>
-                    <w:right w:val="single" w:sz="8" w:color="4D730E"/>
-                  </w:tcBorders>
-                  <w:vAlign w:val="center"/>
-                  <w:tcMar>
-                    <w:top w:w="0" w:type="dxa"/>
-                    <w:left w:w="0" w:type="dxa"/>
-                    <w:bottom w:w="0" w:type="dxa"/>
-                    <w:right w:w="0" w:type="dxa"/>
-                  </w:tcMar>
-                </w:tcPr>
-                <w:p>
-                  <w:pPr>
-                    <w:spacing w:after="0"/>
-                    <w:jc w:val="center"/>
-                  </w:pPr>
-                </w:p>
-              </w:tc>
-              <w:tc>
-                <w:tcPr>
-                  <w:tcW w:type="dxa" w:w="382"/>
-                  <w:tcBorders>
-                    <w:top w:val="single" w:sz="8" w:color="4D730E"/>
-                    <w:left w:val="single" w:sz="8" w:color="4D730E"/>
-                    <w:bottom w:val="single" w:sz="8" w:color="4D730E"/>
-                    <w:right w:val="single" w:sz="8" w:color="4D730E"/>
-                  </w:tcBorders>
-                  <w:vAlign w:val="center"/>
-                  <w:tcMar>
-                    <w:top w:w="0" w:type="dxa"/>
-                    <w:left w:w="0" w:type="dxa"/>
-                    <w:bottom w:w="0" w:type="dxa"/>
-                    <w:right w:w="0" w:type="dxa"/>
-                  </w:tcMar>
-                </w:tcPr>
-                <w:p>
-                  <w:pPr>
-                    <w:spacing w:after="0"/>
-                    <w:jc w:val="center"/>
-                  </w:pPr>
-                </w:p>
-              </w:tc>
-              <w:tc>
-                <w:tcPr>
-                  <w:tcW w:type="dxa" w:w="382"/>
-                  <w:tcBorders>
-                    <w:top w:val="single" w:sz="8" w:color="4D730E"/>
-                    <w:left w:val="single" w:sz="8" w:color="4D730E"/>
-                    <w:bottom w:val="single" w:sz="8" w:color="4D730E"/>
-                    <w:right w:val="single" w:sz="8" w:color="4D730E"/>
-                  </w:tcBorders>
-                  <w:vAlign w:val="center"/>
-                  <w:tcMar>
-                    <w:top w:w="0" w:type="dxa"/>
-                    <w:left w:w="0" w:type="dxa"/>
-                    <w:bottom w:w="0" w:type="dxa"/>
-                    <w:right w:w="0" w:type="dxa"/>
-                  </w:tcMar>
-                </w:tcPr>
-                <w:p>
-                  <w:pPr>
-                    <w:spacing w:after="0"/>
-                    <w:jc w:val="center"/>
-                  </w:pPr>
-                </w:p>
-              </w:tc>
-              <w:tc>
-                <w:tcPr>
-                  <w:tcW w:type="dxa" w:w="382"/>
-                  <w:tcBorders>
-                    <w:top w:val="single" w:sz="8" w:color="4D730E"/>
-                    <w:left w:val="single" w:sz="8" w:color="4D730E"/>
-                    <w:bottom w:val="single" w:sz="8" w:color="4D730E"/>
-                    <w:right w:val="single" w:sz="8" w:color="4D730E"/>
-                  </w:tcBorders>
-                  <w:vAlign w:val="center"/>
-                  <w:tcMar>
-                    <w:top w:w="0" w:type="dxa"/>
-                    <w:left w:w="0" w:type="dxa"/>
-                    <w:bottom w:w="0" w:type="dxa"/>
-                    <w:right w:w="0" w:type="dxa"/>
-                  </w:tcMar>
-                </w:tcPr>
-                <w:p>
-                  <w:pPr>
-                    <w:spacing w:after="0"/>
-                    <w:jc w:val="center"/>
-                  </w:pPr>
-                </w:p>
-              </w:tc>
-              <w:tc>
-                <w:tcPr>
-                  <w:tcW w:type="dxa" w:w="382"/>
-                  <w:tcBorders>
-                    <w:top w:val="single" w:sz="8" w:color="4D730E"/>
-                    <w:left w:val="single" w:sz="8" w:color="4D730E"/>
-                    <w:bottom w:val="single" w:sz="8" w:color="4D730E"/>
-                    <w:right w:val="single" w:sz="8" w:color="4D730E"/>
-                  </w:tcBorders>
-                  <w:vAlign w:val="center"/>
-                  <w:tcMar>
-                    <w:top w:w="0" w:type="dxa"/>
-                    <w:left w:w="0" w:type="dxa"/>
-                    <w:bottom w:w="0" w:type="dxa"/>
-                    <w:right w:w="0" w:type="dxa"/>
-                  </w:tcMar>
-                </w:tcPr>
-                <w:p>
-                  <w:pPr>
-                    <w:spacing w:after="0"/>
-                    <w:jc w:val="center"/>
-                  </w:pPr>
-                </w:p>
-              </w:tc>
-              <w:tc>
-                <w:tcPr>
-                  <w:tcW w:type="dxa" w:w="432"/>
-                  <w:vAlign w:val="center"/>
-                  <w:tcMar>
-                    <w:top w:w="0" w:type="dxa"/>
-                    <w:left w:w="0" w:type="dxa"/>
-                    <w:bottom w:w="0" w:type="dxa"/>
-                    <w:right w:w="10" w:type="dxa"/>
-                  </w:tcMar>
-                </w:tcPr>
-                <w:p>
-                  <w:pPr>
-                    <w:spacing w:after="0"/>
-                    <w:jc w:val="right"/>
-                  </w:pPr>
-                  <w:r>
-                    <w:rPr>
-                      <w:rFonts w:ascii="Trade Gothic Next" w:hAnsi="Trade Gothic Next"/>
-                      <w:b/>
-                      <w:color w:val="55604F"/>
-                      <w:sz w:val="16"/>
-                      <w:u w:val="none"/>
-                    </w:rPr>
-                    <w:t>4p</w:t>
-                  </w:r>
-                </w:p>
-              </w:tc>
-              <w:tc>
-                <w:tcPr>
-                  <w:tcW w:type="dxa" w:w="382"/>
-                  <w:tcBorders>
-                    <w:top w:val="single" w:sz="8" w:color="4D730E"/>
-                    <w:left w:val="single" w:sz="8" w:color="4D730E"/>
-                    <w:bottom w:val="single" w:sz="8" w:color="4D730E"/>
-                    <w:right w:val="single" w:sz="8" w:color="4D730E"/>
-                  </w:tcBorders>
-                  <w:vAlign w:val="center"/>
-                  <w:tcMar>
-                    <w:top w:w="0" w:type="dxa"/>
-                    <w:left w:w="0" w:type="dxa"/>
-                    <w:bottom w:w="0" w:type="dxa"/>
-                    <w:right w:w="0" w:type="dxa"/>
-                  </w:tcMar>
-                </w:tcPr>
-                <w:p>
-                  <w:pPr>
-                    <w:spacing w:after="0"/>
-                    <w:jc w:val="center"/>
-                  </w:pPr>
-                </w:p>
-              </w:tc>
-              <w:tc>
-                <w:tcPr>
-                  <w:tcW w:type="dxa" w:w="382"/>
-                  <w:tcBorders>
-                    <w:top w:val="single" w:sz="8" w:color="4D730E"/>
-                    <w:left w:val="single" w:sz="8" w:color="4D730E"/>
-                    <w:bottom w:val="single" w:sz="8" w:color="4D730E"/>
-                    <w:right w:val="single" w:sz="8" w:color="4D730E"/>
-                  </w:tcBorders>
-                  <w:vAlign w:val="center"/>
-                  <w:tcMar>
-                    <w:top w:w="0" w:type="dxa"/>
-                    <w:left w:w="0" w:type="dxa"/>
-                    <w:bottom w:w="0" w:type="dxa"/>
-                    <w:right w:w="0" w:type="dxa"/>
-                  </w:tcMar>
-                </w:tcPr>
-                <w:p>
-                  <w:pPr>
-                    <w:spacing w:after="0"/>
-                    <w:jc w:val="center"/>
-                  </w:pPr>
-                </w:p>
-              </w:tc>
-              <w:tc>
-                <w:tcPr>
-                  <w:tcW w:type="dxa" w:w="382"/>
-                  <w:tcBorders>
-                    <w:top w:val="single" w:sz="8" w:color="4D730E"/>
-                    <w:left w:val="single" w:sz="8" w:color="4D730E"/>
-                    <w:bottom w:val="single" w:sz="8" w:color="4D730E"/>
-                    <w:right w:val="single" w:sz="8" w:color="4D730E"/>
-                  </w:tcBorders>
-                  <w:vAlign w:val="center"/>
-                  <w:tcMar>
-                    <w:top w:w="0" w:type="dxa"/>
-                    <w:left w:w="0" w:type="dxa"/>
-                    <w:bottom w:w="0" w:type="dxa"/>
-                    <w:right w:w="0" w:type="dxa"/>
-                  </w:tcMar>
-                </w:tcPr>
-                <w:p>
-                  <w:pPr>
-                    <w:spacing w:after="0"/>
-                    <w:jc w:val="center"/>
-                  </w:pPr>
-                </w:p>
-              </w:tc>
-            </w:tr>
-          </w:tbl>
-          <w:p/>
           <w:p>
             <w:pPr>
-              <w:spacing w:before="0" w:after="0" w:line="80" w:lineRule="exact"/>
+              <w:spacing w:before="0" w:after="0" w:line="1000" w:lineRule="exact"/>
             </w:pPr>
             <w:r>
               <w:rPr>
@@ -9654,7 +3198,11 @@
               </w:tc>
             </w:tr>
           </w:tbl>
-          <w:p/>
+          <w:p>
+            <w:pPr>
+              <w:spacing w:before="0" w:after="0" w:line="20" w:lineRule="exact"/>
+            </w:pPr>
+          </w:p>
           <w:p>
             <w:pPr>
               <w:spacing w:before="0" w:after="0" w:line="40" w:lineRule="exact"/>
@@ -9671,12 +3219,12 @@
     </w:tbl>
     <w:p>
       <w:pPr>
-        <w:spacing w:before="0" w:after="0" w:line="120" w:lineRule="exact"/>
+        <w:spacing w:before="0" w:after="0" w:line="80" w:lineRule="exact"/>
       </w:pPr>
       <w:r>
         <w:rPr>
           <w:rFonts w:ascii="Trade Gothic Next" w:hAnsi="Trade Gothic Next"/>
-          <w:sz w:val="8"/>
+          <w:sz w:val="4"/>
         </w:rPr>
       </w:r>
     </w:p>
@@ -9705,97 +3253,63 @@
               <w:right w:val="single" w:sz="6" w:color="C8CDC2"/>
             </w:tcBorders>
           </w:tcPr>
-          <w:p/>
-          <w:tbl>
-            <w:tblPr>
-              <w:tblW w:type="auto" w:w="0"/>
-              <w:tblLayout w:type="fixed"/>
-              <w:tblLook w:firstColumn="1" w:firstRow="1" w:lastColumn="0" w:lastRow="0" w:noHBand="0" w:noVBand="1" w:val="04A0"/>
-              <w:tblLayout w:type="fixed"/>
-            </w:tblPr>
-            <w:tblGrid>
-              <w:gridCol w:w="6192"/>
-              <w:gridCol w:w="4176"/>
-            </w:tblGrid>
-            <w:tr>
-              <w:trPr>
-                <w:cantSplit/>
-              </w:trPr>
-              <w:tc>
-                <w:tcPr>
-                  <w:tcW w:type="dxa" w:w="6192"/>
-                  <w:tcMar>
-                    <w:top w:w="0" w:type="dxa"/>
-                    <w:left w:w="0" w:type="dxa"/>
-                    <w:bottom w:w="0" w:type="dxa"/>
-                    <w:right w:w="0" w:type="dxa"/>
-                  </w:tcMar>
-                </w:tcPr>
-                <w:p>
-                  <w:pPr>
-                    <w:spacing w:after="40"/>
-                  </w:pPr>
-                  <w:r>
-                    <w:rPr>
-                      <w:rFonts w:ascii="Trade Gothic Next" w:hAnsi="Trade Gothic Next"/>
-                      <w:b/>
-                      <w:color w:val="4D730E"/>
-                      <w:sz w:val="20"/>
-                      <w:u w:val="none"/>
-                    </w:rPr>
-                    <w:t xml:space="preserve">10   </w:t>
-                  </w:r>
-                  <w:r>
-                    <w:rPr>
-                      <w:rFonts w:ascii="Trade Gothic Next" w:hAnsi="Trade Gothic Next"/>
-                      <w:b/>
-                      <w:color w:val="14161B"/>
-                      <w:sz w:val="21"/>
-                      <w:u w:val="none"/>
-                    </w:rPr>
-                    <w:t>Arsenic, As</w:t>
-                  </w:r>
-                </w:p>
-              </w:tc>
-              <w:tc>
-                <w:tcPr>
-                  <w:tcW w:type="dxa" w:w="4176"/>
-                  <w:tcMar>
-                    <w:top w:w="0" w:type="dxa"/>
-                    <w:left w:w="0" w:type="dxa"/>
-                    <w:bottom w:w="0" w:type="dxa"/>
-                    <w:right w:w="0" w:type="dxa"/>
-                  </w:tcMar>
-                </w:tcPr>
-                <w:p>
-                  <w:pPr>
-                    <w:spacing w:after="40"/>
-                  </w:pPr>
-                  <w:r>
-                    <w:rPr>
-                      <w:rFonts w:ascii="Trade Gothic Next" w:hAnsi="Trade Gothic Next"/>
-                      <w:b/>
-                      <w:color w:val="14161B"/>
-                      <w:sz w:val="18"/>
-                      <w:u w:val="none"/>
-                    </w:rPr>
-                    <w:t xml:space="preserve">Electrons  </w:t>
-                  </w:r>
-                  <w:r>
-                    <w:rPr>
-                      <w:rFonts w:ascii="Trade Gothic Next" w:hAnsi="Trade Gothic Next"/>
-                      <w:b w:val="0"/>
-                      <w:color w:val="14161B"/>
-                      <w:sz w:val="20"/>
-                      <w:u w:val="none"/>
-                    </w:rPr>
-                    <w:t>_________</w:t>
-                  </w:r>
-                </w:p>
-              </w:tc>
-            </w:tr>
-          </w:tbl>
-          <w:p/>
+          <w:p>
+            <w:pPr>
+              <w:tabs>
+                <w:tab w:pos="10080" w:val="right"/>
+              </w:tabs>
+              <w:spacing w:after="0"/>
+            </w:pPr>
+            <w:r>
+              <w:rPr>
+                <w:rFonts w:ascii="Trade Gothic Next" w:hAnsi="Trade Gothic Next"/>
+                <w:b/>
+                <w:color w:val="4D730E"/>
+                <w:sz w:val="20"/>
+                <w:u w:val="none"/>
+              </w:rPr>
+              <w:t xml:space="preserve">10   </w:t>
+            </w:r>
+            <w:r>
+              <w:rPr>
+                <w:rFonts w:ascii="Trade Gothic Next" w:hAnsi="Trade Gothic Next"/>
+                <w:b/>
+                <w:color w:val="14161B"/>
+                <w:sz w:val="21"/>
+                <w:u w:val="none"/>
+              </w:rPr>
+              <w:t>Arsenic, As</w:t>
+            </w:r>
+            <w:r>
+              <w:rPr>
+                <w:rFonts w:ascii="Trade Gothic Next" w:hAnsi="Trade Gothic Next"/>
+                <w:b w:val="0"/>
+                <w:sz w:val="18"/>
+                <w:u w:val="none"/>
+              </w:rPr>
+              <w:tab/>
+            </w:r>
+            <w:r>
+              <w:rPr>
+                <w:rFonts w:ascii="Trade Gothic Next" w:hAnsi="Trade Gothic Next"/>
+                <w:b/>
+                <w:color w:val="14161B"/>
+                <w:sz w:val="18"/>
+                <w:u w:val="none"/>
+              </w:rPr>
+              <w:t xml:space="preserve">Electrons  </w:t>
+            </w:r>
+            <w:r>
+              <w:rPr>
+                <w:rFonts w:ascii="Trade Gothic Next" w:hAnsi="Trade Gothic Next"/>
+                <w:b w:val="0"/>
+                <w:color w:val="14161B"/>
+                <w:sz w:val="20"/>
+                <w:u w:val="none"/>
+              </w:rPr>
+              <w:t>_________</w:t>
+            </w:r>
+          </w:p>
           <w:p>
             <w:pPr>
               <w:spacing w:before="0" w:after="0" w:line="60" w:lineRule="exact"/>
@@ -9807,708 +3321,9 @@
               </w:rPr>
             </w:r>
           </w:p>
-          <w:tbl>
-            <w:tblPr>
-              <w:tblW w:type="auto" w:w="0"/>
-              <w:tblLayout w:type="fixed"/>
-              <w:tblLook w:firstColumn="1" w:firstRow="1" w:lastColumn="0" w:lastRow="0" w:noHBand="0" w:noVBand="1" w:val="04A0"/>
-              <w:tblLayout w:type="fixed"/>
-            </w:tblPr>
-            <w:tblGrid>
-              <w:gridCol w:w="432"/>
-              <w:gridCol w:w="382"/>
-              <w:gridCol w:w="432"/>
-              <w:gridCol w:w="382"/>
-              <w:gridCol w:w="432"/>
-              <w:gridCol w:w="382"/>
-              <w:gridCol w:w="382"/>
-              <w:gridCol w:w="382"/>
-              <w:gridCol w:w="432"/>
-              <w:gridCol w:w="382"/>
-              <w:gridCol w:w="432"/>
-              <w:gridCol w:w="382"/>
-              <w:gridCol w:w="382"/>
-              <w:gridCol w:w="382"/>
-              <w:gridCol w:w="432"/>
-              <w:gridCol w:w="382"/>
-              <w:gridCol w:w="432"/>
-              <w:gridCol w:w="382"/>
-              <w:gridCol w:w="382"/>
-              <w:gridCol w:w="382"/>
-              <w:gridCol w:w="382"/>
-              <w:gridCol w:w="382"/>
-              <w:gridCol w:w="432"/>
-              <w:gridCol w:w="382"/>
-              <w:gridCol w:w="382"/>
-              <w:gridCol w:w="382"/>
-            </w:tblGrid>
-            <w:tr>
-              <w:trPr>
-                <w:cantSplit/>
-                <w:trHeight w:val="489" w:hRule="atLeast"/>
-              </w:trPr>
-              <w:tc>
-                <w:tcPr>
-                  <w:tcW w:type="dxa" w:w="432"/>
-                  <w:vAlign w:val="center"/>
-                  <w:tcMar>
-                    <w:top w:w="0" w:type="dxa"/>
-                    <w:left w:w="0" w:type="dxa"/>
-                    <w:bottom w:w="0" w:type="dxa"/>
-                    <w:right w:w="10" w:type="dxa"/>
-                  </w:tcMar>
-                </w:tcPr>
-                <w:p>
-                  <w:pPr>
-                    <w:spacing w:after="0"/>
-                    <w:jc w:val="right"/>
-                  </w:pPr>
-                  <w:r>
-                    <w:rPr>
-                      <w:rFonts w:ascii="Trade Gothic Next" w:hAnsi="Trade Gothic Next"/>
-                      <w:b/>
-                      <w:color w:val="55604F"/>
-                      <w:sz w:val="16"/>
-                      <w:u w:val="none"/>
-                    </w:rPr>
-                    <w:t>1s</w:t>
-                  </w:r>
-                </w:p>
-              </w:tc>
-              <w:tc>
-                <w:tcPr>
-                  <w:tcW w:type="dxa" w:w="382"/>
-                  <w:tcBorders>
-                    <w:top w:val="single" w:sz="8" w:color="4D730E"/>
-                    <w:left w:val="single" w:sz="8" w:color="4D730E"/>
-                    <w:bottom w:val="single" w:sz="8" w:color="4D730E"/>
-                    <w:right w:val="single" w:sz="8" w:color="4D730E"/>
-                  </w:tcBorders>
-                  <w:vAlign w:val="center"/>
-                  <w:tcMar>
-                    <w:top w:w="0" w:type="dxa"/>
-                    <w:left w:w="0" w:type="dxa"/>
-                    <w:bottom w:w="0" w:type="dxa"/>
-                    <w:right w:w="0" w:type="dxa"/>
-                  </w:tcMar>
-                </w:tcPr>
-                <w:p>
-                  <w:pPr>
-                    <w:spacing w:after="0"/>
-                    <w:jc w:val="center"/>
-                  </w:pPr>
-                </w:p>
-              </w:tc>
-              <w:tc>
-                <w:tcPr>
-                  <w:tcW w:type="dxa" w:w="432"/>
-                  <w:vAlign w:val="center"/>
-                  <w:tcMar>
-                    <w:top w:w="0" w:type="dxa"/>
-                    <w:left w:w="0" w:type="dxa"/>
-                    <w:bottom w:w="0" w:type="dxa"/>
-                    <w:right w:w="10" w:type="dxa"/>
-                  </w:tcMar>
-                </w:tcPr>
-                <w:p>
-                  <w:pPr>
-                    <w:spacing w:after="0"/>
-                    <w:jc w:val="right"/>
-                  </w:pPr>
-                  <w:r>
-                    <w:rPr>
-                      <w:rFonts w:ascii="Trade Gothic Next" w:hAnsi="Trade Gothic Next"/>
-                      <w:b/>
-                      <w:color w:val="55604F"/>
-                      <w:sz w:val="16"/>
-                      <w:u w:val="none"/>
-                    </w:rPr>
-                    <w:t>2s</w:t>
-                  </w:r>
-                </w:p>
-              </w:tc>
-              <w:tc>
-                <w:tcPr>
-                  <w:tcW w:type="dxa" w:w="382"/>
-                  <w:tcBorders>
-                    <w:top w:val="single" w:sz="8" w:color="4D730E"/>
-                    <w:left w:val="single" w:sz="8" w:color="4D730E"/>
-                    <w:bottom w:val="single" w:sz="8" w:color="4D730E"/>
-                    <w:right w:val="single" w:sz="8" w:color="4D730E"/>
-                  </w:tcBorders>
-                  <w:vAlign w:val="center"/>
-                  <w:tcMar>
-                    <w:top w:w="0" w:type="dxa"/>
-                    <w:left w:w="0" w:type="dxa"/>
-                    <w:bottom w:w="0" w:type="dxa"/>
-                    <w:right w:w="0" w:type="dxa"/>
-                  </w:tcMar>
-                </w:tcPr>
-                <w:p>
-                  <w:pPr>
-                    <w:spacing w:after="0"/>
-                    <w:jc w:val="center"/>
-                  </w:pPr>
-                </w:p>
-              </w:tc>
-              <w:tc>
-                <w:tcPr>
-                  <w:tcW w:type="dxa" w:w="432"/>
-                  <w:vAlign w:val="center"/>
-                  <w:tcMar>
-                    <w:top w:w="0" w:type="dxa"/>
-                    <w:left w:w="0" w:type="dxa"/>
-                    <w:bottom w:w="0" w:type="dxa"/>
-                    <w:right w:w="10" w:type="dxa"/>
-                  </w:tcMar>
-                </w:tcPr>
-                <w:p>
-                  <w:pPr>
-                    <w:spacing w:after="0"/>
-                    <w:jc w:val="right"/>
-                  </w:pPr>
-                  <w:r>
-                    <w:rPr>
-                      <w:rFonts w:ascii="Trade Gothic Next" w:hAnsi="Trade Gothic Next"/>
-                      <w:b/>
-                      <w:color w:val="55604F"/>
-                      <w:sz w:val="16"/>
-                      <w:u w:val="none"/>
-                    </w:rPr>
-                    <w:t>2p</w:t>
-                  </w:r>
-                </w:p>
-              </w:tc>
-              <w:tc>
-                <w:tcPr>
-                  <w:tcW w:type="dxa" w:w="382"/>
-                  <w:tcBorders>
-                    <w:top w:val="single" w:sz="8" w:color="4D730E"/>
-                    <w:left w:val="single" w:sz="8" w:color="4D730E"/>
-                    <w:bottom w:val="single" w:sz="8" w:color="4D730E"/>
-                    <w:right w:val="single" w:sz="8" w:color="4D730E"/>
-                  </w:tcBorders>
-                  <w:vAlign w:val="center"/>
-                  <w:tcMar>
-                    <w:top w:w="0" w:type="dxa"/>
-                    <w:left w:w="0" w:type="dxa"/>
-                    <w:bottom w:w="0" w:type="dxa"/>
-                    <w:right w:w="0" w:type="dxa"/>
-                  </w:tcMar>
-                </w:tcPr>
-                <w:p>
-                  <w:pPr>
-                    <w:spacing w:after="0"/>
-                    <w:jc w:val="center"/>
-                  </w:pPr>
-                </w:p>
-              </w:tc>
-              <w:tc>
-                <w:tcPr>
-                  <w:tcW w:type="dxa" w:w="382"/>
-                  <w:tcBorders>
-                    <w:top w:val="single" w:sz="8" w:color="4D730E"/>
-                    <w:left w:val="single" w:sz="8" w:color="4D730E"/>
-                    <w:bottom w:val="single" w:sz="8" w:color="4D730E"/>
-                    <w:right w:val="single" w:sz="8" w:color="4D730E"/>
-                  </w:tcBorders>
-                  <w:vAlign w:val="center"/>
-                  <w:tcMar>
-                    <w:top w:w="0" w:type="dxa"/>
-                    <w:left w:w="0" w:type="dxa"/>
-                    <w:bottom w:w="0" w:type="dxa"/>
-                    <w:right w:w="0" w:type="dxa"/>
-                  </w:tcMar>
-                </w:tcPr>
-                <w:p>
-                  <w:pPr>
-                    <w:spacing w:after="0"/>
-                    <w:jc w:val="center"/>
-                  </w:pPr>
-                </w:p>
-              </w:tc>
-              <w:tc>
-                <w:tcPr>
-                  <w:tcW w:type="dxa" w:w="382"/>
-                  <w:tcBorders>
-                    <w:top w:val="single" w:sz="8" w:color="4D730E"/>
-                    <w:left w:val="single" w:sz="8" w:color="4D730E"/>
-                    <w:bottom w:val="single" w:sz="8" w:color="4D730E"/>
-                    <w:right w:val="single" w:sz="8" w:color="4D730E"/>
-                  </w:tcBorders>
-                  <w:vAlign w:val="center"/>
-                  <w:tcMar>
-                    <w:top w:w="0" w:type="dxa"/>
-                    <w:left w:w="0" w:type="dxa"/>
-                    <w:bottom w:w="0" w:type="dxa"/>
-                    <w:right w:w="0" w:type="dxa"/>
-                  </w:tcMar>
-                </w:tcPr>
-                <w:p>
-                  <w:pPr>
-                    <w:spacing w:after="0"/>
-                    <w:jc w:val="center"/>
-                  </w:pPr>
-                </w:p>
-              </w:tc>
-              <w:tc>
-                <w:tcPr>
-                  <w:tcW w:type="dxa" w:w="432"/>
-                  <w:vAlign w:val="center"/>
-                  <w:tcMar>
-                    <w:top w:w="0" w:type="dxa"/>
-                    <w:left w:w="0" w:type="dxa"/>
-                    <w:bottom w:w="0" w:type="dxa"/>
-                    <w:right w:w="10" w:type="dxa"/>
-                  </w:tcMar>
-                </w:tcPr>
-                <w:p>
-                  <w:pPr>
-                    <w:spacing w:after="0"/>
-                    <w:jc w:val="right"/>
-                  </w:pPr>
-                  <w:r>
-                    <w:rPr>
-                      <w:rFonts w:ascii="Trade Gothic Next" w:hAnsi="Trade Gothic Next"/>
-                      <w:b/>
-                      <w:color w:val="55604F"/>
-                      <w:sz w:val="16"/>
-                      <w:u w:val="none"/>
-                    </w:rPr>
-                    <w:t>3s</w:t>
-                  </w:r>
-                </w:p>
-              </w:tc>
-              <w:tc>
-                <w:tcPr>
-                  <w:tcW w:type="dxa" w:w="382"/>
-                  <w:tcBorders>
-                    <w:top w:val="single" w:sz="8" w:color="4D730E"/>
-                    <w:left w:val="single" w:sz="8" w:color="4D730E"/>
-                    <w:bottom w:val="single" w:sz="8" w:color="4D730E"/>
-                    <w:right w:val="single" w:sz="8" w:color="4D730E"/>
-                  </w:tcBorders>
-                  <w:vAlign w:val="center"/>
-                  <w:tcMar>
-                    <w:top w:w="0" w:type="dxa"/>
-                    <w:left w:w="0" w:type="dxa"/>
-                    <w:bottom w:w="0" w:type="dxa"/>
-                    <w:right w:w="0" w:type="dxa"/>
-                  </w:tcMar>
-                </w:tcPr>
-                <w:p>
-                  <w:pPr>
-                    <w:spacing w:after="0"/>
-                    <w:jc w:val="center"/>
-                  </w:pPr>
-                </w:p>
-              </w:tc>
-              <w:tc>
-                <w:tcPr>
-                  <w:tcW w:type="dxa" w:w="432"/>
-                  <w:vAlign w:val="center"/>
-                  <w:tcMar>
-                    <w:top w:w="0" w:type="dxa"/>
-                    <w:left w:w="0" w:type="dxa"/>
-                    <w:bottom w:w="0" w:type="dxa"/>
-                    <w:right w:w="10" w:type="dxa"/>
-                  </w:tcMar>
-                </w:tcPr>
-                <w:p>
-                  <w:pPr>
-                    <w:spacing w:after="0"/>
-                    <w:jc w:val="right"/>
-                  </w:pPr>
-                  <w:r>
-                    <w:rPr>
-                      <w:rFonts w:ascii="Trade Gothic Next" w:hAnsi="Trade Gothic Next"/>
-                      <w:b/>
-                      <w:color w:val="55604F"/>
-                      <w:sz w:val="16"/>
-                      <w:u w:val="none"/>
-                    </w:rPr>
-                    <w:t>3p</w:t>
-                  </w:r>
-                </w:p>
-              </w:tc>
-              <w:tc>
-                <w:tcPr>
-                  <w:tcW w:type="dxa" w:w="382"/>
-                  <w:tcBorders>
-                    <w:top w:val="single" w:sz="8" w:color="4D730E"/>
-                    <w:left w:val="single" w:sz="8" w:color="4D730E"/>
-                    <w:bottom w:val="single" w:sz="8" w:color="4D730E"/>
-                    <w:right w:val="single" w:sz="8" w:color="4D730E"/>
-                  </w:tcBorders>
-                  <w:vAlign w:val="center"/>
-                  <w:tcMar>
-                    <w:top w:w="0" w:type="dxa"/>
-                    <w:left w:w="0" w:type="dxa"/>
-                    <w:bottom w:w="0" w:type="dxa"/>
-                    <w:right w:w="0" w:type="dxa"/>
-                  </w:tcMar>
-                </w:tcPr>
-                <w:p>
-                  <w:pPr>
-                    <w:spacing w:after="0"/>
-                    <w:jc w:val="center"/>
-                  </w:pPr>
-                </w:p>
-              </w:tc>
-              <w:tc>
-                <w:tcPr>
-                  <w:tcW w:type="dxa" w:w="382"/>
-                  <w:tcBorders>
-                    <w:top w:val="single" w:sz="8" w:color="4D730E"/>
-                    <w:left w:val="single" w:sz="8" w:color="4D730E"/>
-                    <w:bottom w:val="single" w:sz="8" w:color="4D730E"/>
-                    <w:right w:val="single" w:sz="8" w:color="4D730E"/>
-                  </w:tcBorders>
-                  <w:vAlign w:val="center"/>
-                  <w:tcMar>
-                    <w:top w:w="0" w:type="dxa"/>
-                    <w:left w:w="0" w:type="dxa"/>
-                    <w:bottom w:w="0" w:type="dxa"/>
-                    <w:right w:w="0" w:type="dxa"/>
-                  </w:tcMar>
-                </w:tcPr>
-                <w:p>
-                  <w:pPr>
-                    <w:spacing w:after="0"/>
-                    <w:jc w:val="center"/>
-                  </w:pPr>
-                </w:p>
-              </w:tc>
-              <w:tc>
-                <w:tcPr>
-                  <w:tcW w:type="dxa" w:w="382"/>
-                  <w:tcBorders>
-                    <w:top w:val="single" w:sz="8" w:color="4D730E"/>
-                    <w:left w:val="single" w:sz="8" w:color="4D730E"/>
-                    <w:bottom w:val="single" w:sz="8" w:color="4D730E"/>
-                    <w:right w:val="single" w:sz="8" w:color="4D730E"/>
-                  </w:tcBorders>
-                  <w:vAlign w:val="center"/>
-                  <w:tcMar>
-                    <w:top w:w="0" w:type="dxa"/>
-                    <w:left w:w="0" w:type="dxa"/>
-                    <w:bottom w:w="0" w:type="dxa"/>
-                    <w:right w:w="0" w:type="dxa"/>
-                  </w:tcMar>
-                </w:tcPr>
-                <w:p>
-                  <w:pPr>
-                    <w:spacing w:after="0"/>
-                    <w:jc w:val="center"/>
-                  </w:pPr>
-                </w:p>
-              </w:tc>
-              <w:tc>
-                <w:tcPr>
-                  <w:tcW w:type="dxa" w:w="432"/>
-                  <w:vAlign w:val="center"/>
-                  <w:tcMar>
-                    <w:top w:w="0" w:type="dxa"/>
-                    <w:left w:w="0" w:type="dxa"/>
-                    <w:bottom w:w="0" w:type="dxa"/>
-                    <w:right w:w="10" w:type="dxa"/>
-                  </w:tcMar>
-                </w:tcPr>
-                <w:p>
-                  <w:pPr>
-                    <w:spacing w:after="0"/>
-                    <w:jc w:val="right"/>
-                  </w:pPr>
-                  <w:r>
-                    <w:rPr>
-                      <w:rFonts w:ascii="Trade Gothic Next" w:hAnsi="Trade Gothic Next"/>
-                      <w:b/>
-                      <w:color w:val="55604F"/>
-                      <w:sz w:val="16"/>
-                      <w:u w:val="none"/>
-                    </w:rPr>
-                    <w:t>4s</w:t>
-                  </w:r>
-                </w:p>
-              </w:tc>
-              <w:tc>
-                <w:tcPr>
-                  <w:tcW w:type="dxa" w:w="382"/>
-                  <w:tcBorders>
-                    <w:top w:val="single" w:sz="8" w:color="4D730E"/>
-                    <w:left w:val="single" w:sz="8" w:color="4D730E"/>
-                    <w:bottom w:val="single" w:sz="8" w:color="4D730E"/>
-                    <w:right w:val="single" w:sz="8" w:color="4D730E"/>
-                  </w:tcBorders>
-                  <w:vAlign w:val="center"/>
-                  <w:tcMar>
-                    <w:top w:w="0" w:type="dxa"/>
-                    <w:left w:w="0" w:type="dxa"/>
-                    <w:bottom w:w="0" w:type="dxa"/>
-                    <w:right w:w="0" w:type="dxa"/>
-                  </w:tcMar>
-                </w:tcPr>
-                <w:p>
-                  <w:pPr>
-                    <w:spacing w:after="0"/>
-                    <w:jc w:val="center"/>
-                  </w:pPr>
-                </w:p>
-              </w:tc>
-              <w:tc>
-                <w:tcPr>
-                  <w:tcW w:type="dxa" w:w="432"/>
-                  <w:vAlign w:val="center"/>
-                  <w:tcMar>
-                    <w:top w:w="0" w:type="dxa"/>
-                    <w:left w:w="0" w:type="dxa"/>
-                    <w:bottom w:w="0" w:type="dxa"/>
-                    <w:right w:w="10" w:type="dxa"/>
-                  </w:tcMar>
-                </w:tcPr>
-                <w:p>
-                  <w:pPr>
-                    <w:spacing w:after="0"/>
-                    <w:jc w:val="right"/>
-                  </w:pPr>
-                  <w:r>
-                    <w:rPr>
-                      <w:rFonts w:ascii="Trade Gothic Next" w:hAnsi="Trade Gothic Next"/>
-                      <w:b/>
-                      <w:color w:val="55604F"/>
-                      <w:sz w:val="16"/>
-                      <w:u w:val="none"/>
-                    </w:rPr>
-                    <w:t>3d</w:t>
-                  </w:r>
-                </w:p>
-              </w:tc>
-              <w:tc>
-                <w:tcPr>
-                  <w:tcW w:type="dxa" w:w="382"/>
-                  <w:tcBorders>
-                    <w:top w:val="single" w:sz="8" w:color="4D730E"/>
-                    <w:left w:val="single" w:sz="8" w:color="4D730E"/>
-                    <w:bottom w:val="single" w:sz="8" w:color="4D730E"/>
-                    <w:right w:val="single" w:sz="8" w:color="4D730E"/>
-                  </w:tcBorders>
-                  <w:vAlign w:val="center"/>
-                  <w:tcMar>
-                    <w:top w:w="0" w:type="dxa"/>
-                    <w:left w:w="0" w:type="dxa"/>
-                    <w:bottom w:w="0" w:type="dxa"/>
-                    <w:right w:w="0" w:type="dxa"/>
-                  </w:tcMar>
-                </w:tcPr>
-                <w:p>
-                  <w:pPr>
-                    <w:spacing w:after="0"/>
-                    <w:jc w:val="center"/>
-                  </w:pPr>
-                </w:p>
-              </w:tc>
-              <w:tc>
-                <w:tcPr>
-                  <w:tcW w:type="dxa" w:w="382"/>
-                  <w:tcBorders>
-                    <w:top w:val="single" w:sz="8" w:color="4D730E"/>
-                    <w:left w:val="single" w:sz="8" w:color="4D730E"/>
-                    <w:bottom w:val="single" w:sz="8" w:color="4D730E"/>
-                    <w:right w:val="single" w:sz="8" w:color="4D730E"/>
-                  </w:tcBorders>
-                  <w:vAlign w:val="center"/>
-                  <w:tcMar>
-                    <w:top w:w="0" w:type="dxa"/>
-                    <w:left w:w="0" w:type="dxa"/>
-                    <w:bottom w:w="0" w:type="dxa"/>
-                    <w:right w:w="0" w:type="dxa"/>
-                  </w:tcMar>
-                </w:tcPr>
-                <w:p>
-                  <w:pPr>
-                    <w:spacing w:after="0"/>
-                    <w:jc w:val="center"/>
-                  </w:pPr>
-                </w:p>
-              </w:tc>
-              <w:tc>
-                <w:tcPr>
-                  <w:tcW w:type="dxa" w:w="382"/>
-                  <w:tcBorders>
-                    <w:top w:val="single" w:sz="8" w:color="4D730E"/>
-                    <w:left w:val="single" w:sz="8" w:color="4D730E"/>
-                    <w:bottom w:val="single" w:sz="8" w:color="4D730E"/>
-                    <w:right w:val="single" w:sz="8" w:color="4D730E"/>
-                  </w:tcBorders>
-                  <w:vAlign w:val="center"/>
-                  <w:tcMar>
-                    <w:top w:w="0" w:type="dxa"/>
-                    <w:left w:w="0" w:type="dxa"/>
-                    <w:bottom w:w="0" w:type="dxa"/>
-                    <w:right w:w="0" w:type="dxa"/>
-                  </w:tcMar>
-                </w:tcPr>
-                <w:p>
-                  <w:pPr>
-                    <w:spacing w:after="0"/>
-                    <w:jc w:val="center"/>
-                  </w:pPr>
-                </w:p>
-              </w:tc>
-              <w:tc>
-                <w:tcPr>
-                  <w:tcW w:type="dxa" w:w="382"/>
-                  <w:tcBorders>
-                    <w:top w:val="single" w:sz="8" w:color="4D730E"/>
-                    <w:left w:val="single" w:sz="8" w:color="4D730E"/>
-                    <w:bottom w:val="single" w:sz="8" w:color="4D730E"/>
-                    <w:right w:val="single" w:sz="8" w:color="4D730E"/>
-                  </w:tcBorders>
-                  <w:vAlign w:val="center"/>
-                  <w:tcMar>
-                    <w:top w:w="0" w:type="dxa"/>
-                    <w:left w:w="0" w:type="dxa"/>
-                    <w:bottom w:w="0" w:type="dxa"/>
-                    <w:right w:w="0" w:type="dxa"/>
-                  </w:tcMar>
-                </w:tcPr>
-                <w:p>
-                  <w:pPr>
-                    <w:spacing w:after="0"/>
-                    <w:jc w:val="center"/>
-                  </w:pPr>
-                </w:p>
-              </w:tc>
-              <w:tc>
-                <w:tcPr>
-                  <w:tcW w:type="dxa" w:w="382"/>
-                  <w:tcBorders>
-                    <w:top w:val="single" w:sz="8" w:color="4D730E"/>
-                    <w:left w:val="single" w:sz="8" w:color="4D730E"/>
-                    <w:bottom w:val="single" w:sz="8" w:color="4D730E"/>
-                    <w:right w:val="single" w:sz="8" w:color="4D730E"/>
-                  </w:tcBorders>
-                  <w:vAlign w:val="center"/>
-                  <w:tcMar>
-                    <w:top w:w="0" w:type="dxa"/>
-                    <w:left w:w="0" w:type="dxa"/>
-                    <w:bottom w:w="0" w:type="dxa"/>
-                    <w:right w:w="0" w:type="dxa"/>
-                  </w:tcMar>
-                </w:tcPr>
-                <w:p>
-                  <w:pPr>
-                    <w:spacing w:after="0"/>
-                    <w:jc w:val="center"/>
-                  </w:pPr>
-                </w:p>
-              </w:tc>
-              <w:tc>
-                <w:tcPr>
-                  <w:tcW w:type="dxa" w:w="432"/>
-                  <w:vAlign w:val="center"/>
-                  <w:tcMar>
-                    <w:top w:w="0" w:type="dxa"/>
-                    <w:left w:w="0" w:type="dxa"/>
-                    <w:bottom w:w="0" w:type="dxa"/>
-                    <w:right w:w="10" w:type="dxa"/>
-                  </w:tcMar>
-                </w:tcPr>
-                <w:p>
-                  <w:pPr>
-                    <w:spacing w:after="0"/>
-                    <w:jc w:val="right"/>
-                  </w:pPr>
-                  <w:r>
-                    <w:rPr>
-                      <w:rFonts w:ascii="Trade Gothic Next" w:hAnsi="Trade Gothic Next"/>
-                      <w:b/>
-                      <w:color w:val="55604F"/>
-                      <w:sz w:val="16"/>
-                      <w:u w:val="none"/>
-                    </w:rPr>
-                    <w:t>4p</w:t>
-                  </w:r>
-                </w:p>
-              </w:tc>
-              <w:tc>
-                <w:tcPr>
-                  <w:tcW w:type="dxa" w:w="382"/>
-                  <w:tcBorders>
-                    <w:top w:val="single" w:sz="8" w:color="4D730E"/>
-                    <w:left w:val="single" w:sz="8" w:color="4D730E"/>
-                    <w:bottom w:val="single" w:sz="8" w:color="4D730E"/>
-                    <w:right w:val="single" w:sz="8" w:color="4D730E"/>
-                  </w:tcBorders>
-                  <w:vAlign w:val="center"/>
-                  <w:tcMar>
-                    <w:top w:w="0" w:type="dxa"/>
-                    <w:left w:w="0" w:type="dxa"/>
-                    <w:bottom w:w="0" w:type="dxa"/>
-                    <w:right w:w="0" w:type="dxa"/>
-                  </w:tcMar>
-                </w:tcPr>
-                <w:p>
-                  <w:pPr>
-                    <w:spacing w:after="0"/>
-                    <w:jc w:val="center"/>
-                  </w:pPr>
-                </w:p>
-              </w:tc>
-              <w:tc>
-                <w:tcPr>
-                  <w:tcW w:type="dxa" w:w="382"/>
-                  <w:tcBorders>
-                    <w:top w:val="single" w:sz="8" w:color="4D730E"/>
-                    <w:left w:val="single" w:sz="8" w:color="4D730E"/>
-                    <w:bottom w:val="single" w:sz="8" w:color="4D730E"/>
-                    <w:right w:val="single" w:sz="8" w:color="4D730E"/>
-                  </w:tcBorders>
-                  <w:vAlign w:val="center"/>
-                  <w:tcMar>
-                    <w:top w:w="0" w:type="dxa"/>
-                    <w:left w:w="0" w:type="dxa"/>
-                    <w:bottom w:w="0" w:type="dxa"/>
-                    <w:right w:w="0" w:type="dxa"/>
-                  </w:tcMar>
-                </w:tcPr>
-                <w:p>
-                  <w:pPr>
-                    <w:spacing w:after="0"/>
-                    <w:jc w:val="center"/>
-                  </w:pPr>
-                </w:p>
-              </w:tc>
-              <w:tc>
-                <w:tcPr>
-                  <w:tcW w:type="dxa" w:w="382"/>
-                  <w:tcBorders>
-                    <w:top w:val="single" w:sz="8" w:color="4D730E"/>
-                    <w:left w:val="single" w:sz="8" w:color="4D730E"/>
-                    <w:bottom w:val="single" w:sz="8" w:color="4D730E"/>
-                    <w:right w:val="single" w:sz="8" w:color="4D730E"/>
-                  </w:tcBorders>
-                  <w:vAlign w:val="center"/>
-                  <w:tcMar>
-                    <w:top w:w="0" w:type="dxa"/>
-                    <w:left w:w="0" w:type="dxa"/>
-                    <w:bottom w:w="0" w:type="dxa"/>
-                    <w:right w:w="0" w:type="dxa"/>
-                  </w:tcMar>
-                </w:tcPr>
-                <w:p>
-                  <w:pPr>
-                    <w:spacing w:after="0"/>
-                    <w:jc w:val="center"/>
-                  </w:pPr>
-                </w:p>
-              </w:tc>
-            </w:tr>
-          </w:tbl>
-          <w:p/>
           <w:p>
             <w:pPr>
-              <w:spacing w:before="0" w:after="0" w:line="80" w:lineRule="exact"/>
+              <w:spacing w:before="0" w:after="0" w:line="1000" w:lineRule="exact"/>
             </w:pPr>
             <w:r>
               <w:rPr>
@@ -10582,7 +3397,11 @@
               </w:tc>
             </w:tr>
           </w:tbl>
-          <w:p/>
+          <w:p>
+            <w:pPr>
+              <w:spacing w:before="0" w:after="0" w:line="20" w:lineRule="exact"/>
+            </w:pPr>
+          </w:p>
           <w:p>
             <w:pPr>
               <w:spacing w:before="0" w:after="0" w:line="40" w:lineRule="exact"/>

--- a/output/chem-u02/SHULL_CHEM_Practice_Set_U02_S02.3_Longhand.docx
+++ b/output/chem-u02/SHULL_CHEM_Practice_Set_U02_S02.3_Longhand.docx
@@ -62,7 +62,7 @@
                 <w:sz w:val="14"/>
                 <w:spacing w:val="26"/>
               </w:rPr>
-              <w:t>PRACTICE SET  ·  ELECTRON CONFIGURATIONS  ·  LONGHAND</w:t>
+              <w:t>OPTIONAL PRACTICE  ·  ELECTRON CONFIGURATIONS  ·  LONGHAND</w:t>
             </w:r>
           </w:p>
         </w:tc>
@@ -76,10 +76,9 @@
         <w:tblLayout w:type="fixed"/>
       </w:tblPr>
       <w:tblGrid>
-        <w:gridCol w:w="4752"/>
+        <w:gridCol w:w="6912"/>
         <w:gridCol w:w="2160"/>
         <w:gridCol w:w="1728"/>
-        <w:gridCol w:w="2160"/>
       </w:tblGrid>
       <w:tr>
         <w:trPr>
@@ -88,7 +87,7 @@
         </w:trPr>
         <w:tc>
           <w:tcPr>
-            <w:tcW w:type="dxa" w:w="4752"/>
+            <w:tcW w:type="dxa" w:w="6912"/>
             <w:vAlign w:val="top"/>
             <w:tcMar>
               <w:top w:w="20" w:type="dxa"/>
@@ -173,36 +172,6 @@
                 <w:u w:val="none"/>
               </w:rPr>
               <w:t>PERIOD</w:t>
-            </w:r>
-          </w:p>
-        </w:tc>
-        <w:tc>
-          <w:tcPr>
-            <w:tcW w:type="dxa" w:w="2160"/>
-            <w:vAlign w:val="top"/>
-            <w:tcMar>
-              <w:top w:w="20" w:type="dxa"/>
-              <w:left w:w="0" w:type="dxa"/>
-              <w:bottom w:w="0" w:type="dxa"/>
-              <w:right w:w="120" w:type="dxa"/>
-            </w:tcMar>
-            <w:tcBorders>
-              <w:bottom w:val="single" w:sz="8" w:color="C8CDC2"/>
-            </w:tcBorders>
-          </w:tcPr>
-          <w:p>
-            <w:pPr>
-              <w:spacing w:after="0"/>
-            </w:pPr>
-            <w:r>
-              <w:rPr>
-                <w:rFonts w:ascii="Trade Gothic Next" w:hAnsi="Trade Gothic Next"/>
-                <w:b/>
-                <w:color w:val="55604F"/>
-                <w:sz w:val="15"/>
-                <w:u w:val="none"/>
-              </w:rPr>
-              <w:t>SCORE  / 5</w:t>
             </w:r>
           </w:p>
         </w:tc>
